--- a/amolnama_news/notes/article.docx
+++ b/amolnama_news/notes/article.docx
@@ -4140,6 +4140,4109 @@
       </w:r>
     </w:p>
     <w:p/>
+    <w:p/>
+    <w:p/>
+    <w:p>
+      <w:pPr>
+        <w:pStyle w:val="NormalWeb"/>
+        <w:shd w:val="clear" w:color="auto" w:fill="252526"/>
+        <w:spacing w:before="0" w:beforeAutospacing="0" w:after="48" w:afterAutospacing="0"/>
+        <w:rPr>
+          <w:rFonts w:ascii="Segoe UI" w:hAnsi="Segoe UI" w:cs="Segoe UI"/>
+          <w:color w:val="CCCCCC"/>
+          <w:sz w:val="20"/>
+          <w:szCs w:val="20"/>
+        </w:rPr>
+      </w:pPr>
+      <w:r>
+        <w:rPr>
+          <w:rFonts w:ascii="Segoe UI" w:hAnsi="Segoe UI" w:cs="Segoe UI"/>
+          <w:color w:val="CCCCCC"/>
+          <w:sz w:val="20"/>
+          <w:szCs w:val="20"/>
+        </w:rPr>
+        <w:t>This is a great feature — like a Bloomberg/Reuters article layout with a contextual sidebar. Let me think through the approach.</w:t>
+      </w:r>
+    </w:p>
+    <w:p>
+      <w:pPr>
+        <w:pStyle w:val="NormalWeb"/>
+        <w:shd w:val="clear" w:color="auto" w:fill="252526"/>
+        <w:spacing w:before="24" w:beforeAutospacing="0" w:after="48" w:afterAutospacing="0"/>
+        <w:rPr>
+          <w:rFonts w:ascii="Segoe UI" w:hAnsi="Segoe UI" w:cs="Segoe UI"/>
+          <w:color w:val="CCCCCC"/>
+          <w:sz w:val="20"/>
+          <w:szCs w:val="20"/>
+        </w:rPr>
+      </w:pPr>
+      <w:r>
+        <w:rPr>
+          <w:rStyle w:val="Strong"/>
+          <w:rFonts w:ascii="Segoe UI" w:eastAsiaTheme="majorEastAsia" w:hAnsi="Segoe UI" w:cs="Segoe UI"/>
+          <w:color w:val="CCCCCC"/>
+          <w:sz w:val="20"/>
+          <w:szCs w:val="20"/>
+        </w:rPr>
+        <w:t>What you're describing:</w:t>
+      </w:r>
+    </w:p>
+    <w:p>
+      <w:pPr>
+        <w:pStyle w:val="HTMLPreformatted"/>
+        <w:shd w:val="clear" w:color="auto" w:fill="252526"/>
+        <w:rPr>
+          <w:rStyle w:val="HTMLCode"/>
+          <w:rFonts w:eastAsiaTheme="majorEastAsia"/>
+          <w:color w:val="D7BA7D"/>
+          <w:sz w:val="18"/>
+          <w:szCs w:val="18"/>
+        </w:rPr>
+      </w:pPr>
+      <w:r>
+        <w:rPr>
+          <w:rStyle w:val="HTMLCode"/>
+          <w:rFonts w:eastAsiaTheme="majorEastAsia"/>
+          <w:color w:val="D7BA7D"/>
+          <w:sz w:val="18"/>
+          <w:szCs w:val="18"/>
+        </w:rPr>
+        <w:t>┌─────────────────┬──────────────────────────────┐</w:t>
+      </w:r>
+    </w:p>
+    <w:p>
+      <w:pPr>
+        <w:pStyle w:val="HTMLPreformatted"/>
+        <w:shd w:val="clear" w:color="auto" w:fill="252526"/>
+        <w:rPr>
+          <w:rStyle w:val="HTMLCode"/>
+          <w:rFonts w:eastAsiaTheme="majorEastAsia"/>
+          <w:color w:val="D7BA7D"/>
+          <w:sz w:val="18"/>
+          <w:szCs w:val="18"/>
+        </w:rPr>
+      </w:pPr>
+      <w:r>
+        <w:rPr>
+          <w:rStyle w:val="HTMLCode"/>
+          <w:rFonts w:eastAsiaTheme="majorEastAsia"/>
+          <w:color w:val="D7BA7D"/>
+          <w:sz w:val="18"/>
+          <w:szCs w:val="18"/>
+        </w:rPr>
+        <w:t>│  KEY INFO       │  HEADLINE                     │</w:t>
+      </w:r>
+    </w:p>
+    <w:p>
+      <w:pPr>
+        <w:pStyle w:val="HTMLPreformatted"/>
+        <w:shd w:val="clear" w:color="auto" w:fill="252526"/>
+        <w:rPr>
+          <w:rStyle w:val="HTMLCode"/>
+          <w:rFonts w:eastAsiaTheme="majorEastAsia"/>
+          <w:color w:val="D7BA7D"/>
+          <w:sz w:val="18"/>
+          <w:szCs w:val="18"/>
+        </w:rPr>
+      </w:pPr>
+      <w:r>
+        <w:rPr>
+          <w:rStyle w:val="HTMLCode"/>
+          <w:rFonts w:eastAsiaTheme="majorEastAsia"/>
+          <w:color w:val="D7BA7D"/>
+          <w:sz w:val="18"/>
+          <w:szCs w:val="18"/>
+        </w:rPr>
+        <w:t>│                 │                               │</w:t>
+      </w:r>
+    </w:p>
+    <w:p>
+      <w:pPr>
+        <w:pStyle w:val="HTMLPreformatted"/>
+        <w:shd w:val="clear" w:color="auto" w:fill="252526"/>
+        <w:rPr>
+          <w:rStyle w:val="HTMLCode"/>
+          <w:rFonts w:eastAsiaTheme="majorEastAsia"/>
+          <w:color w:val="D7BA7D"/>
+          <w:sz w:val="18"/>
+          <w:szCs w:val="18"/>
+        </w:rPr>
+      </w:pPr>
+      <w:r>
+        <w:rPr>
+          <w:rStyle w:val="HTMLCode"/>
+          <w:rFonts w:eastAsiaTheme="majorEastAsia"/>
+          <w:color w:val="D7BA7D"/>
+          <w:sz w:val="18"/>
+          <w:szCs w:val="18"/>
+        </w:rPr>
+        <w:t xml:space="preserve">│  </w:t>
+      </w:r>
+      <w:r>
+        <w:rPr>
+          <w:rStyle w:val="HTMLCode"/>
+          <w:rFonts w:ascii="Segoe UI Emoji" w:eastAsiaTheme="majorEastAsia" w:hAnsi="Segoe UI Emoji" w:cs="Segoe UI Emoji"/>
+          <w:color w:val="D7BA7D"/>
+          <w:sz w:val="18"/>
+          <w:szCs w:val="18"/>
+        </w:rPr>
+        <w:t>📅</w:t>
+      </w:r>
+      <w:r>
+        <w:rPr>
+          <w:rStyle w:val="HTMLCode"/>
+          <w:rFonts w:eastAsiaTheme="majorEastAsia"/>
+          <w:color w:val="D7BA7D"/>
+          <w:sz w:val="18"/>
+          <w:szCs w:val="18"/>
+        </w:rPr>
+        <w:t xml:space="preserve"> </w:t>
+      </w:r>
+      <w:r>
+        <w:rPr>
+          <w:rStyle w:val="HTMLCode"/>
+          <w:rFonts w:eastAsiaTheme="majorEastAsia" w:cs="Vrinda"/>
+          <w:color w:val="D7BA7D"/>
+          <w:sz w:val="18"/>
+          <w:szCs w:val="18"/>
+          <w:cs/>
+          <w:lang w:bidi="bn-IN"/>
+        </w:rPr>
+        <w:t>২ মার্চ</w:t>
+      </w:r>
+      <w:r>
+        <w:rPr>
+          <w:rStyle w:val="HTMLCode"/>
+          <w:rFonts w:eastAsiaTheme="majorEastAsia"/>
+          <w:color w:val="D7BA7D"/>
+          <w:sz w:val="18"/>
+          <w:szCs w:val="18"/>
+        </w:rPr>
+        <w:t xml:space="preserve">     │  Paragraph 1 text about       │</w:t>
+      </w:r>
+    </w:p>
+    <w:p>
+      <w:pPr>
+        <w:pStyle w:val="HTMLPreformatted"/>
+        <w:shd w:val="clear" w:color="auto" w:fill="252526"/>
+        <w:rPr>
+          <w:rStyle w:val="HTMLCode"/>
+          <w:rFonts w:eastAsiaTheme="majorEastAsia"/>
+          <w:color w:val="D7BA7D"/>
+          <w:sz w:val="18"/>
+          <w:szCs w:val="18"/>
+        </w:rPr>
+      </w:pPr>
+      <w:r>
+        <w:rPr>
+          <w:rStyle w:val="HTMLCode"/>
+          <w:rFonts w:eastAsiaTheme="majorEastAsia"/>
+          <w:color w:val="D7BA7D"/>
+          <w:sz w:val="18"/>
+          <w:szCs w:val="18"/>
+        </w:rPr>
+        <w:t xml:space="preserve">│  </w:t>
+      </w:r>
+      <w:r>
+        <w:rPr>
+          <w:rStyle w:val="HTMLCode"/>
+          <w:rFonts w:ascii="Segoe UI Emoji" w:eastAsiaTheme="majorEastAsia" w:hAnsi="Segoe UI Emoji" w:cs="Segoe UI Emoji"/>
+          <w:color w:val="D7BA7D"/>
+          <w:sz w:val="18"/>
+          <w:szCs w:val="18"/>
+        </w:rPr>
+        <w:t>📍</w:t>
+      </w:r>
+      <w:r>
+        <w:rPr>
+          <w:rStyle w:val="HTMLCode"/>
+          <w:rFonts w:eastAsiaTheme="majorEastAsia"/>
+          <w:color w:val="D7BA7D"/>
+          <w:sz w:val="18"/>
+          <w:szCs w:val="18"/>
+        </w:rPr>
+        <w:t xml:space="preserve"> </w:t>
+      </w:r>
+      <w:r>
+        <w:rPr>
+          <w:rStyle w:val="HTMLCode"/>
+          <w:rFonts w:eastAsiaTheme="majorEastAsia" w:cs="Vrinda"/>
+          <w:color w:val="D7BA7D"/>
+          <w:sz w:val="18"/>
+          <w:szCs w:val="18"/>
+          <w:cs/>
+          <w:lang w:bidi="bn-IN"/>
+        </w:rPr>
+        <w:t>ঢাকা</w:t>
+      </w:r>
+      <w:r>
+        <w:rPr>
+          <w:rStyle w:val="HTMLCode"/>
+          <w:rFonts w:eastAsiaTheme="majorEastAsia"/>
+          <w:color w:val="D7BA7D"/>
+          <w:sz w:val="18"/>
+          <w:szCs w:val="18"/>
+        </w:rPr>
+        <w:t xml:space="preserve">       │  the incident in Dhaka on     │</w:t>
+      </w:r>
+    </w:p>
+    <w:p>
+      <w:pPr>
+        <w:pStyle w:val="HTMLPreformatted"/>
+        <w:shd w:val="clear" w:color="auto" w:fill="252526"/>
+        <w:rPr>
+          <w:rStyle w:val="HTMLCode"/>
+          <w:rFonts w:eastAsiaTheme="majorEastAsia"/>
+          <w:color w:val="D7BA7D"/>
+          <w:sz w:val="18"/>
+          <w:szCs w:val="18"/>
+        </w:rPr>
+      </w:pPr>
+      <w:r>
+        <w:rPr>
+          <w:rStyle w:val="HTMLCode"/>
+          <w:rFonts w:eastAsiaTheme="majorEastAsia"/>
+          <w:color w:val="D7BA7D"/>
+          <w:sz w:val="18"/>
+          <w:szCs w:val="18"/>
+        </w:rPr>
+        <w:t xml:space="preserve">│  </w:t>
+      </w:r>
+      <w:r>
+        <w:rPr>
+          <w:rStyle w:val="HTMLCode"/>
+          <w:rFonts w:ascii="Segoe UI Emoji" w:eastAsiaTheme="majorEastAsia" w:hAnsi="Segoe UI Emoji" w:cs="Segoe UI Emoji"/>
+          <w:color w:val="D7BA7D"/>
+          <w:sz w:val="18"/>
+          <w:szCs w:val="18"/>
+        </w:rPr>
+        <w:t>👤</w:t>
+      </w:r>
+      <w:r>
+        <w:rPr>
+          <w:rStyle w:val="HTMLCode"/>
+          <w:rFonts w:eastAsiaTheme="majorEastAsia"/>
+          <w:color w:val="D7BA7D"/>
+          <w:sz w:val="18"/>
+          <w:szCs w:val="18"/>
+        </w:rPr>
+        <w:t xml:space="preserve"> </w:t>
+      </w:r>
+      <w:r>
+        <w:rPr>
+          <w:rStyle w:val="HTMLCode"/>
+          <w:rFonts w:eastAsiaTheme="majorEastAsia" w:cs="Vrinda"/>
+          <w:color w:val="D7BA7D"/>
+          <w:sz w:val="18"/>
+          <w:szCs w:val="18"/>
+          <w:cs/>
+          <w:lang w:bidi="bn-IN"/>
+        </w:rPr>
+        <w:t>জিয়া</w:t>
+      </w:r>
+      <w:r>
+        <w:rPr>
+          <w:rStyle w:val="HTMLCode"/>
+          <w:rFonts w:eastAsiaTheme="majorEastAsia"/>
+          <w:color w:val="D7BA7D"/>
+          <w:sz w:val="18"/>
+          <w:szCs w:val="18"/>
+        </w:rPr>
+        <w:t xml:space="preserve">       │  2nd March involving Zia...    │</w:t>
+      </w:r>
+    </w:p>
+    <w:p>
+      <w:pPr>
+        <w:pStyle w:val="HTMLPreformatted"/>
+        <w:shd w:val="clear" w:color="auto" w:fill="252526"/>
+        <w:rPr>
+          <w:rStyle w:val="HTMLCode"/>
+          <w:rFonts w:eastAsiaTheme="majorEastAsia"/>
+          <w:color w:val="D7BA7D"/>
+          <w:sz w:val="18"/>
+          <w:szCs w:val="18"/>
+        </w:rPr>
+      </w:pPr>
+      <w:r>
+        <w:rPr>
+          <w:rStyle w:val="HTMLCode"/>
+          <w:rFonts w:eastAsiaTheme="majorEastAsia"/>
+          <w:color w:val="D7BA7D"/>
+          <w:sz w:val="18"/>
+          <w:szCs w:val="18"/>
+        </w:rPr>
+        <w:t>│                 │                               │</w:t>
+      </w:r>
+    </w:p>
+    <w:p>
+      <w:pPr>
+        <w:pStyle w:val="HTMLPreformatted"/>
+        <w:shd w:val="clear" w:color="auto" w:fill="252526"/>
+        <w:rPr>
+          <w:rStyle w:val="HTMLCode"/>
+          <w:rFonts w:eastAsiaTheme="majorEastAsia"/>
+          <w:color w:val="D7BA7D"/>
+          <w:sz w:val="18"/>
+          <w:szCs w:val="18"/>
+        </w:rPr>
+      </w:pPr>
+      <w:r>
+        <w:rPr>
+          <w:rStyle w:val="HTMLCode"/>
+          <w:rFonts w:eastAsiaTheme="majorEastAsia"/>
+          <w:color w:val="D7BA7D"/>
+          <w:sz w:val="18"/>
+          <w:szCs w:val="18"/>
+        </w:rPr>
+        <w:t xml:space="preserve">│  </w:t>
+      </w:r>
+      <w:r>
+        <w:rPr>
+          <w:rStyle w:val="HTMLCode"/>
+          <w:rFonts w:ascii="Segoe UI Emoji" w:eastAsiaTheme="majorEastAsia" w:hAnsi="Segoe UI Emoji" w:cs="Segoe UI Emoji"/>
+          <w:color w:val="D7BA7D"/>
+          <w:sz w:val="18"/>
+          <w:szCs w:val="18"/>
+        </w:rPr>
+        <w:t>💰</w:t>
+      </w:r>
+      <w:r>
+        <w:rPr>
+          <w:rStyle w:val="HTMLCode"/>
+          <w:rFonts w:eastAsiaTheme="majorEastAsia"/>
+          <w:color w:val="D7BA7D"/>
+          <w:sz w:val="18"/>
+          <w:szCs w:val="18"/>
+        </w:rPr>
+        <w:t xml:space="preserve"> </w:t>
+      </w:r>
+      <w:r>
+        <w:rPr>
+          <w:rStyle w:val="HTMLCode"/>
+          <w:rFonts w:eastAsiaTheme="majorEastAsia" w:cs="Vrinda"/>
+          <w:color w:val="D7BA7D"/>
+          <w:sz w:val="18"/>
+          <w:szCs w:val="18"/>
+          <w:cs/>
+          <w:lang w:bidi="bn-IN"/>
+        </w:rPr>
+        <w:t>১২০ টাকা</w:t>
+      </w:r>
+      <w:r>
+        <w:rPr>
+          <w:rStyle w:val="HTMLCode"/>
+          <w:rFonts w:eastAsiaTheme="majorEastAsia"/>
+          <w:color w:val="D7BA7D"/>
+          <w:sz w:val="18"/>
+          <w:szCs w:val="18"/>
+        </w:rPr>
+        <w:t xml:space="preserve">   │  Paragraph 2 about the        │</w:t>
+      </w:r>
+    </w:p>
+    <w:p>
+      <w:pPr>
+        <w:pStyle w:val="HTMLPreformatted"/>
+        <w:shd w:val="clear" w:color="auto" w:fill="252526"/>
+        <w:rPr>
+          <w:rStyle w:val="HTMLCode"/>
+          <w:rFonts w:eastAsiaTheme="majorEastAsia"/>
+          <w:color w:val="D7BA7D"/>
+          <w:sz w:val="18"/>
+          <w:szCs w:val="18"/>
+        </w:rPr>
+      </w:pPr>
+      <w:r>
+        <w:rPr>
+          <w:rStyle w:val="HTMLCode"/>
+          <w:rFonts w:eastAsiaTheme="majorEastAsia"/>
+          <w:color w:val="D7BA7D"/>
+          <w:sz w:val="18"/>
+          <w:szCs w:val="18"/>
+        </w:rPr>
+        <w:t xml:space="preserve">│  </w:t>
+      </w:r>
+      <w:r>
+        <w:rPr>
+          <w:rStyle w:val="HTMLCode"/>
+          <w:rFonts w:ascii="Segoe UI Emoji" w:eastAsiaTheme="majorEastAsia" w:hAnsi="Segoe UI Emoji" w:cs="Segoe UI Emoji"/>
+          <w:color w:val="D7BA7D"/>
+          <w:sz w:val="18"/>
+          <w:szCs w:val="18"/>
+        </w:rPr>
+        <w:t>📍</w:t>
+      </w:r>
+      <w:r>
+        <w:rPr>
+          <w:rStyle w:val="HTMLCode"/>
+          <w:rFonts w:eastAsiaTheme="majorEastAsia"/>
+          <w:color w:val="D7BA7D"/>
+          <w:sz w:val="18"/>
+          <w:szCs w:val="18"/>
+        </w:rPr>
+        <w:t xml:space="preserve"> </w:t>
+      </w:r>
+      <w:r>
+        <w:rPr>
+          <w:rStyle w:val="HTMLCode"/>
+          <w:rFonts w:eastAsiaTheme="majorEastAsia" w:cs="Vrinda"/>
+          <w:color w:val="D7BA7D"/>
+          <w:sz w:val="18"/>
+          <w:szCs w:val="18"/>
+          <w:cs/>
+          <w:lang w:bidi="bn-IN"/>
+        </w:rPr>
+        <w:t>চট্টগ্রাম</w:t>
+      </w:r>
+      <w:r>
+        <w:rPr>
+          <w:rStyle w:val="HTMLCode"/>
+          <w:rFonts w:eastAsiaTheme="majorEastAsia"/>
+          <w:color w:val="D7BA7D"/>
+          <w:sz w:val="18"/>
+          <w:szCs w:val="18"/>
+        </w:rPr>
+        <w:t xml:space="preserve">   │  extortion demand of 120tk    │</w:t>
+      </w:r>
+    </w:p>
+    <w:p>
+      <w:pPr>
+        <w:pStyle w:val="HTMLPreformatted"/>
+        <w:shd w:val="clear" w:color="auto" w:fill="252526"/>
+        <w:rPr>
+          <w:rStyle w:val="HTMLCode"/>
+          <w:rFonts w:eastAsiaTheme="majorEastAsia"/>
+          <w:color w:val="D7BA7D"/>
+          <w:sz w:val="18"/>
+          <w:szCs w:val="18"/>
+        </w:rPr>
+      </w:pPr>
+      <w:r>
+        <w:rPr>
+          <w:rStyle w:val="HTMLCode"/>
+          <w:rFonts w:eastAsiaTheme="majorEastAsia"/>
+          <w:color w:val="D7BA7D"/>
+          <w:sz w:val="18"/>
+          <w:szCs w:val="18"/>
+        </w:rPr>
+        <w:t>│                 │  in Chittagong...             │</w:t>
+      </w:r>
+    </w:p>
+    <w:p>
+      <w:pPr>
+        <w:pStyle w:val="HTMLPreformatted"/>
+        <w:shd w:val="clear" w:color="auto" w:fill="252526"/>
+        <w:rPr>
+          <w:rStyle w:val="HTMLCode"/>
+          <w:rFonts w:eastAsiaTheme="majorEastAsia"/>
+          <w:color w:val="D7BA7D"/>
+          <w:sz w:val="18"/>
+          <w:szCs w:val="18"/>
+        </w:rPr>
+      </w:pPr>
+      <w:r>
+        <w:rPr>
+          <w:rStyle w:val="HTMLCode"/>
+          <w:rFonts w:eastAsiaTheme="majorEastAsia"/>
+          <w:color w:val="D7BA7D"/>
+          <w:sz w:val="18"/>
+          <w:szCs w:val="18"/>
+        </w:rPr>
+        <w:t>│                 │                               │</w:t>
+      </w:r>
+    </w:p>
+    <w:p>
+      <w:pPr>
+        <w:pStyle w:val="HTMLPreformatted"/>
+        <w:shd w:val="clear" w:color="auto" w:fill="252526"/>
+        <w:rPr>
+          <w:rStyle w:val="HTMLCode"/>
+          <w:rFonts w:eastAsiaTheme="majorEastAsia"/>
+          <w:color w:val="D7BA7D"/>
+          <w:sz w:val="18"/>
+          <w:szCs w:val="18"/>
+        </w:rPr>
+      </w:pPr>
+      <w:r>
+        <w:rPr>
+          <w:rStyle w:val="HTMLCode"/>
+          <w:rFonts w:eastAsiaTheme="majorEastAsia"/>
+          <w:color w:val="D7BA7D"/>
+          <w:sz w:val="18"/>
+          <w:szCs w:val="18"/>
+        </w:rPr>
+        <w:t xml:space="preserve">│  </w:t>
+      </w:r>
+      <w:r>
+        <w:rPr>
+          <w:rStyle w:val="HTMLCode"/>
+          <w:rFonts w:ascii="Segoe UI Emoji" w:eastAsiaTheme="majorEastAsia" w:hAnsi="Segoe UI Emoji" w:cs="Segoe UI Emoji"/>
+          <w:color w:val="D7BA7D"/>
+          <w:sz w:val="18"/>
+          <w:szCs w:val="18"/>
+        </w:rPr>
+        <w:t>👤</w:t>
+      </w:r>
+      <w:r>
+        <w:rPr>
+          <w:rStyle w:val="HTMLCode"/>
+          <w:rFonts w:eastAsiaTheme="majorEastAsia"/>
+          <w:color w:val="D7BA7D"/>
+          <w:sz w:val="18"/>
+          <w:szCs w:val="18"/>
+        </w:rPr>
+        <w:t xml:space="preserve"> </w:t>
+      </w:r>
+      <w:r>
+        <w:rPr>
+          <w:rStyle w:val="HTMLCode"/>
+          <w:rFonts w:eastAsiaTheme="majorEastAsia" w:cs="Vrinda"/>
+          <w:color w:val="D7BA7D"/>
+          <w:sz w:val="18"/>
+          <w:szCs w:val="18"/>
+          <w:cs/>
+          <w:lang w:bidi="bn-IN"/>
+        </w:rPr>
+        <w:t>পুলিশ</w:t>
+      </w:r>
+      <w:r>
+        <w:rPr>
+          <w:rStyle w:val="HTMLCode"/>
+          <w:rFonts w:eastAsiaTheme="majorEastAsia"/>
+          <w:color w:val="D7BA7D"/>
+          <w:sz w:val="18"/>
+          <w:szCs w:val="18"/>
+        </w:rPr>
+        <w:t xml:space="preserve">      │  Paragraph 3 about police     │</w:t>
+      </w:r>
+    </w:p>
+    <w:p>
+      <w:pPr>
+        <w:pStyle w:val="HTMLPreformatted"/>
+        <w:shd w:val="clear" w:color="auto" w:fill="252526"/>
+        <w:rPr>
+          <w:rStyle w:val="HTMLCode"/>
+          <w:rFonts w:eastAsiaTheme="majorEastAsia"/>
+          <w:color w:val="D7BA7D"/>
+          <w:sz w:val="18"/>
+          <w:szCs w:val="18"/>
+        </w:rPr>
+      </w:pPr>
+      <w:r>
+        <w:rPr>
+          <w:rStyle w:val="HTMLCode"/>
+          <w:rFonts w:eastAsiaTheme="majorEastAsia"/>
+          <w:color w:val="D7BA7D"/>
+          <w:sz w:val="18"/>
+          <w:szCs w:val="18"/>
+        </w:rPr>
+        <w:t xml:space="preserve">│  </w:t>
+      </w:r>
+      <w:r>
+        <w:rPr>
+          <w:rStyle w:val="HTMLCode"/>
+          <w:rFonts w:ascii="Segoe UI Emoji" w:eastAsiaTheme="majorEastAsia" w:hAnsi="Segoe UI Emoji" w:cs="Segoe UI Emoji"/>
+          <w:color w:val="D7BA7D"/>
+          <w:sz w:val="18"/>
+          <w:szCs w:val="18"/>
+        </w:rPr>
+        <w:t>📋</w:t>
+      </w:r>
+      <w:r>
+        <w:rPr>
+          <w:rStyle w:val="HTMLCode"/>
+          <w:rFonts w:eastAsiaTheme="majorEastAsia"/>
+          <w:color w:val="D7BA7D"/>
+          <w:sz w:val="18"/>
+          <w:szCs w:val="18"/>
+        </w:rPr>
+        <w:t xml:space="preserve"> </w:t>
+      </w:r>
+      <w:r>
+        <w:rPr>
+          <w:rStyle w:val="HTMLCode"/>
+          <w:rFonts w:eastAsiaTheme="majorEastAsia" w:cs="Vrinda"/>
+          <w:color w:val="D7BA7D"/>
+          <w:sz w:val="18"/>
+          <w:szCs w:val="18"/>
+          <w:cs/>
+          <w:lang w:bidi="bn-IN"/>
+        </w:rPr>
+        <w:t>এফআইআর</w:t>
+      </w:r>
+      <w:r>
+        <w:rPr>
+          <w:rStyle w:val="HTMLCode"/>
+          <w:rFonts w:eastAsiaTheme="majorEastAsia"/>
+          <w:color w:val="D7BA7D"/>
+          <w:sz w:val="18"/>
+          <w:szCs w:val="18"/>
+        </w:rPr>
+        <w:t xml:space="preserve">    │  filing FIR...                │</w:t>
+      </w:r>
+    </w:p>
+    <w:p>
+      <w:pPr>
+        <w:pStyle w:val="HTMLPreformatted"/>
+        <w:shd w:val="clear" w:color="auto" w:fill="252526"/>
+        <w:rPr>
+          <w:color w:val="CCCCCC"/>
+        </w:rPr>
+      </w:pPr>
+      <w:r>
+        <w:rPr>
+          <w:rStyle w:val="HTMLCode"/>
+          <w:rFonts w:eastAsiaTheme="majorEastAsia"/>
+          <w:color w:val="D7BA7D"/>
+          <w:sz w:val="18"/>
+          <w:szCs w:val="18"/>
+        </w:rPr>
+        <w:t>└─────────────────┴──────────────────────────────┘</w:t>
+      </w:r>
+    </w:p>
+    <w:p/>
+    <w:p/>
+    <w:p>
+      <w:r>
+        <w:t>can you make plan. write down the plan somewhere. re-check the plan then proceed. rather than doing a botch job.</w:t>
+      </w:r>
+    </w:p>
+    <w:p>
+      <w:r>
+        <w:t>for view, everyone no login required. for editing, definitely need login. an article own by user who wrote it can edit it. or someone with higher previlege can edit it or admin can edit anything.</w:t>
+      </w:r>
+      <w:r>
+        <w:t xml:space="preserve"> Kind of like stackoverflow, when an user keeps accumulating point gradually and able to edit other peoples article. People will login with be able to add information but definitely not garbage. All the additional information will be seen by previleged user and will be added on approval by them or admin. </w:t>
+      </w:r>
+      <w:r>
+        <w:t xml:space="preserve">Maybe comment initially added but shown as not approved. This way, we don’t lose time for valuable information to be seen by other users. </w:t>
+      </w:r>
+      <w:r>
+        <w:t>main purpose of comments are to add information not just opinion. or maybe we keep, add information and add comment two sections. what do you think?</w:t>
+      </w:r>
+    </w:p>
+    <w:p>
+      <w:r>
+        <w:t xml:space="preserve">Give me sql database structure table creation script to me. Then I will modify and add them and give feedback to you. </w:t>
+      </w:r>
+    </w:p>
+    <w:p/>
+    <w:p/>
+    <w:p>
+      <w:pPr>
+        <w:pStyle w:val="Heading2"/>
+        <w:spacing w:before="0"/>
+        <w:rPr>
+          <w:rFonts w:ascii="Arial" w:eastAsia="Times New Roman" w:hAnsi="Arial" w:cs="Arial"/>
+          <w:b/>
+          <w:bCs/>
+          <w:color w:val="auto"/>
+          <w:kern w:val="0"/>
+          <w:sz w:val="36"/>
+          <w:szCs w:val="36"/>
+          <w:lang w:eastAsia="en-GB"/>
+          <w14:ligatures w14:val="none"/>
+        </w:rPr>
+      </w:pPr>
+      <w:r>
+        <w:br w:type="page"/>
+      </w:r>
+      <w:r>
+        <w:rPr>
+          <w:rFonts w:ascii="Arial" w:eastAsia="Times New Roman" w:hAnsi="Arial" w:cs="Arial"/>
+          <w:b/>
+          <w:bCs/>
+          <w:color w:val="auto"/>
+          <w:kern w:val="0"/>
+          <w:sz w:val="36"/>
+          <w:szCs w:val="36"/>
+          <w:lang w:eastAsia="en-GB"/>
+          <w14:ligatures w14:val="none"/>
+        </w:rPr>
+        <w:lastRenderedPageBreak/>
+        <w:t>Article View: Full Feature Description</w:t>
+      </w:r>
+    </w:p>
+    <w:p>
+      <w:pPr>
+        <w:spacing w:after="100" w:afterAutospacing="1" w:line="240" w:lineRule="auto"/>
+        <w:rPr>
+          <w:rFonts w:ascii="Arial" w:eastAsia="Times New Roman" w:hAnsi="Arial" w:cs="Arial"/>
+          <w:kern w:val="0"/>
+          <w:sz w:val="24"/>
+          <w:szCs w:val="24"/>
+          <w:lang w:eastAsia="en-GB"/>
+          <w14:ligatures w14:val="none"/>
+        </w:rPr>
+      </w:pPr>
+      <w:r>
+        <w:rPr>
+          <w:rFonts w:ascii="Arial" w:eastAsia="Times New Roman" w:hAnsi="Arial" w:cs="Arial"/>
+          <w:kern w:val="0"/>
+          <w:sz w:val="24"/>
+          <w:szCs w:val="24"/>
+          <w:lang w:eastAsia="en-GB"/>
+          <w14:ligatures w14:val="none"/>
+        </w:rPr>
+        <w:t xml:space="preserve">This document outlines the architectural and functional requirements for the </w:t>
+      </w:r>
+      <w:r>
+        <w:rPr>
+          <w:rFonts w:ascii="Arial" w:eastAsia="Times New Roman" w:hAnsi="Arial" w:cs="Arial"/>
+          <w:b/>
+          <w:bCs/>
+          <w:kern w:val="0"/>
+          <w:sz w:val="24"/>
+          <w:szCs w:val="24"/>
+          <w:lang w:eastAsia="en-GB"/>
+          <w14:ligatures w14:val="none"/>
+        </w:rPr>
+        <w:t>NewsHub Article View</w:t>
+      </w:r>
+      <w:r>
+        <w:rPr>
+          <w:rFonts w:ascii="Arial" w:eastAsia="Times New Roman" w:hAnsi="Arial" w:cs="Arial"/>
+          <w:kern w:val="0"/>
+          <w:sz w:val="24"/>
+          <w:szCs w:val="24"/>
+          <w:lang w:eastAsia="en-GB"/>
+          <w14:ligatures w14:val="none"/>
+        </w:rPr>
+        <w:t>. The goal is to implement a high-authority, data-rich public interface with a robust community moderation and reputation system.</w:t>
+      </w:r>
+    </w:p>
+    <w:p>
+      <w:pPr>
+        <w:spacing w:after="0" w:line="240" w:lineRule="auto"/>
+        <w:rPr>
+          <w:rFonts w:ascii="Arial" w:eastAsia="Times New Roman" w:hAnsi="Arial" w:cs="Arial"/>
+          <w:kern w:val="0"/>
+          <w:sz w:val="24"/>
+          <w:szCs w:val="24"/>
+          <w:lang w:eastAsia="en-GB"/>
+          <w14:ligatures w14:val="none"/>
+        </w:rPr>
+      </w:pPr>
+      <w:r>
+        <w:rPr>
+          <w:rFonts w:ascii="Times New Roman" w:eastAsia="Times New Roman" w:hAnsi="Times New Roman" w:cs="Times New Roman"/>
+          <w:kern w:val="0"/>
+          <w:sz w:val="24"/>
+          <w:szCs w:val="24"/>
+          <w:lang w:eastAsia="en-GB"/>
+          <w14:ligatures w14:val="none"/>
+        </w:rPr>
+        <w:pict w14:anchorId="52D5C5C8">
+          <v:rect id="_x0000_i1028" style="width:0;height:1.5pt" o:hralign="center" o:hrstd="t" o:hr="t" fillcolor="#a0a0a0" stroked="f"/>
+        </w:pict>
+      </w:r>
+    </w:p>
+    <w:p>
+      <w:pPr>
+        <w:spacing w:after="100" w:afterAutospacing="1" w:line="240" w:lineRule="auto"/>
+        <w:outlineLvl w:val="1"/>
+        <w:rPr>
+          <w:rFonts w:ascii="Arial" w:eastAsia="Times New Roman" w:hAnsi="Arial" w:cs="Arial"/>
+          <w:b/>
+          <w:bCs/>
+          <w:kern w:val="0"/>
+          <w:sz w:val="36"/>
+          <w:szCs w:val="36"/>
+          <w:lang w:eastAsia="en-GB"/>
+          <w14:ligatures w14:val="none"/>
+        </w:rPr>
+      </w:pPr>
+      <w:r>
+        <w:rPr>
+          <w:rFonts w:ascii="Arial" w:eastAsia="Times New Roman" w:hAnsi="Arial" w:cs="Arial"/>
+          <w:b/>
+          <w:bCs/>
+          <w:kern w:val="0"/>
+          <w:sz w:val="36"/>
+          <w:szCs w:val="36"/>
+          <w:lang w:eastAsia="en-GB"/>
+          <w14:ligatures w14:val="none"/>
+        </w:rPr>
+        <w:t>1. Layout &amp; Interface</w:t>
+      </w:r>
+    </w:p>
+    <w:p>
+      <w:pPr>
+        <w:spacing w:after="100" w:afterAutospacing="1" w:line="240" w:lineRule="auto"/>
+        <w:rPr>
+          <w:rFonts w:ascii="Arial" w:eastAsia="Times New Roman" w:hAnsi="Arial" w:cs="Arial"/>
+          <w:kern w:val="0"/>
+          <w:sz w:val="24"/>
+          <w:szCs w:val="24"/>
+          <w:lang w:eastAsia="en-GB"/>
+          <w14:ligatures w14:val="none"/>
+        </w:rPr>
+      </w:pPr>
+      <w:r>
+        <w:rPr>
+          <w:rFonts w:ascii="Arial" w:eastAsia="Times New Roman" w:hAnsi="Arial" w:cs="Arial"/>
+          <w:kern w:val="0"/>
+          <w:sz w:val="24"/>
+          <w:szCs w:val="24"/>
+          <w:lang w:eastAsia="en-GB"/>
+          <w14:ligatures w14:val="none"/>
+        </w:rPr>
+        <w:t xml:space="preserve">The page uses a dual-column </w:t>
+      </w:r>
+      <w:r>
+        <w:rPr>
+          <w:rFonts w:ascii="Arial" w:eastAsia="Times New Roman" w:hAnsi="Arial" w:cs="Arial"/>
+          <w:b/>
+          <w:bCs/>
+          <w:kern w:val="0"/>
+          <w:sz w:val="24"/>
+          <w:szCs w:val="24"/>
+          <w:lang w:eastAsia="en-GB"/>
+          <w14:ligatures w14:val="none"/>
+        </w:rPr>
+        <w:t>"Sidenote" layout</w:t>
+      </w:r>
+      <w:r>
+        <w:rPr>
+          <w:rFonts w:ascii="Arial" w:eastAsia="Times New Roman" w:hAnsi="Arial" w:cs="Arial"/>
+          <w:kern w:val="0"/>
+          <w:sz w:val="24"/>
+          <w:szCs w:val="24"/>
+          <w:lang w:eastAsia="en-GB"/>
+          <w14:ligatures w14:val="none"/>
+        </w:rPr>
+        <w:t xml:space="preserve"> (reminiscent of NYT, Bloomberg, or Reuters) located at </w:t>
+      </w:r>
+      <w:r>
+        <w:rPr>
+          <w:rFonts w:ascii="Arial" w:eastAsia="Times New Roman" w:hAnsi="Arial" w:cs="Arial"/>
+          <w:kern w:val="0"/>
+          <w:sz w:val="20"/>
+          <w:szCs w:val="20"/>
+          <w:lang w:eastAsia="en-GB"/>
+          <w14:ligatures w14:val="none"/>
+        </w:rPr>
+        <w:t>/newshub/article/&lt;id&gt;/</w:t>
+      </w:r>
+      <w:r>
+        <w:rPr>
+          <w:rFonts w:ascii="Arial" w:eastAsia="Times New Roman" w:hAnsi="Arial" w:cs="Arial"/>
+          <w:kern w:val="0"/>
+          <w:sz w:val="24"/>
+          <w:szCs w:val="24"/>
+          <w:lang w:eastAsia="en-GB"/>
+          <w14:ligatures w14:val="none"/>
+        </w:rPr>
+        <w:t>.</w:t>
+      </w:r>
+    </w:p>
+    <w:p>
+      <w:pPr>
+        <w:spacing w:after="100" w:afterAutospacing="1" w:line="240" w:lineRule="auto"/>
+        <w:outlineLvl w:val="3"/>
+        <w:rPr>
+          <w:rFonts w:ascii="Arial" w:eastAsia="Times New Roman" w:hAnsi="Arial" w:cs="Arial"/>
+          <w:b/>
+          <w:bCs/>
+          <w:kern w:val="0"/>
+          <w:sz w:val="24"/>
+          <w:szCs w:val="24"/>
+          <w:lang w:eastAsia="en-GB"/>
+          <w14:ligatures w14:val="none"/>
+        </w:rPr>
+      </w:pPr>
+      <w:r>
+        <w:rPr>
+          <w:rFonts w:ascii="Arial" w:eastAsia="Times New Roman" w:hAnsi="Arial" w:cs="Arial"/>
+          <w:b/>
+          <w:bCs/>
+          <w:kern w:val="0"/>
+          <w:sz w:val="24"/>
+          <w:szCs w:val="24"/>
+          <w:lang w:eastAsia="en-GB"/>
+          <w14:ligatures w14:val="none"/>
+        </w:rPr>
+        <w:t>Right Column: Main Content</w:t>
+      </w:r>
+    </w:p>
+    <w:p>
+      <w:pPr>
+        <w:numPr>
+          <w:ilvl w:val="0"/>
+          <w:numId w:val="2"/>
+        </w:numPr>
+        <w:spacing w:after="100" w:afterAutospacing="1" w:line="240" w:lineRule="auto"/>
+        <w:rPr>
+          <w:rFonts w:ascii="Arial" w:eastAsia="Times New Roman" w:hAnsi="Arial" w:cs="Arial"/>
+          <w:kern w:val="0"/>
+          <w:sz w:val="24"/>
+          <w:szCs w:val="24"/>
+          <w:lang w:eastAsia="en-GB"/>
+          <w14:ligatures w14:val="none"/>
+        </w:rPr>
+      </w:pPr>
+      <w:r>
+        <w:rPr>
+          <w:rFonts w:ascii="Arial" w:eastAsia="Times New Roman" w:hAnsi="Arial" w:cs="Arial"/>
+          <w:b/>
+          <w:bCs/>
+          <w:kern w:val="0"/>
+          <w:sz w:val="24"/>
+          <w:szCs w:val="24"/>
+          <w:lang w:eastAsia="en-GB"/>
+          <w14:ligatures w14:val="none"/>
+        </w:rPr>
+        <w:t>Header:</w:t>
+      </w:r>
+      <w:r>
+        <w:rPr>
+          <w:rFonts w:ascii="Arial" w:eastAsia="Times New Roman" w:hAnsi="Arial" w:cs="Arial"/>
+          <w:kern w:val="0"/>
+          <w:sz w:val="24"/>
+          <w:szCs w:val="24"/>
+          <w:lang w:eastAsia="en-GB"/>
+          <w14:ligatures w14:val="none"/>
+        </w:rPr>
+        <w:t xml:space="preserve"> Headline, contributor name, and occurrence date.</w:t>
+      </w:r>
+    </w:p>
+    <w:p>
+      <w:pPr>
+        <w:numPr>
+          <w:ilvl w:val="0"/>
+          <w:numId w:val="2"/>
+        </w:numPr>
+        <w:spacing w:after="100" w:afterAutospacing="1" w:line="240" w:lineRule="auto"/>
+        <w:rPr>
+          <w:rFonts w:ascii="Arial" w:eastAsia="Times New Roman" w:hAnsi="Arial" w:cs="Arial"/>
+          <w:kern w:val="0"/>
+          <w:sz w:val="24"/>
+          <w:szCs w:val="24"/>
+          <w:lang w:eastAsia="en-GB"/>
+          <w14:ligatures w14:val="none"/>
+        </w:rPr>
+      </w:pPr>
+      <w:r>
+        <w:rPr>
+          <w:rFonts w:ascii="Arial" w:eastAsia="Times New Roman" w:hAnsi="Arial" w:cs="Arial"/>
+          <w:b/>
+          <w:bCs/>
+          <w:kern w:val="0"/>
+          <w:sz w:val="24"/>
+          <w:szCs w:val="24"/>
+          <w:lang w:eastAsia="en-GB"/>
+          <w14:ligatures w14:val="none"/>
+        </w:rPr>
+        <w:t>Body:</w:t>
+      </w:r>
+      <w:r>
+        <w:rPr>
+          <w:rFonts w:ascii="Arial" w:eastAsia="Times New Roman" w:hAnsi="Arial" w:cs="Arial"/>
+          <w:kern w:val="0"/>
+          <w:sz w:val="24"/>
+          <w:szCs w:val="24"/>
+          <w:lang w:eastAsia="en-GB"/>
+          <w14:ligatures w14:val="none"/>
+        </w:rPr>
+        <w:t xml:space="preserve"> Article text parsed into logical paragraphs.</w:t>
+      </w:r>
+    </w:p>
+    <w:p>
+      <w:pPr>
+        <w:numPr>
+          <w:ilvl w:val="0"/>
+          <w:numId w:val="2"/>
+        </w:numPr>
+        <w:spacing w:after="100" w:afterAutospacing="1" w:line="240" w:lineRule="auto"/>
+        <w:rPr>
+          <w:rFonts w:ascii="Arial" w:eastAsia="Times New Roman" w:hAnsi="Arial" w:cs="Arial"/>
+          <w:kern w:val="0"/>
+          <w:sz w:val="24"/>
+          <w:szCs w:val="24"/>
+          <w:lang w:eastAsia="en-GB"/>
+          <w14:ligatures w14:val="none"/>
+        </w:rPr>
+      </w:pPr>
+      <w:r>
+        <w:rPr>
+          <w:rFonts w:ascii="Arial" w:eastAsia="Times New Roman" w:hAnsi="Arial" w:cs="Arial"/>
+          <w:b/>
+          <w:bCs/>
+          <w:kern w:val="0"/>
+          <w:sz w:val="24"/>
+          <w:szCs w:val="24"/>
+          <w:lang w:eastAsia="en-GB"/>
+          <w14:ligatures w14:val="none"/>
+        </w:rPr>
+        <w:t>Metadata:</w:t>
+      </w:r>
+      <w:r>
+        <w:rPr>
+          <w:rFonts w:ascii="Arial" w:eastAsia="Times New Roman" w:hAnsi="Arial" w:cs="Arial"/>
+          <w:kern w:val="0"/>
+          <w:sz w:val="24"/>
+          <w:szCs w:val="24"/>
+          <w:lang w:eastAsia="en-GB"/>
+          <w14:ligatures w14:val="none"/>
+        </w:rPr>
+        <w:t xml:space="preserve"> Category badges, tags, and a "Breaking News" indicator.</w:t>
+      </w:r>
+    </w:p>
+    <w:p>
+      <w:pPr>
+        <w:numPr>
+          <w:ilvl w:val="0"/>
+          <w:numId w:val="2"/>
+        </w:numPr>
+        <w:spacing w:after="100" w:afterAutospacing="1" w:line="240" w:lineRule="auto"/>
+        <w:rPr>
+          <w:rFonts w:ascii="Arial" w:eastAsia="Times New Roman" w:hAnsi="Arial" w:cs="Arial"/>
+          <w:kern w:val="0"/>
+          <w:sz w:val="24"/>
+          <w:szCs w:val="24"/>
+          <w:lang w:eastAsia="en-GB"/>
+          <w14:ligatures w14:val="none"/>
+        </w:rPr>
+      </w:pPr>
+      <w:r>
+        <w:rPr>
+          <w:rFonts w:ascii="Arial" w:eastAsia="Times New Roman" w:hAnsi="Arial" w:cs="Arial"/>
+          <w:b/>
+          <w:bCs/>
+          <w:kern w:val="0"/>
+          <w:sz w:val="24"/>
+          <w:szCs w:val="24"/>
+          <w:lang w:eastAsia="en-GB"/>
+          <w14:ligatures w14:val="none"/>
+        </w:rPr>
+        <w:t>Summary:</w:t>
+      </w:r>
+      <w:r>
+        <w:rPr>
+          <w:rFonts w:ascii="Arial" w:eastAsia="Times New Roman" w:hAnsi="Arial" w:cs="Arial"/>
+          <w:kern w:val="0"/>
+          <w:sz w:val="24"/>
+          <w:szCs w:val="24"/>
+          <w:lang w:eastAsia="en-GB"/>
+          <w14:ligatures w14:val="none"/>
+        </w:rPr>
+        <w:t xml:space="preserve"> A concise executive summary section.</w:t>
+      </w:r>
+    </w:p>
+    <w:p>
+      <w:pPr>
+        <w:spacing w:after="100" w:afterAutospacing="1" w:line="240" w:lineRule="auto"/>
+        <w:outlineLvl w:val="3"/>
+        <w:rPr>
+          <w:rFonts w:ascii="Arial" w:eastAsia="Times New Roman" w:hAnsi="Arial" w:cs="Arial"/>
+          <w:b/>
+          <w:bCs/>
+          <w:kern w:val="0"/>
+          <w:sz w:val="24"/>
+          <w:szCs w:val="24"/>
+          <w:lang w:eastAsia="en-GB"/>
+          <w14:ligatures w14:val="none"/>
+        </w:rPr>
+      </w:pPr>
+      <w:r>
+        <w:rPr>
+          <w:rFonts w:ascii="Arial" w:eastAsia="Times New Roman" w:hAnsi="Arial" w:cs="Arial"/>
+          <w:b/>
+          <w:bCs/>
+          <w:kern w:val="0"/>
+          <w:sz w:val="24"/>
+          <w:szCs w:val="24"/>
+          <w:lang w:eastAsia="en-GB"/>
+          <w14:ligatures w14:val="none"/>
+        </w:rPr>
+        <w:t>Left Column: Contextual Sidebar (Sticky)</w:t>
+      </w:r>
+    </w:p>
+    <w:p>
+      <w:pPr>
+        <w:numPr>
+          <w:ilvl w:val="0"/>
+          <w:numId w:val="3"/>
+        </w:numPr>
+        <w:spacing w:after="100" w:afterAutospacing="1" w:line="240" w:lineRule="auto"/>
+        <w:rPr>
+          <w:rFonts w:ascii="Arial" w:eastAsia="Times New Roman" w:hAnsi="Arial" w:cs="Arial"/>
+          <w:kern w:val="0"/>
+          <w:sz w:val="24"/>
+          <w:szCs w:val="24"/>
+          <w:lang w:eastAsia="en-GB"/>
+          <w14:ligatures w14:val="none"/>
+        </w:rPr>
+      </w:pPr>
+      <w:r>
+        <w:rPr>
+          <w:rFonts w:ascii="Arial" w:eastAsia="Times New Roman" w:hAnsi="Arial" w:cs="Arial"/>
+          <w:b/>
+          <w:bCs/>
+          <w:kern w:val="0"/>
+          <w:sz w:val="24"/>
+          <w:szCs w:val="24"/>
+          <w:lang w:eastAsia="en-GB"/>
+          <w14:ligatures w14:val="none"/>
+        </w:rPr>
+        <w:t>Dynamic Metadata:</w:t>
+      </w:r>
+      <w:r>
+        <w:rPr>
+          <w:rFonts w:ascii="Arial" w:eastAsia="Times New Roman" w:hAnsi="Arial" w:cs="Arial"/>
+          <w:kern w:val="0"/>
+          <w:sz w:val="24"/>
+          <w:szCs w:val="24"/>
+          <w:lang w:eastAsia="en-GB"/>
+          <w14:ligatures w14:val="none"/>
+        </w:rPr>
+        <w:t xml:space="preserve"> Key data points extracted from structured investigation tables.</w:t>
+      </w:r>
+    </w:p>
+    <w:p>
+      <w:pPr>
+        <w:numPr>
+          <w:ilvl w:val="0"/>
+          <w:numId w:val="3"/>
+        </w:numPr>
+        <w:spacing w:after="100" w:afterAutospacing="1" w:line="240" w:lineRule="auto"/>
+        <w:rPr>
+          <w:rFonts w:ascii="Arial" w:eastAsia="Times New Roman" w:hAnsi="Arial" w:cs="Arial"/>
+          <w:kern w:val="0"/>
+          <w:sz w:val="24"/>
+          <w:szCs w:val="24"/>
+          <w:lang w:eastAsia="en-GB"/>
+          <w14:ligatures w14:val="none"/>
+        </w:rPr>
+      </w:pPr>
+      <w:r>
+        <w:rPr>
+          <w:rFonts w:ascii="Arial" w:eastAsia="Times New Roman" w:hAnsi="Arial" w:cs="Arial"/>
+          <w:b/>
+          <w:bCs/>
+          <w:kern w:val="0"/>
+          <w:sz w:val="24"/>
+          <w:szCs w:val="24"/>
+          <w:lang w:eastAsia="en-GB"/>
+          <w14:ligatures w14:val="none"/>
+        </w:rPr>
+        <w:t>Color-Coded Badges:</w:t>
+      </w:r>
+    </w:p>
+    <w:p>
+      <w:pPr>
+        <w:numPr>
+          <w:ilvl w:val="1"/>
+          <w:numId w:val="3"/>
+        </w:numPr>
+        <w:spacing w:after="100" w:afterAutospacing="1" w:line="240" w:lineRule="auto"/>
+        <w:rPr>
+          <w:rFonts w:ascii="Arial" w:eastAsia="Times New Roman" w:hAnsi="Arial" w:cs="Arial"/>
+          <w:kern w:val="0"/>
+          <w:sz w:val="24"/>
+          <w:szCs w:val="24"/>
+          <w:lang w:eastAsia="en-GB"/>
+          <w14:ligatures w14:val="none"/>
+        </w:rPr>
+      </w:pPr>
+      <w:r>
+        <w:rPr>
+          <w:rFonts w:ascii="Arial" w:eastAsia="Times New Roman" w:hAnsi="Arial" w:cs="Arial"/>
+          <w:b/>
+          <w:bCs/>
+          <w:kern w:val="0"/>
+          <w:sz w:val="24"/>
+          <w:szCs w:val="24"/>
+          <w:lang w:eastAsia="en-GB"/>
+          <w14:ligatures w14:val="none"/>
+        </w:rPr>
+        <w:t>Dates:</w:t>
+      </w:r>
+      <w:r>
+        <w:rPr>
+          <w:rFonts w:ascii="Arial" w:eastAsia="Times New Roman" w:hAnsi="Arial" w:cs="Arial"/>
+          <w:kern w:val="0"/>
+          <w:sz w:val="24"/>
+          <w:szCs w:val="24"/>
+          <w:lang w:eastAsia="en-GB"/>
+          <w14:ligatures w14:val="none"/>
+        </w:rPr>
+        <w:t xml:space="preserve"> Blue</w:t>
+      </w:r>
+    </w:p>
+    <w:p>
+      <w:pPr>
+        <w:numPr>
+          <w:ilvl w:val="1"/>
+          <w:numId w:val="3"/>
+        </w:numPr>
+        <w:spacing w:after="100" w:afterAutospacing="1" w:line="240" w:lineRule="auto"/>
+        <w:rPr>
+          <w:rFonts w:ascii="Arial" w:eastAsia="Times New Roman" w:hAnsi="Arial" w:cs="Arial"/>
+          <w:kern w:val="0"/>
+          <w:sz w:val="24"/>
+          <w:szCs w:val="24"/>
+          <w:lang w:eastAsia="en-GB"/>
+          <w14:ligatures w14:val="none"/>
+        </w:rPr>
+      </w:pPr>
+      <w:r>
+        <w:rPr>
+          <w:rFonts w:ascii="Arial" w:eastAsia="Times New Roman" w:hAnsi="Arial" w:cs="Arial"/>
+          <w:b/>
+          <w:bCs/>
+          <w:kern w:val="0"/>
+          <w:sz w:val="24"/>
+          <w:szCs w:val="24"/>
+          <w:lang w:eastAsia="en-GB"/>
+          <w14:ligatures w14:val="none"/>
+        </w:rPr>
+        <w:t>Places:</w:t>
+      </w:r>
+      <w:r>
+        <w:rPr>
+          <w:rFonts w:ascii="Arial" w:eastAsia="Times New Roman" w:hAnsi="Arial" w:cs="Arial"/>
+          <w:kern w:val="0"/>
+          <w:sz w:val="24"/>
+          <w:szCs w:val="24"/>
+          <w:lang w:eastAsia="en-GB"/>
+          <w14:ligatures w14:val="none"/>
+        </w:rPr>
+        <w:t xml:space="preserve"> Green</w:t>
+      </w:r>
+    </w:p>
+    <w:p>
+      <w:pPr>
+        <w:numPr>
+          <w:ilvl w:val="1"/>
+          <w:numId w:val="3"/>
+        </w:numPr>
+        <w:spacing w:after="100" w:afterAutospacing="1" w:line="240" w:lineRule="auto"/>
+        <w:rPr>
+          <w:rFonts w:ascii="Arial" w:eastAsia="Times New Roman" w:hAnsi="Arial" w:cs="Arial"/>
+          <w:kern w:val="0"/>
+          <w:sz w:val="24"/>
+          <w:szCs w:val="24"/>
+          <w:lang w:eastAsia="en-GB"/>
+          <w14:ligatures w14:val="none"/>
+        </w:rPr>
+      </w:pPr>
+      <w:r>
+        <w:rPr>
+          <w:rFonts w:ascii="Arial" w:eastAsia="Times New Roman" w:hAnsi="Arial" w:cs="Arial"/>
+          <w:b/>
+          <w:bCs/>
+          <w:kern w:val="0"/>
+          <w:sz w:val="24"/>
+          <w:szCs w:val="24"/>
+          <w:lang w:eastAsia="en-GB"/>
+          <w14:ligatures w14:val="none"/>
+        </w:rPr>
+        <w:t>People:</w:t>
+      </w:r>
+      <w:r>
+        <w:rPr>
+          <w:rFonts w:ascii="Arial" w:eastAsia="Times New Roman" w:hAnsi="Arial" w:cs="Arial"/>
+          <w:kern w:val="0"/>
+          <w:sz w:val="24"/>
+          <w:szCs w:val="24"/>
+          <w:lang w:eastAsia="en-GB"/>
+          <w14:ligatures w14:val="none"/>
+        </w:rPr>
+        <w:t xml:space="preserve"> Red</w:t>
+      </w:r>
+    </w:p>
+    <w:p>
+      <w:pPr>
+        <w:numPr>
+          <w:ilvl w:val="1"/>
+          <w:numId w:val="3"/>
+        </w:numPr>
+        <w:spacing w:after="100" w:afterAutospacing="1" w:line="240" w:lineRule="auto"/>
+        <w:rPr>
+          <w:rFonts w:ascii="Arial" w:eastAsia="Times New Roman" w:hAnsi="Arial" w:cs="Arial"/>
+          <w:kern w:val="0"/>
+          <w:sz w:val="24"/>
+          <w:szCs w:val="24"/>
+          <w:lang w:eastAsia="en-GB"/>
+          <w14:ligatures w14:val="none"/>
+        </w:rPr>
+      </w:pPr>
+      <w:r>
+        <w:rPr>
+          <w:rFonts w:ascii="Arial" w:eastAsia="Times New Roman" w:hAnsi="Arial" w:cs="Arial"/>
+          <w:b/>
+          <w:bCs/>
+          <w:kern w:val="0"/>
+          <w:sz w:val="24"/>
+          <w:szCs w:val="24"/>
+          <w:lang w:eastAsia="en-GB"/>
+          <w14:ligatures w14:val="none"/>
+        </w:rPr>
+        <w:t>Amounts:</w:t>
+      </w:r>
+      <w:r>
+        <w:rPr>
+          <w:rFonts w:ascii="Arial" w:eastAsia="Times New Roman" w:hAnsi="Arial" w:cs="Arial"/>
+          <w:kern w:val="0"/>
+          <w:sz w:val="24"/>
+          <w:szCs w:val="24"/>
+          <w:lang w:eastAsia="en-GB"/>
+          <w14:ligatures w14:val="none"/>
+        </w:rPr>
+        <w:t xml:space="preserve"> Gold</w:t>
+      </w:r>
+    </w:p>
+    <w:p>
+      <w:pPr>
+        <w:numPr>
+          <w:ilvl w:val="1"/>
+          <w:numId w:val="3"/>
+        </w:numPr>
+        <w:spacing w:after="100" w:afterAutospacing="1" w:line="240" w:lineRule="auto"/>
+        <w:rPr>
+          <w:rFonts w:ascii="Arial" w:eastAsia="Times New Roman" w:hAnsi="Arial" w:cs="Arial"/>
+          <w:kern w:val="0"/>
+          <w:sz w:val="24"/>
+          <w:szCs w:val="24"/>
+          <w:lang w:eastAsia="en-GB"/>
+          <w14:ligatures w14:val="none"/>
+        </w:rPr>
+      </w:pPr>
+      <w:r>
+        <w:rPr>
+          <w:rFonts w:ascii="Arial" w:eastAsia="Times New Roman" w:hAnsi="Arial" w:cs="Arial"/>
+          <w:b/>
+          <w:bCs/>
+          <w:kern w:val="0"/>
+          <w:sz w:val="24"/>
+          <w:szCs w:val="24"/>
+          <w:lang w:eastAsia="en-GB"/>
+          <w14:ligatures w14:val="none"/>
+        </w:rPr>
+        <w:t>Legal:</w:t>
+      </w:r>
+      <w:r>
+        <w:rPr>
+          <w:rFonts w:ascii="Arial" w:eastAsia="Times New Roman" w:hAnsi="Arial" w:cs="Arial"/>
+          <w:kern w:val="0"/>
+          <w:sz w:val="24"/>
+          <w:szCs w:val="24"/>
+          <w:lang w:eastAsia="en-GB"/>
+          <w14:ligatures w14:val="none"/>
+        </w:rPr>
+        <w:t xml:space="preserve"> Purple</w:t>
+      </w:r>
+    </w:p>
+    <w:p>
+      <w:pPr>
+        <w:numPr>
+          <w:ilvl w:val="1"/>
+          <w:numId w:val="3"/>
+        </w:numPr>
+        <w:spacing w:after="100" w:afterAutospacing="1" w:line="240" w:lineRule="auto"/>
+        <w:rPr>
+          <w:rFonts w:ascii="Arial" w:eastAsia="Times New Roman" w:hAnsi="Arial" w:cs="Arial"/>
+          <w:kern w:val="0"/>
+          <w:sz w:val="24"/>
+          <w:szCs w:val="24"/>
+          <w:lang w:eastAsia="en-GB"/>
+          <w14:ligatures w14:val="none"/>
+        </w:rPr>
+      </w:pPr>
+      <w:r>
+        <w:rPr>
+          <w:rFonts w:ascii="Arial" w:eastAsia="Times New Roman" w:hAnsi="Arial" w:cs="Arial"/>
+          <w:b/>
+          <w:bCs/>
+          <w:kern w:val="0"/>
+          <w:sz w:val="24"/>
+          <w:szCs w:val="24"/>
+          <w:lang w:eastAsia="en-GB"/>
+          <w14:ligatures w14:val="none"/>
+        </w:rPr>
+        <w:t>Status:</w:t>
+      </w:r>
+      <w:r>
+        <w:rPr>
+          <w:rFonts w:ascii="Arial" w:eastAsia="Times New Roman" w:hAnsi="Arial" w:cs="Arial"/>
+          <w:kern w:val="0"/>
+          <w:sz w:val="24"/>
+          <w:szCs w:val="24"/>
+          <w:lang w:eastAsia="en-GB"/>
+          <w14:ligatures w14:val="none"/>
+        </w:rPr>
+        <w:t xml:space="preserve"> Grey</w:t>
+      </w:r>
+    </w:p>
+    <w:p>
+      <w:pPr>
+        <w:numPr>
+          <w:ilvl w:val="0"/>
+          <w:numId w:val="3"/>
+        </w:numPr>
+        <w:spacing w:after="100" w:afterAutospacing="1" w:line="240" w:lineRule="auto"/>
+        <w:rPr>
+          <w:rFonts w:ascii="Arial" w:eastAsia="Times New Roman" w:hAnsi="Arial" w:cs="Arial"/>
+          <w:kern w:val="0"/>
+          <w:sz w:val="24"/>
+          <w:szCs w:val="24"/>
+          <w:lang w:eastAsia="en-GB"/>
+          <w14:ligatures w14:val="none"/>
+        </w:rPr>
+      </w:pPr>
+      <w:r>
+        <w:rPr>
+          <w:rFonts w:ascii="Arial" w:eastAsia="Times New Roman" w:hAnsi="Arial" w:cs="Arial"/>
+          <w:b/>
+          <w:bCs/>
+          <w:kern w:val="0"/>
+          <w:sz w:val="24"/>
+          <w:szCs w:val="24"/>
+          <w:lang w:eastAsia="en-GB"/>
+          <w14:ligatures w14:val="none"/>
+        </w:rPr>
+        <w:t>Form-Specific Logic:</w:t>
+      </w:r>
+      <w:r>
+        <w:rPr>
+          <w:rFonts w:ascii="Arial" w:eastAsia="Times New Roman" w:hAnsi="Arial" w:cs="Arial"/>
+          <w:kern w:val="0"/>
+          <w:sz w:val="24"/>
+          <w:szCs w:val="24"/>
+          <w:lang w:eastAsia="en-GB"/>
+          <w14:ligatures w14:val="none"/>
+        </w:rPr>
+        <w:t xml:space="preserve"> Data fields adapt based on form type (e.g., Extortion displays amounts/threats; Crime displays casualties/weapons).</w:t>
+      </w:r>
+    </w:p>
+    <w:p>
+      <w:pPr>
+        <w:spacing w:after="0" w:line="240" w:lineRule="auto"/>
+        <w:rPr>
+          <w:rFonts w:ascii="Arial" w:eastAsia="Times New Roman" w:hAnsi="Arial" w:cs="Arial"/>
+          <w:kern w:val="0"/>
+          <w:sz w:val="24"/>
+          <w:szCs w:val="24"/>
+          <w:lang w:eastAsia="en-GB"/>
+          <w14:ligatures w14:val="none"/>
+        </w:rPr>
+      </w:pPr>
+      <w:r>
+        <w:rPr>
+          <w:rFonts w:ascii="Times New Roman" w:eastAsia="Times New Roman" w:hAnsi="Times New Roman" w:cs="Times New Roman"/>
+          <w:kern w:val="0"/>
+          <w:sz w:val="24"/>
+          <w:szCs w:val="24"/>
+          <w:lang w:eastAsia="en-GB"/>
+          <w14:ligatures w14:val="none"/>
+        </w:rPr>
+        <w:pict w14:anchorId="6E115854">
+          <v:rect id="_x0000_i1029" style="width:0;height:1.5pt" o:hralign="center" o:hrstd="t" o:hr="t" fillcolor="#a0a0a0" stroked="f"/>
+        </w:pict>
+      </w:r>
+    </w:p>
+    <w:p>
+      <w:pPr>
+        <w:spacing w:after="100" w:afterAutospacing="1" w:line="240" w:lineRule="auto"/>
+        <w:outlineLvl w:val="1"/>
+        <w:rPr>
+          <w:rFonts w:ascii="Arial" w:eastAsia="Times New Roman" w:hAnsi="Arial" w:cs="Arial"/>
+          <w:b/>
+          <w:bCs/>
+          <w:kern w:val="0"/>
+          <w:sz w:val="36"/>
+          <w:szCs w:val="36"/>
+          <w:lang w:eastAsia="en-GB"/>
+          <w14:ligatures w14:val="none"/>
+        </w:rPr>
+      </w:pPr>
+      <w:r>
+        <w:rPr>
+          <w:rFonts w:ascii="Arial" w:eastAsia="Times New Roman" w:hAnsi="Arial" w:cs="Arial"/>
+          <w:b/>
+          <w:bCs/>
+          <w:kern w:val="0"/>
+          <w:sz w:val="36"/>
+          <w:szCs w:val="36"/>
+          <w:lang w:eastAsia="en-GB"/>
+          <w14:ligatures w14:val="none"/>
+        </w:rPr>
+        <w:t>2. Permissions &amp; Reputation</w:t>
+      </w:r>
+    </w:p>
+    <w:p>
+      <w:pPr>
+        <w:spacing w:after="100" w:afterAutospacing="1" w:line="240" w:lineRule="auto"/>
+        <w:rPr>
+          <w:rFonts w:ascii="Arial" w:eastAsia="Times New Roman" w:hAnsi="Arial" w:cs="Arial"/>
+          <w:kern w:val="0"/>
+          <w:sz w:val="24"/>
+          <w:szCs w:val="24"/>
+          <w:lang w:eastAsia="en-GB"/>
+          <w14:ligatures w14:val="none"/>
+        </w:rPr>
+      </w:pPr>
+      <w:r>
+        <w:rPr>
+          <w:rFonts w:ascii="Arial" w:eastAsia="Times New Roman" w:hAnsi="Arial" w:cs="Arial"/>
+          <w:kern w:val="0"/>
+          <w:sz w:val="24"/>
+          <w:szCs w:val="24"/>
+          <w:lang w:eastAsia="en-GB"/>
+          <w14:ligatures w14:val="none"/>
+        </w:rPr>
+        <w:t>A tiered access system modeled after StackOverflow governs content interaction.</w:t>
+      </w:r>
+    </w:p>
+    <w:tbl>
+      <w:tblPr>
+        <w:tblW w:w="0" w:type="auto"/>
+        <w:tblCellSpacing w:w="15" w:type="dxa"/>
+        <w:tblCellMar>
+          <w:top w:w="15" w:type="dxa"/>
+          <w:left w:w="15" w:type="dxa"/>
+          <w:bottom w:w="15" w:type="dxa"/>
+          <w:right w:w="15" w:type="dxa"/>
+        </w:tblCellMar>
+        <w:tblLook w:val="04A0" w:firstRow="1" w:lastRow="0" w:firstColumn="1" w:lastColumn="0" w:noHBand="0" w:noVBand="1"/>
+      </w:tblPr>
+      <w:tblGrid>
+        <w:gridCol w:w="719"/>
+        <w:gridCol w:w="1091"/>
+        <w:gridCol w:w="3485"/>
+        <w:gridCol w:w="1733"/>
+      </w:tblGrid>
+      <w:tr>
+        <w:trPr>
+          <w:tblHeader/>
+          <w:tblCellSpacing w:w="15" w:type="dxa"/>
+        </w:trPr>
+        <w:tc>
+          <w:tcPr>
+            <w:tcW w:w="0" w:type="auto"/>
+            <w:tcBorders>
+              <w:top w:val="single" w:sz="6" w:space="0" w:color="auto"/>
+              <w:left w:val="single" w:sz="6" w:space="0" w:color="auto"/>
+              <w:bottom w:val="single" w:sz="6" w:space="0" w:color="auto"/>
+              <w:right w:val="single" w:sz="6" w:space="0" w:color="auto"/>
+            </w:tcBorders>
+            <w:vAlign w:val="center"/>
+            <w:hideMark/>
+          </w:tcPr>
+          <w:p>
+            <w:pPr>
+              <w:spacing w:after="0" w:line="240" w:lineRule="auto"/>
+              <w:rPr>
+                <w:rFonts w:ascii="Arial" w:eastAsia="Times New Roman" w:hAnsi="Arial" w:cs="Arial"/>
+                <w:kern w:val="0"/>
+                <w:sz w:val="24"/>
+                <w:szCs w:val="24"/>
+                <w:lang w:eastAsia="en-GB"/>
+                <w14:ligatures w14:val="none"/>
+              </w:rPr>
+            </w:pPr>
+            <w:r>
+              <w:rPr>
+                <w:rFonts w:ascii="Arial" w:eastAsia="Times New Roman" w:hAnsi="Arial" w:cs="Arial"/>
+                <w:b/>
+                <w:bCs/>
+                <w:kern w:val="0"/>
+                <w:sz w:val="24"/>
+                <w:szCs w:val="24"/>
+                <w:lang w:eastAsia="en-GB"/>
+                <w14:ligatures w14:val="none"/>
+              </w:rPr>
+              <w:t>Level</w:t>
+            </w:r>
+          </w:p>
+        </w:tc>
+        <w:tc>
+          <w:tcPr>
+            <w:tcW w:w="0" w:type="auto"/>
+            <w:tcBorders>
+              <w:top w:val="single" w:sz="6" w:space="0" w:color="auto"/>
+              <w:left w:val="single" w:sz="6" w:space="0" w:color="auto"/>
+              <w:bottom w:val="single" w:sz="6" w:space="0" w:color="auto"/>
+              <w:right w:val="single" w:sz="6" w:space="0" w:color="auto"/>
+            </w:tcBorders>
+            <w:vAlign w:val="center"/>
+            <w:hideMark/>
+          </w:tcPr>
+          <w:p>
+            <w:pPr>
+              <w:spacing w:after="0" w:line="240" w:lineRule="auto"/>
+              <w:rPr>
+                <w:rFonts w:ascii="Arial" w:eastAsia="Times New Roman" w:hAnsi="Arial" w:cs="Arial"/>
+                <w:kern w:val="0"/>
+                <w:sz w:val="24"/>
+                <w:szCs w:val="24"/>
+                <w:lang w:eastAsia="en-GB"/>
+                <w14:ligatures w14:val="none"/>
+              </w:rPr>
+            </w:pPr>
+            <w:r>
+              <w:rPr>
+                <w:rFonts w:ascii="Arial" w:eastAsia="Times New Roman" w:hAnsi="Arial" w:cs="Arial"/>
+                <w:b/>
+                <w:bCs/>
+                <w:kern w:val="0"/>
+                <w:sz w:val="24"/>
+                <w:szCs w:val="24"/>
+                <w:lang w:eastAsia="en-GB"/>
+                <w14:ligatures w14:val="none"/>
+              </w:rPr>
+              <w:t>Role</w:t>
+            </w:r>
+          </w:p>
+        </w:tc>
+        <w:tc>
+          <w:tcPr>
+            <w:tcW w:w="0" w:type="auto"/>
+            <w:tcBorders>
+              <w:top w:val="single" w:sz="6" w:space="0" w:color="auto"/>
+              <w:left w:val="single" w:sz="6" w:space="0" w:color="auto"/>
+              <w:bottom w:val="single" w:sz="6" w:space="0" w:color="auto"/>
+              <w:right w:val="single" w:sz="6" w:space="0" w:color="auto"/>
+            </w:tcBorders>
+            <w:vAlign w:val="center"/>
+            <w:hideMark/>
+          </w:tcPr>
+          <w:p>
+            <w:pPr>
+              <w:spacing w:after="0" w:line="240" w:lineRule="auto"/>
+              <w:rPr>
+                <w:rFonts w:ascii="Arial" w:eastAsia="Times New Roman" w:hAnsi="Arial" w:cs="Arial"/>
+                <w:kern w:val="0"/>
+                <w:sz w:val="24"/>
+                <w:szCs w:val="24"/>
+                <w:lang w:eastAsia="en-GB"/>
+                <w14:ligatures w14:val="none"/>
+              </w:rPr>
+            </w:pPr>
+            <w:r>
+              <w:rPr>
+                <w:rFonts w:ascii="Arial" w:eastAsia="Times New Roman" w:hAnsi="Arial" w:cs="Arial"/>
+                <w:b/>
+                <w:bCs/>
+                <w:kern w:val="0"/>
+                <w:sz w:val="24"/>
+                <w:szCs w:val="24"/>
+                <w:lang w:eastAsia="en-GB"/>
+                <w14:ligatures w14:val="none"/>
+              </w:rPr>
+              <w:t>Permissions</w:t>
+            </w:r>
+          </w:p>
+        </w:tc>
+        <w:tc>
+          <w:tcPr>
+            <w:tcW w:w="0" w:type="auto"/>
+            <w:tcBorders>
+              <w:top w:val="single" w:sz="6" w:space="0" w:color="auto"/>
+              <w:left w:val="single" w:sz="6" w:space="0" w:color="auto"/>
+              <w:bottom w:val="single" w:sz="6" w:space="0" w:color="auto"/>
+              <w:right w:val="single" w:sz="6" w:space="0" w:color="auto"/>
+            </w:tcBorders>
+            <w:vAlign w:val="center"/>
+            <w:hideMark/>
+          </w:tcPr>
+          <w:p>
+            <w:pPr>
+              <w:spacing w:after="0" w:line="240" w:lineRule="auto"/>
+              <w:rPr>
+                <w:rFonts w:ascii="Arial" w:eastAsia="Times New Roman" w:hAnsi="Arial" w:cs="Arial"/>
+                <w:kern w:val="0"/>
+                <w:sz w:val="24"/>
+                <w:szCs w:val="24"/>
+                <w:lang w:eastAsia="en-GB"/>
+                <w14:ligatures w14:val="none"/>
+              </w:rPr>
+            </w:pPr>
+            <w:r>
+              <w:rPr>
+                <w:rFonts w:ascii="Arial" w:eastAsia="Times New Roman" w:hAnsi="Arial" w:cs="Arial"/>
+                <w:b/>
+                <w:bCs/>
+                <w:kern w:val="0"/>
+                <w:sz w:val="24"/>
+                <w:szCs w:val="24"/>
+                <w:lang w:eastAsia="en-GB"/>
+                <w14:ligatures w14:val="none"/>
+              </w:rPr>
+              <w:t>Threshold</w:t>
+            </w:r>
+          </w:p>
+        </w:tc>
+      </w:tr>
+      <w:tr>
+        <w:trPr>
+          <w:tblCellSpacing w:w="15" w:type="dxa"/>
+        </w:trPr>
+        <w:tc>
+          <w:tcPr>
+            <w:tcW w:w="0" w:type="auto"/>
+            <w:tcBorders>
+              <w:top w:val="single" w:sz="6" w:space="0" w:color="auto"/>
+              <w:left w:val="single" w:sz="6" w:space="0" w:color="auto"/>
+              <w:bottom w:val="single" w:sz="6" w:space="0" w:color="auto"/>
+              <w:right w:val="single" w:sz="6" w:space="0" w:color="auto"/>
+            </w:tcBorders>
+            <w:vAlign w:val="center"/>
+            <w:hideMark/>
+          </w:tcPr>
+          <w:p>
+            <w:pPr>
+              <w:spacing w:after="0" w:line="240" w:lineRule="auto"/>
+              <w:rPr>
+                <w:rFonts w:ascii="Arial" w:eastAsia="Times New Roman" w:hAnsi="Arial" w:cs="Arial"/>
+                <w:kern w:val="0"/>
+                <w:sz w:val="24"/>
+                <w:szCs w:val="24"/>
+                <w:lang w:eastAsia="en-GB"/>
+                <w14:ligatures w14:val="none"/>
+              </w:rPr>
+            </w:pPr>
+            <w:r>
+              <w:rPr>
+                <w:rFonts w:ascii="Arial" w:eastAsia="Times New Roman" w:hAnsi="Arial" w:cs="Arial"/>
+                <w:b/>
+                <w:bCs/>
+                <w:kern w:val="0"/>
+                <w:sz w:val="24"/>
+                <w:szCs w:val="24"/>
+                <w:lang w:eastAsia="en-GB"/>
+                <w14:ligatures w14:val="none"/>
+              </w:rPr>
+              <w:t>0</w:t>
+            </w:r>
+          </w:p>
+        </w:tc>
+        <w:tc>
+          <w:tcPr>
+            <w:tcW w:w="0" w:type="auto"/>
+            <w:tcBorders>
+              <w:top w:val="single" w:sz="6" w:space="0" w:color="auto"/>
+              <w:left w:val="single" w:sz="6" w:space="0" w:color="auto"/>
+              <w:bottom w:val="single" w:sz="6" w:space="0" w:color="auto"/>
+              <w:right w:val="single" w:sz="6" w:space="0" w:color="auto"/>
+            </w:tcBorders>
+            <w:vAlign w:val="center"/>
+            <w:hideMark/>
+          </w:tcPr>
+          <w:p>
+            <w:pPr>
+              <w:spacing w:after="0" w:line="240" w:lineRule="auto"/>
+              <w:rPr>
+                <w:rFonts w:ascii="Arial" w:eastAsia="Times New Roman" w:hAnsi="Arial" w:cs="Arial"/>
+                <w:kern w:val="0"/>
+                <w:sz w:val="24"/>
+                <w:szCs w:val="24"/>
+                <w:lang w:eastAsia="en-GB"/>
+                <w14:ligatures w14:val="none"/>
+              </w:rPr>
+            </w:pPr>
+            <w:r>
+              <w:rPr>
+                <w:rFonts w:ascii="Arial" w:eastAsia="Times New Roman" w:hAnsi="Arial" w:cs="Arial"/>
+                <w:kern w:val="0"/>
+                <w:sz w:val="24"/>
+                <w:szCs w:val="24"/>
+                <w:lang w:eastAsia="en-GB"/>
+                <w14:ligatures w14:val="none"/>
+              </w:rPr>
+              <w:t>Guest</w:t>
+            </w:r>
+          </w:p>
+        </w:tc>
+        <w:tc>
+          <w:tcPr>
+            <w:tcW w:w="0" w:type="auto"/>
+            <w:tcBorders>
+              <w:top w:val="single" w:sz="6" w:space="0" w:color="auto"/>
+              <w:left w:val="single" w:sz="6" w:space="0" w:color="auto"/>
+              <w:bottom w:val="single" w:sz="6" w:space="0" w:color="auto"/>
+              <w:right w:val="single" w:sz="6" w:space="0" w:color="auto"/>
+            </w:tcBorders>
+            <w:vAlign w:val="center"/>
+            <w:hideMark/>
+          </w:tcPr>
+          <w:p>
+            <w:pPr>
+              <w:spacing w:after="0" w:line="240" w:lineRule="auto"/>
+              <w:rPr>
+                <w:rFonts w:ascii="Arial" w:eastAsia="Times New Roman" w:hAnsi="Arial" w:cs="Arial"/>
+                <w:kern w:val="0"/>
+                <w:sz w:val="24"/>
+                <w:szCs w:val="24"/>
+                <w:lang w:eastAsia="en-GB"/>
+                <w14:ligatures w14:val="none"/>
+              </w:rPr>
+            </w:pPr>
+            <w:r>
+              <w:rPr>
+                <w:rFonts w:ascii="Arial" w:eastAsia="Times New Roman" w:hAnsi="Arial" w:cs="Arial"/>
+                <w:kern w:val="0"/>
+                <w:sz w:val="24"/>
+                <w:szCs w:val="24"/>
+                <w:lang w:eastAsia="en-GB"/>
+                <w14:ligatures w14:val="none"/>
+              </w:rPr>
+              <w:t>View articles (Public)</w:t>
+            </w:r>
+          </w:p>
+        </w:tc>
+        <w:tc>
+          <w:tcPr>
+            <w:tcW w:w="0" w:type="auto"/>
+            <w:tcBorders>
+              <w:top w:val="single" w:sz="6" w:space="0" w:color="auto"/>
+              <w:left w:val="single" w:sz="6" w:space="0" w:color="auto"/>
+              <w:bottom w:val="single" w:sz="6" w:space="0" w:color="auto"/>
+              <w:right w:val="single" w:sz="6" w:space="0" w:color="auto"/>
+            </w:tcBorders>
+            <w:vAlign w:val="center"/>
+            <w:hideMark/>
+          </w:tcPr>
+          <w:p>
+            <w:pPr>
+              <w:spacing w:after="0" w:line="240" w:lineRule="auto"/>
+              <w:rPr>
+                <w:rFonts w:ascii="Arial" w:eastAsia="Times New Roman" w:hAnsi="Arial" w:cs="Arial"/>
+                <w:kern w:val="0"/>
+                <w:sz w:val="24"/>
+                <w:szCs w:val="24"/>
+                <w:lang w:eastAsia="en-GB"/>
+                <w14:ligatures w14:val="none"/>
+              </w:rPr>
+            </w:pPr>
+            <w:r>
+              <w:rPr>
+                <w:rFonts w:ascii="Arial" w:eastAsia="Times New Roman" w:hAnsi="Arial" w:cs="Arial"/>
+                <w:kern w:val="0"/>
+                <w:sz w:val="24"/>
+                <w:szCs w:val="24"/>
+                <w:lang w:eastAsia="en-GB"/>
+                <w14:ligatures w14:val="none"/>
+              </w:rPr>
+              <w:t>No Login</w:t>
+            </w:r>
+          </w:p>
+        </w:tc>
+      </w:tr>
+      <w:tr>
+        <w:trPr>
+          <w:tblCellSpacing w:w="15" w:type="dxa"/>
+        </w:trPr>
+        <w:tc>
+          <w:tcPr>
+            <w:tcW w:w="0" w:type="auto"/>
+            <w:tcBorders>
+              <w:top w:val="single" w:sz="6" w:space="0" w:color="auto"/>
+              <w:left w:val="single" w:sz="6" w:space="0" w:color="auto"/>
+              <w:bottom w:val="single" w:sz="6" w:space="0" w:color="auto"/>
+              <w:right w:val="single" w:sz="6" w:space="0" w:color="auto"/>
+            </w:tcBorders>
+            <w:vAlign w:val="center"/>
+            <w:hideMark/>
+          </w:tcPr>
+          <w:p>
+            <w:pPr>
+              <w:spacing w:after="0" w:line="240" w:lineRule="auto"/>
+              <w:rPr>
+                <w:rFonts w:ascii="Arial" w:eastAsia="Times New Roman" w:hAnsi="Arial" w:cs="Arial"/>
+                <w:kern w:val="0"/>
+                <w:sz w:val="24"/>
+                <w:szCs w:val="24"/>
+                <w:lang w:eastAsia="en-GB"/>
+                <w14:ligatures w14:val="none"/>
+              </w:rPr>
+            </w:pPr>
+            <w:r>
+              <w:rPr>
+                <w:rFonts w:ascii="Arial" w:eastAsia="Times New Roman" w:hAnsi="Arial" w:cs="Arial"/>
+                <w:b/>
+                <w:bCs/>
+                <w:kern w:val="0"/>
+                <w:sz w:val="24"/>
+                <w:szCs w:val="24"/>
+                <w:lang w:eastAsia="en-GB"/>
+                <w14:ligatures w14:val="none"/>
+              </w:rPr>
+              <w:t>1</w:t>
+            </w:r>
+          </w:p>
+        </w:tc>
+        <w:tc>
+          <w:tcPr>
+            <w:tcW w:w="0" w:type="auto"/>
+            <w:tcBorders>
+              <w:top w:val="single" w:sz="6" w:space="0" w:color="auto"/>
+              <w:left w:val="single" w:sz="6" w:space="0" w:color="auto"/>
+              <w:bottom w:val="single" w:sz="6" w:space="0" w:color="auto"/>
+              <w:right w:val="single" w:sz="6" w:space="0" w:color="auto"/>
+            </w:tcBorders>
+            <w:vAlign w:val="center"/>
+            <w:hideMark/>
+          </w:tcPr>
+          <w:p>
+            <w:pPr>
+              <w:spacing w:after="0" w:line="240" w:lineRule="auto"/>
+              <w:rPr>
+                <w:rFonts w:ascii="Arial" w:eastAsia="Times New Roman" w:hAnsi="Arial" w:cs="Arial"/>
+                <w:kern w:val="0"/>
+                <w:sz w:val="24"/>
+                <w:szCs w:val="24"/>
+                <w:lang w:eastAsia="en-GB"/>
+                <w14:ligatures w14:val="none"/>
+              </w:rPr>
+            </w:pPr>
+            <w:r>
+              <w:rPr>
+                <w:rFonts w:ascii="Arial" w:eastAsia="Times New Roman" w:hAnsi="Arial" w:cs="Arial"/>
+                <w:kern w:val="0"/>
+                <w:sz w:val="24"/>
+                <w:szCs w:val="24"/>
+                <w:lang w:eastAsia="en-GB"/>
+                <w14:ligatures w14:val="none"/>
+              </w:rPr>
+              <w:t>User</w:t>
+            </w:r>
+          </w:p>
+        </w:tc>
+        <w:tc>
+          <w:tcPr>
+            <w:tcW w:w="0" w:type="auto"/>
+            <w:tcBorders>
+              <w:top w:val="single" w:sz="6" w:space="0" w:color="auto"/>
+              <w:left w:val="single" w:sz="6" w:space="0" w:color="auto"/>
+              <w:bottom w:val="single" w:sz="6" w:space="0" w:color="auto"/>
+              <w:right w:val="single" w:sz="6" w:space="0" w:color="auto"/>
+            </w:tcBorders>
+            <w:vAlign w:val="center"/>
+            <w:hideMark/>
+          </w:tcPr>
+          <w:p>
+            <w:pPr>
+              <w:spacing w:after="0" w:line="240" w:lineRule="auto"/>
+              <w:rPr>
+                <w:rFonts w:ascii="Arial" w:eastAsia="Times New Roman" w:hAnsi="Arial" w:cs="Arial"/>
+                <w:kern w:val="0"/>
+                <w:sz w:val="24"/>
+                <w:szCs w:val="24"/>
+                <w:lang w:eastAsia="en-GB"/>
+                <w14:ligatures w14:val="none"/>
+              </w:rPr>
+            </w:pPr>
+            <w:r>
+              <w:rPr>
+                <w:rFonts w:ascii="Arial" w:eastAsia="Times New Roman" w:hAnsi="Arial" w:cs="Arial"/>
+                <w:kern w:val="0"/>
+                <w:sz w:val="24"/>
+                <w:szCs w:val="24"/>
+                <w:lang w:eastAsia="en-GB"/>
+                <w14:ligatures w14:val="none"/>
+              </w:rPr>
+              <w:t>Edit own articles</w:t>
+            </w:r>
+          </w:p>
+        </w:tc>
+        <w:tc>
+          <w:tcPr>
+            <w:tcW w:w="0" w:type="auto"/>
+            <w:tcBorders>
+              <w:top w:val="single" w:sz="6" w:space="0" w:color="auto"/>
+              <w:left w:val="single" w:sz="6" w:space="0" w:color="auto"/>
+              <w:bottom w:val="single" w:sz="6" w:space="0" w:color="auto"/>
+              <w:right w:val="single" w:sz="6" w:space="0" w:color="auto"/>
+            </w:tcBorders>
+            <w:vAlign w:val="center"/>
+            <w:hideMark/>
+          </w:tcPr>
+          <w:p>
+            <w:pPr>
+              <w:spacing w:after="0" w:line="240" w:lineRule="auto"/>
+              <w:rPr>
+                <w:rFonts w:ascii="Arial" w:eastAsia="Times New Roman" w:hAnsi="Arial" w:cs="Arial"/>
+                <w:kern w:val="0"/>
+                <w:sz w:val="24"/>
+                <w:szCs w:val="24"/>
+                <w:lang w:eastAsia="en-GB"/>
+                <w14:ligatures w14:val="none"/>
+              </w:rPr>
+            </w:pPr>
+            <w:r>
+              <w:rPr>
+                <w:rFonts w:ascii="Arial" w:eastAsia="Times New Roman" w:hAnsi="Arial" w:cs="Arial"/>
+                <w:kern w:val="0"/>
+                <w:sz w:val="24"/>
+                <w:szCs w:val="24"/>
+                <w:lang w:eastAsia="en-GB"/>
+                <w14:ligatures w14:val="none"/>
+              </w:rPr>
+              <w:t>Login Required</w:t>
+            </w:r>
+          </w:p>
+        </w:tc>
+      </w:tr>
+      <w:tr>
+        <w:trPr>
+          <w:tblCellSpacing w:w="15" w:type="dxa"/>
+        </w:trPr>
+        <w:tc>
+          <w:tcPr>
+            <w:tcW w:w="0" w:type="auto"/>
+            <w:tcBorders>
+              <w:top w:val="single" w:sz="6" w:space="0" w:color="auto"/>
+              <w:left w:val="single" w:sz="6" w:space="0" w:color="auto"/>
+              <w:bottom w:val="single" w:sz="6" w:space="0" w:color="auto"/>
+              <w:right w:val="single" w:sz="6" w:space="0" w:color="auto"/>
+            </w:tcBorders>
+            <w:vAlign w:val="center"/>
+            <w:hideMark/>
+          </w:tcPr>
+          <w:p>
+            <w:pPr>
+              <w:spacing w:after="0" w:line="240" w:lineRule="auto"/>
+              <w:rPr>
+                <w:rFonts w:ascii="Arial" w:eastAsia="Times New Roman" w:hAnsi="Arial" w:cs="Arial"/>
+                <w:kern w:val="0"/>
+                <w:sz w:val="24"/>
+                <w:szCs w:val="24"/>
+                <w:lang w:eastAsia="en-GB"/>
+                <w14:ligatures w14:val="none"/>
+              </w:rPr>
+            </w:pPr>
+            <w:r>
+              <w:rPr>
+                <w:rFonts w:ascii="Arial" w:eastAsia="Times New Roman" w:hAnsi="Arial" w:cs="Arial"/>
+                <w:b/>
+                <w:bCs/>
+                <w:kern w:val="0"/>
+                <w:sz w:val="24"/>
+                <w:szCs w:val="24"/>
+                <w:lang w:eastAsia="en-GB"/>
+                <w14:ligatures w14:val="none"/>
+              </w:rPr>
+              <w:t>2</w:t>
+            </w:r>
+          </w:p>
+        </w:tc>
+        <w:tc>
+          <w:tcPr>
+            <w:tcW w:w="0" w:type="auto"/>
+            <w:tcBorders>
+              <w:top w:val="single" w:sz="6" w:space="0" w:color="auto"/>
+              <w:left w:val="single" w:sz="6" w:space="0" w:color="auto"/>
+              <w:bottom w:val="single" w:sz="6" w:space="0" w:color="auto"/>
+              <w:right w:val="single" w:sz="6" w:space="0" w:color="auto"/>
+            </w:tcBorders>
+            <w:vAlign w:val="center"/>
+            <w:hideMark/>
+          </w:tcPr>
+          <w:p>
+            <w:pPr>
+              <w:spacing w:after="0" w:line="240" w:lineRule="auto"/>
+              <w:rPr>
+                <w:rFonts w:ascii="Arial" w:eastAsia="Times New Roman" w:hAnsi="Arial" w:cs="Arial"/>
+                <w:kern w:val="0"/>
+                <w:sz w:val="24"/>
+                <w:szCs w:val="24"/>
+                <w:lang w:eastAsia="en-GB"/>
+                <w14:ligatures w14:val="none"/>
+              </w:rPr>
+            </w:pPr>
+            <w:r>
+              <w:rPr>
+                <w:rFonts w:ascii="Arial" w:eastAsia="Times New Roman" w:hAnsi="Arial" w:cs="Arial"/>
+                <w:kern w:val="0"/>
+                <w:sz w:val="24"/>
+                <w:szCs w:val="24"/>
+                <w:lang w:eastAsia="en-GB"/>
+                <w14:ligatures w14:val="none"/>
+              </w:rPr>
+              <w:t>Trusted</w:t>
+            </w:r>
+          </w:p>
+        </w:tc>
+        <w:tc>
+          <w:tcPr>
+            <w:tcW w:w="0" w:type="auto"/>
+            <w:tcBorders>
+              <w:top w:val="single" w:sz="6" w:space="0" w:color="auto"/>
+              <w:left w:val="single" w:sz="6" w:space="0" w:color="auto"/>
+              <w:bottom w:val="single" w:sz="6" w:space="0" w:color="auto"/>
+              <w:right w:val="single" w:sz="6" w:space="0" w:color="auto"/>
+            </w:tcBorders>
+            <w:vAlign w:val="center"/>
+            <w:hideMark/>
+          </w:tcPr>
+          <w:p>
+            <w:pPr>
+              <w:spacing w:after="0" w:line="240" w:lineRule="auto"/>
+              <w:rPr>
+                <w:rFonts w:ascii="Arial" w:eastAsia="Times New Roman" w:hAnsi="Arial" w:cs="Arial"/>
+                <w:kern w:val="0"/>
+                <w:sz w:val="24"/>
+                <w:szCs w:val="24"/>
+                <w:lang w:eastAsia="en-GB"/>
+                <w14:ligatures w14:val="none"/>
+              </w:rPr>
+            </w:pPr>
+            <w:r>
+              <w:rPr>
+                <w:rFonts w:ascii="Arial" w:eastAsia="Times New Roman" w:hAnsi="Arial" w:cs="Arial"/>
+                <w:kern w:val="0"/>
+                <w:sz w:val="24"/>
+                <w:szCs w:val="24"/>
+                <w:lang w:eastAsia="en-GB"/>
+                <w14:ligatures w14:val="none"/>
+              </w:rPr>
+              <w:t>Suggest edits on others' articles</w:t>
+            </w:r>
+          </w:p>
+        </w:tc>
+        <w:tc>
+          <w:tcPr>
+            <w:tcW w:w="0" w:type="auto"/>
+            <w:tcBorders>
+              <w:top w:val="single" w:sz="6" w:space="0" w:color="auto"/>
+              <w:left w:val="single" w:sz="6" w:space="0" w:color="auto"/>
+              <w:bottom w:val="single" w:sz="6" w:space="0" w:color="auto"/>
+              <w:right w:val="single" w:sz="6" w:space="0" w:color="auto"/>
+            </w:tcBorders>
+            <w:vAlign w:val="center"/>
+            <w:hideMark/>
+          </w:tcPr>
+          <w:p>
+            <w:pPr>
+              <w:spacing w:after="0" w:line="240" w:lineRule="auto"/>
+              <w:rPr>
+                <w:rFonts w:ascii="Arial" w:eastAsia="Times New Roman" w:hAnsi="Arial" w:cs="Arial"/>
+                <w:kern w:val="0"/>
+                <w:sz w:val="24"/>
+                <w:szCs w:val="24"/>
+                <w:lang w:eastAsia="en-GB"/>
+                <w14:ligatures w14:val="none"/>
+              </w:rPr>
+            </w:pPr>
+            <w:r>
+              <w:rPr>
+                <w:rFonts w:ascii="Arial" w:eastAsia="Times New Roman" w:hAnsi="Arial" w:cs="Arial"/>
+                <w:kern w:val="0"/>
+                <w:sz w:val="24"/>
+                <w:szCs w:val="24"/>
+                <w:lang w:eastAsia="en-GB"/>
+                <w14:ligatures w14:val="none"/>
+              </w:rPr>
+              <w:t>50+ Points</w:t>
+            </w:r>
+          </w:p>
+        </w:tc>
+      </w:tr>
+      <w:tr>
+        <w:trPr>
+          <w:tblCellSpacing w:w="15" w:type="dxa"/>
+        </w:trPr>
+        <w:tc>
+          <w:tcPr>
+            <w:tcW w:w="0" w:type="auto"/>
+            <w:tcBorders>
+              <w:top w:val="single" w:sz="6" w:space="0" w:color="auto"/>
+              <w:left w:val="single" w:sz="6" w:space="0" w:color="auto"/>
+              <w:bottom w:val="single" w:sz="6" w:space="0" w:color="auto"/>
+              <w:right w:val="single" w:sz="6" w:space="0" w:color="auto"/>
+            </w:tcBorders>
+            <w:vAlign w:val="center"/>
+            <w:hideMark/>
+          </w:tcPr>
+          <w:p>
+            <w:pPr>
+              <w:spacing w:after="0" w:line="240" w:lineRule="auto"/>
+              <w:rPr>
+                <w:rFonts w:ascii="Arial" w:eastAsia="Times New Roman" w:hAnsi="Arial" w:cs="Arial"/>
+                <w:kern w:val="0"/>
+                <w:sz w:val="24"/>
+                <w:szCs w:val="24"/>
+                <w:lang w:eastAsia="en-GB"/>
+                <w14:ligatures w14:val="none"/>
+              </w:rPr>
+            </w:pPr>
+            <w:r>
+              <w:rPr>
+                <w:rFonts w:ascii="Arial" w:eastAsia="Times New Roman" w:hAnsi="Arial" w:cs="Arial"/>
+                <w:b/>
+                <w:bCs/>
+                <w:kern w:val="0"/>
+                <w:sz w:val="24"/>
+                <w:szCs w:val="24"/>
+                <w:lang w:eastAsia="en-GB"/>
+                <w14:ligatures w14:val="none"/>
+              </w:rPr>
+              <w:t>3</w:t>
+            </w:r>
+          </w:p>
+        </w:tc>
+        <w:tc>
+          <w:tcPr>
+            <w:tcW w:w="0" w:type="auto"/>
+            <w:tcBorders>
+              <w:top w:val="single" w:sz="6" w:space="0" w:color="auto"/>
+              <w:left w:val="single" w:sz="6" w:space="0" w:color="auto"/>
+              <w:bottom w:val="single" w:sz="6" w:space="0" w:color="auto"/>
+              <w:right w:val="single" w:sz="6" w:space="0" w:color="auto"/>
+            </w:tcBorders>
+            <w:vAlign w:val="center"/>
+            <w:hideMark/>
+          </w:tcPr>
+          <w:p>
+            <w:pPr>
+              <w:spacing w:after="0" w:line="240" w:lineRule="auto"/>
+              <w:rPr>
+                <w:rFonts w:ascii="Arial" w:eastAsia="Times New Roman" w:hAnsi="Arial" w:cs="Arial"/>
+                <w:kern w:val="0"/>
+                <w:sz w:val="24"/>
+                <w:szCs w:val="24"/>
+                <w:lang w:eastAsia="en-GB"/>
+                <w14:ligatures w14:val="none"/>
+              </w:rPr>
+            </w:pPr>
+            <w:r>
+              <w:rPr>
+                <w:rFonts w:ascii="Arial" w:eastAsia="Times New Roman" w:hAnsi="Arial" w:cs="Arial"/>
+                <w:kern w:val="0"/>
+                <w:sz w:val="24"/>
+                <w:szCs w:val="24"/>
+                <w:lang w:eastAsia="en-GB"/>
+                <w14:ligatures w14:val="none"/>
+              </w:rPr>
+              <w:t>Editor</w:t>
+            </w:r>
+          </w:p>
+        </w:tc>
+        <w:tc>
+          <w:tcPr>
+            <w:tcW w:w="0" w:type="auto"/>
+            <w:tcBorders>
+              <w:top w:val="single" w:sz="6" w:space="0" w:color="auto"/>
+              <w:left w:val="single" w:sz="6" w:space="0" w:color="auto"/>
+              <w:bottom w:val="single" w:sz="6" w:space="0" w:color="auto"/>
+              <w:right w:val="single" w:sz="6" w:space="0" w:color="auto"/>
+            </w:tcBorders>
+            <w:vAlign w:val="center"/>
+            <w:hideMark/>
+          </w:tcPr>
+          <w:p>
+            <w:pPr>
+              <w:spacing w:after="0" w:line="240" w:lineRule="auto"/>
+              <w:rPr>
+                <w:rFonts w:ascii="Arial" w:eastAsia="Times New Roman" w:hAnsi="Arial" w:cs="Arial"/>
+                <w:kern w:val="0"/>
+                <w:sz w:val="24"/>
+                <w:szCs w:val="24"/>
+                <w:lang w:eastAsia="en-GB"/>
+                <w14:ligatures w14:val="none"/>
+              </w:rPr>
+            </w:pPr>
+            <w:r>
+              <w:rPr>
+                <w:rFonts w:ascii="Arial" w:eastAsia="Times New Roman" w:hAnsi="Arial" w:cs="Arial"/>
+                <w:kern w:val="0"/>
+                <w:sz w:val="24"/>
+                <w:szCs w:val="24"/>
+                <w:lang w:eastAsia="en-GB"/>
+                <w14:ligatures w14:val="none"/>
+              </w:rPr>
+              <w:t>Edit others' articles directly</w:t>
+            </w:r>
+          </w:p>
+        </w:tc>
+        <w:tc>
+          <w:tcPr>
+            <w:tcW w:w="0" w:type="auto"/>
+            <w:tcBorders>
+              <w:top w:val="single" w:sz="6" w:space="0" w:color="auto"/>
+              <w:left w:val="single" w:sz="6" w:space="0" w:color="auto"/>
+              <w:bottom w:val="single" w:sz="6" w:space="0" w:color="auto"/>
+              <w:right w:val="single" w:sz="6" w:space="0" w:color="auto"/>
+            </w:tcBorders>
+            <w:vAlign w:val="center"/>
+            <w:hideMark/>
+          </w:tcPr>
+          <w:p>
+            <w:pPr>
+              <w:spacing w:after="0" w:line="240" w:lineRule="auto"/>
+              <w:rPr>
+                <w:rFonts w:ascii="Arial" w:eastAsia="Times New Roman" w:hAnsi="Arial" w:cs="Arial"/>
+                <w:kern w:val="0"/>
+                <w:sz w:val="24"/>
+                <w:szCs w:val="24"/>
+                <w:lang w:eastAsia="en-GB"/>
+                <w14:ligatures w14:val="none"/>
+              </w:rPr>
+            </w:pPr>
+            <w:r>
+              <w:rPr>
+                <w:rFonts w:ascii="Arial" w:eastAsia="Times New Roman" w:hAnsi="Arial" w:cs="Arial"/>
+                <w:kern w:val="0"/>
+                <w:sz w:val="24"/>
+                <w:szCs w:val="24"/>
+                <w:lang w:eastAsia="en-GB"/>
+                <w14:ligatures w14:val="none"/>
+              </w:rPr>
+              <w:t>200+ Points</w:t>
+            </w:r>
+          </w:p>
+        </w:tc>
+      </w:tr>
+      <w:tr>
+        <w:trPr>
+          <w:tblCellSpacing w:w="15" w:type="dxa"/>
+        </w:trPr>
+        <w:tc>
+          <w:tcPr>
+            <w:tcW w:w="0" w:type="auto"/>
+            <w:tcBorders>
+              <w:top w:val="single" w:sz="6" w:space="0" w:color="auto"/>
+              <w:left w:val="single" w:sz="6" w:space="0" w:color="auto"/>
+              <w:bottom w:val="single" w:sz="6" w:space="0" w:color="auto"/>
+              <w:right w:val="single" w:sz="6" w:space="0" w:color="auto"/>
+            </w:tcBorders>
+            <w:vAlign w:val="center"/>
+            <w:hideMark/>
+          </w:tcPr>
+          <w:p>
+            <w:pPr>
+              <w:spacing w:after="0" w:line="240" w:lineRule="auto"/>
+              <w:rPr>
+                <w:rFonts w:ascii="Arial" w:eastAsia="Times New Roman" w:hAnsi="Arial" w:cs="Arial"/>
+                <w:kern w:val="0"/>
+                <w:sz w:val="24"/>
+                <w:szCs w:val="24"/>
+                <w:lang w:eastAsia="en-GB"/>
+                <w14:ligatures w14:val="none"/>
+              </w:rPr>
+            </w:pPr>
+            <w:r>
+              <w:rPr>
+                <w:rFonts w:ascii="Arial" w:eastAsia="Times New Roman" w:hAnsi="Arial" w:cs="Arial"/>
+                <w:b/>
+                <w:bCs/>
+                <w:kern w:val="0"/>
+                <w:sz w:val="24"/>
+                <w:szCs w:val="24"/>
+                <w:lang w:eastAsia="en-GB"/>
+                <w14:ligatures w14:val="none"/>
+              </w:rPr>
+              <w:t>4</w:t>
+            </w:r>
+          </w:p>
+        </w:tc>
+        <w:tc>
+          <w:tcPr>
+            <w:tcW w:w="0" w:type="auto"/>
+            <w:tcBorders>
+              <w:top w:val="single" w:sz="6" w:space="0" w:color="auto"/>
+              <w:left w:val="single" w:sz="6" w:space="0" w:color="auto"/>
+              <w:bottom w:val="single" w:sz="6" w:space="0" w:color="auto"/>
+              <w:right w:val="single" w:sz="6" w:space="0" w:color="auto"/>
+            </w:tcBorders>
+            <w:vAlign w:val="center"/>
+            <w:hideMark/>
+          </w:tcPr>
+          <w:p>
+            <w:pPr>
+              <w:spacing w:after="0" w:line="240" w:lineRule="auto"/>
+              <w:rPr>
+                <w:rFonts w:ascii="Arial" w:eastAsia="Times New Roman" w:hAnsi="Arial" w:cs="Arial"/>
+                <w:kern w:val="0"/>
+                <w:sz w:val="24"/>
+                <w:szCs w:val="24"/>
+                <w:lang w:eastAsia="en-GB"/>
+                <w14:ligatures w14:val="none"/>
+              </w:rPr>
+            </w:pPr>
+            <w:r>
+              <w:rPr>
+                <w:rFonts w:ascii="Arial" w:eastAsia="Times New Roman" w:hAnsi="Arial" w:cs="Arial"/>
+                <w:kern w:val="0"/>
+                <w:sz w:val="24"/>
+                <w:szCs w:val="24"/>
+                <w:lang w:eastAsia="en-GB"/>
+                <w14:ligatures w14:val="none"/>
+              </w:rPr>
+              <w:t>Sr. Editor</w:t>
+            </w:r>
+          </w:p>
+        </w:tc>
+        <w:tc>
+          <w:tcPr>
+            <w:tcW w:w="0" w:type="auto"/>
+            <w:tcBorders>
+              <w:top w:val="single" w:sz="6" w:space="0" w:color="auto"/>
+              <w:left w:val="single" w:sz="6" w:space="0" w:color="auto"/>
+              <w:bottom w:val="single" w:sz="6" w:space="0" w:color="auto"/>
+              <w:right w:val="single" w:sz="6" w:space="0" w:color="auto"/>
+            </w:tcBorders>
+            <w:vAlign w:val="center"/>
+            <w:hideMark/>
+          </w:tcPr>
+          <w:p>
+            <w:pPr>
+              <w:spacing w:after="0" w:line="240" w:lineRule="auto"/>
+              <w:rPr>
+                <w:rFonts w:ascii="Arial" w:eastAsia="Times New Roman" w:hAnsi="Arial" w:cs="Arial"/>
+                <w:kern w:val="0"/>
+                <w:sz w:val="24"/>
+                <w:szCs w:val="24"/>
+                <w:lang w:eastAsia="en-GB"/>
+                <w14:ligatures w14:val="none"/>
+              </w:rPr>
+            </w:pPr>
+            <w:r>
+              <w:rPr>
+                <w:rFonts w:ascii="Arial" w:eastAsia="Times New Roman" w:hAnsi="Arial" w:cs="Arial"/>
+                <w:kern w:val="0"/>
+                <w:sz w:val="24"/>
+                <w:szCs w:val="24"/>
+                <w:lang w:eastAsia="en-GB"/>
+                <w14:ligatures w14:val="none"/>
+              </w:rPr>
+              <w:t>Approve additions/edits</w:t>
+            </w:r>
+          </w:p>
+        </w:tc>
+        <w:tc>
+          <w:tcPr>
+            <w:tcW w:w="0" w:type="auto"/>
+            <w:tcBorders>
+              <w:top w:val="single" w:sz="6" w:space="0" w:color="auto"/>
+              <w:left w:val="single" w:sz="6" w:space="0" w:color="auto"/>
+              <w:bottom w:val="single" w:sz="6" w:space="0" w:color="auto"/>
+              <w:right w:val="single" w:sz="6" w:space="0" w:color="auto"/>
+            </w:tcBorders>
+            <w:vAlign w:val="center"/>
+            <w:hideMark/>
+          </w:tcPr>
+          <w:p>
+            <w:pPr>
+              <w:spacing w:after="0" w:line="240" w:lineRule="auto"/>
+              <w:rPr>
+                <w:rFonts w:ascii="Arial" w:eastAsia="Times New Roman" w:hAnsi="Arial" w:cs="Arial"/>
+                <w:kern w:val="0"/>
+                <w:sz w:val="24"/>
+                <w:szCs w:val="24"/>
+                <w:lang w:eastAsia="en-GB"/>
+                <w14:ligatures w14:val="none"/>
+              </w:rPr>
+            </w:pPr>
+            <w:r>
+              <w:rPr>
+                <w:rFonts w:ascii="Arial" w:eastAsia="Times New Roman" w:hAnsi="Arial" w:cs="Arial"/>
+                <w:kern w:val="0"/>
+                <w:sz w:val="24"/>
+                <w:szCs w:val="24"/>
+                <w:lang w:eastAsia="en-GB"/>
+                <w14:ligatures w14:val="none"/>
+              </w:rPr>
+              <w:t>500+ Points</w:t>
+            </w:r>
+          </w:p>
+        </w:tc>
+      </w:tr>
+      <w:tr>
+        <w:trPr>
+          <w:tblCellSpacing w:w="15" w:type="dxa"/>
+        </w:trPr>
+        <w:tc>
+          <w:tcPr>
+            <w:tcW w:w="0" w:type="auto"/>
+            <w:tcBorders>
+              <w:top w:val="single" w:sz="6" w:space="0" w:color="auto"/>
+              <w:left w:val="single" w:sz="6" w:space="0" w:color="auto"/>
+              <w:bottom w:val="single" w:sz="6" w:space="0" w:color="auto"/>
+              <w:right w:val="single" w:sz="6" w:space="0" w:color="auto"/>
+            </w:tcBorders>
+            <w:vAlign w:val="center"/>
+            <w:hideMark/>
+          </w:tcPr>
+          <w:p>
+            <w:pPr>
+              <w:spacing w:after="0" w:line="240" w:lineRule="auto"/>
+              <w:rPr>
+                <w:rFonts w:ascii="Arial" w:eastAsia="Times New Roman" w:hAnsi="Arial" w:cs="Arial"/>
+                <w:kern w:val="0"/>
+                <w:sz w:val="24"/>
+                <w:szCs w:val="24"/>
+                <w:lang w:eastAsia="en-GB"/>
+                <w14:ligatures w14:val="none"/>
+              </w:rPr>
+            </w:pPr>
+            <w:r>
+              <w:rPr>
+                <w:rFonts w:ascii="Arial" w:eastAsia="Times New Roman" w:hAnsi="Arial" w:cs="Arial"/>
+                <w:b/>
+                <w:bCs/>
+                <w:kern w:val="0"/>
+                <w:sz w:val="24"/>
+                <w:szCs w:val="24"/>
+                <w:lang w:eastAsia="en-GB"/>
+                <w14:ligatures w14:val="none"/>
+              </w:rPr>
+              <w:t>5</w:t>
+            </w:r>
+          </w:p>
+        </w:tc>
+        <w:tc>
+          <w:tcPr>
+            <w:tcW w:w="0" w:type="auto"/>
+            <w:tcBorders>
+              <w:top w:val="single" w:sz="6" w:space="0" w:color="auto"/>
+              <w:left w:val="single" w:sz="6" w:space="0" w:color="auto"/>
+              <w:bottom w:val="single" w:sz="6" w:space="0" w:color="auto"/>
+              <w:right w:val="single" w:sz="6" w:space="0" w:color="auto"/>
+            </w:tcBorders>
+            <w:vAlign w:val="center"/>
+            <w:hideMark/>
+          </w:tcPr>
+          <w:p>
+            <w:pPr>
+              <w:spacing w:after="0" w:line="240" w:lineRule="auto"/>
+              <w:rPr>
+                <w:rFonts w:ascii="Arial" w:eastAsia="Times New Roman" w:hAnsi="Arial" w:cs="Arial"/>
+                <w:kern w:val="0"/>
+                <w:sz w:val="24"/>
+                <w:szCs w:val="24"/>
+                <w:lang w:eastAsia="en-GB"/>
+                <w14:ligatures w14:val="none"/>
+              </w:rPr>
+            </w:pPr>
+            <w:r>
+              <w:rPr>
+                <w:rFonts w:ascii="Arial" w:eastAsia="Times New Roman" w:hAnsi="Arial" w:cs="Arial"/>
+                <w:kern w:val="0"/>
+                <w:sz w:val="24"/>
+                <w:szCs w:val="24"/>
+                <w:lang w:eastAsia="en-GB"/>
+                <w14:ligatures w14:val="none"/>
+              </w:rPr>
+              <w:t>Admin</w:t>
+            </w:r>
+          </w:p>
+        </w:tc>
+        <w:tc>
+          <w:tcPr>
+            <w:tcW w:w="0" w:type="auto"/>
+            <w:tcBorders>
+              <w:top w:val="single" w:sz="6" w:space="0" w:color="auto"/>
+              <w:left w:val="single" w:sz="6" w:space="0" w:color="auto"/>
+              <w:bottom w:val="single" w:sz="6" w:space="0" w:color="auto"/>
+              <w:right w:val="single" w:sz="6" w:space="0" w:color="auto"/>
+            </w:tcBorders>
+            <w:vAlign w:val="center"/>
+            <w:hideMark/>
+          </w:tcPr>
+          <w:p>
+            <w:pPr>
+              <w:spacing w:after="0" w:line="240" w:lineRule="auto"/>
+              <w:rPr>
+                <w:rFonts w:ascii="Arial" w:eastAsia="Times New Roman" w:hAnsi="Arial" w:cs="Arial"/>
+                <w:kern w:val="0"/>
+                <w:sz w:val="24"/>
+                <w:szCs w:val="24"/>
+                <w:lang w:eastAsia="en-GB"/>
+                <w14:ligatures w14:val="none"/>
+              </w:rPr>
+            </w:pPr>
+            <w:r>
+              <w:rPr>
+                <w:rFonts w:ascii="Arial" w:eastAsia="Times New Roman" w:hAnsi="Arial" w:cs="Arial"/>
+                <w:kern w:val="0"/>
+                <w:sz w:val="24"/>
+                <w:szCs w:val="24"/>
+                <w:lang w:eastAsia="en-GB"/>
+                <w14:ligatures w14:val="none"/>
+              </w:rPr>
+              <w:t>Delete articles</w:t>
+            </w:r>
+          </w:p>
+        </w:tc>
+        <w:tc>
+          <w:tcPr>
+            <w:tcW w:w="0" w:type="auto"/>
+            <w:tcBorders>
+              <w:top w:val="single" w:sz="6" w:space="0" w:color="auto"/>
+              <w:left w:val="single" w:sz="6" w:space="0" w:color="auto"/>
+              <w:bottom w:val="single" w:sz="6" w:space="0" w:color="auto"/>
+              <w:right w:val="single" w:sz="6" w:space="0" w:color="auto"/>
+            </w:tcBorders>
+            <w:vAlign w:val="center"/>
+            <w:hideMark/>
+          </w:tcPr>
+          <w:p>
+            <w:pPr>
+              <w:spacing w:after="0" w:line="240" w:lineRule="auto"/>
+              <w:rPr>
+                <w:rFonts w:ascii="Arial" w:eastAsia="Times New Roman" w:hAnsi="Arial" w:cs="Arial"/>
+                <w:kern w:val="0"/>
+                <w:sz w:val="24"/>
+                <w:szCs w:val="24"/>
+                <w:lang w:eastAsia="en-GB"/>
+                <w14:ligatures w14:val="none"/>
+              </w:rPr>
+            </w:pPr>
+            <w:r>
+              <w:rPr>
+                <w:rFonts w:ascii="Arial" w:eastAsia="Times New Roman" w:hAnsi="Arial" w:cs="Arial"/>
+                <w:kern w:val="0"/>
+                <w:sz w:val="24"/>
+                <w:szCs w:val="24"/>
+                <w:lang w:eastAsia="en-GB"/>
+                <w14:ligatures w14:val="none"/>
+              </w:rPr>
+              <w:t>Admin Role</w:t>
+            </w:r>
+          </w:p>
+        </w:tc>
+      </w:tr>
+    </w:tbl>
+    <w:p>
+      <w:pPr>
+        <w:spacing w:after="100" w:afterAutospacing="1" w:line="240" w:lineRule="auto"/>
+        <w:rPr>
+          <w:rFonts w:ascii="Arial" w:eastAsia="Times New Roman" w:hAnsi="Arial" w:cs="Arial"/>
+          <w:kern w:val="0"/>
+          <w:sz w:val="24"/>
+          <w:szCs w:val="24"/>
+          <w:lang w:eastAsia="en-GB"/>
+          <w14:ligatures w14:val="none"/>
+        </w:rPr>
+      </w:pPr>
+      <w:r>
+        <w:rPr>
+          <w:rFonts w:ascii="Arial" w:eastAsia="Times New Roman" w:hAnsi="Arial" w:cs="Arial"/>
+          <w:b/>
+          <w:bCs/>
+          <w:kern w:val="0"/>
+          <w:sz w:val="24"/>
+          <w:szCs w:val="24"/>
+          <w:lang w:eastAsia="en-GB"/>
+          <w14:ligatures w14:val="none"/>
+        </w:rPr>
+        <w:t>Point Rewards:</w:t>
+      </w:r>
+    </w:p>
+    <w:p>
+      <w:pPr>
+        <w:numPr>
+          <w:ilvl w:val="0"/>
+          <w:numId w:val="4"/>
+        </w:numPr>
+        <w:spacing w:after="100" w:afterAutospacing="1" w:line="240" w:lineRule="auto"/>
+        <w:rPr>
+          <w:rFonts w:ascii="Arial" w:eastAsia="Times New Roman" w:hAnsi="Arial" w:cs="Arial"/>
+          <w:kern w:val="0"/>
+          <w:sz w:val="24"/>
+          <w:szCs w:val="24"/>
+          <w:lang w:eastAsia="en-GB"/>
+          <w14:ligatures w14:val="none"/>
+        </w:rPr>
+      </w:pPr>
+      <w:r>
+        <w:rPr>
+          <w:rFonts w:ascii="Arial" w:eastAsia="Times New Roman" w:hAnsi="Arial" w:cs="Arial"/>
+          <w:kern w:val="0"/>
+          <w:sz w:val="24"/>
+          <w:szCs w:val="24"/>
+          <w:lang w:eastAsia="en-GB"/>
+          <w14:ligatures w14:val="none"/>
+        </w:rPr>
+        <w:lastRenderedPageBreak/>
+        <w:t xml:space="preserve">Submit Article: </w:t>
+      </w:r>
+      <w:r>
+        <w:rPr>
+          <w:rFonts w:ascii="Arial" w:eastAsia="Times New Roman" w:hAnsi="Arial" w:cs="Arial"/>
+          <w:b/>
+          <w:bCs/>
+          <w:kern w:val="0"/>
+          <w:sz w:val="24"/>
+          <w:szCs w:val="24"/>
+          <w:lang w:eastAsia="en-GB"/>
+          <w14:ligatures w14:val="none"/>
+        </w:rPr>
+        <w:t>+10</w:t>
+      </w:r>
+    </w:p>
+    <w:p>
+      <w:pPr>
+        <w:numPr>
+          <w:ilvl w:val="0"/>
+          <w:numId w:val="4"/>
+        </w:numPr>
+        <w:spacing w:after="100" w:afterAutospacing="1" w:line="240" w:lineRule="auto"/>
+        <w:rPr>
+          <w:rFonts w:ascii="Arial" w:eastAsia="Times New Roman" w:hAnsi="Arial" w:cs="Arial"/>
+          <w:kern w:val="0"/>
+          <w:sz w:val="24"/>
+          <w:szCs w:val="24"/>
+          <w:lang w:eastAsia="en-GB"/>
+          <w14:ligatures w14:val="none"/>
+        </w:rPr>
+      </w:pPr>
+      <w:r>
+        <w:rPr>
+          <w:rFonts w:ascii="Arial" w:eastAsia="Times New Roman" w:hAnsi="Arial" w:cs="Arial"/>
+          <w:kern w:val="0"/>
+          <w:sz w:val="24"/>
+          <w:szCs w:val="24"/>
+          <w:lang w:eastAsia="en-GB"/>
+          <w14:ligatures w14:val="none"/>
+        </w:rPr>
+        <w:t xml:space="preserve">Article Approved: </w:t>
+      </w:r>
+      <w:r>
+        <w:rPr>
+          <w:rFonts w:ascii="Arial" w:eastAsia="Times New Roman" w:hAnsi="Arial" w:cs="Arial"/>
+          <w:b/>
+          <w:bCs/>
+          <w:kern w:val="0"/>
+          <w:sz w:val="24"/>
+          <w:szCs w:val="24"/>
+          <w:lang w:eastAsia="en-GB"/>
+          <w14:ligatures w14:val="none"/>
+        </w:rPr>
+        <w:t>+25</w:t>
+      </w:r>
+    </w:p>
+    <w:p>
+      <w:pPr>
+        <w:numPr>
+          <w:ilvl w:val="0"/>
+          <w:numId w:val="4"/>
+        </w:numPr>
+        <w:spacing w:after="100" w:afterAutospacing="1" w:line="240" w:lineRule="auto"/>
+        <w:rPr>
+          <w:rFonts w:ascii="Arial" w:eastAsia="Times New Roman" w:hAnsi="Arial" w:cs="Arial"/>
+          <w:kern w:val="0"/>
+          <w:sz w:val="24"/>
+          <w:szCs w:val="24"/>
+          <w:lang w:eastAsia="en-GB"/>
+          <w14:ligatures w14:val="none"/>
+        </w:rPr>
+      </w:pPr>
+      <w:r>
+        <w:rPr>
+          <w:rFonts w:ascii="Arial" w:eastAsia="Times New Roman" w:hAnsi="Arial" w:cs="Arial"/>
+          <w:kern w:val="0"/>
+          <w:sz w:val="24"/>
+          <w:szCs w:val="24"/>
+          <w:lang w:eastAsia="en-GB"/>
+          <w14:ligatures w14:val="none"/>
+        </w:rPr>
+        <w:t xml:space="preserve">Addition Approved: </w:t>
+      </w:r>
+      <w:r>
+        <w:rPr>
+          <w:rFonts w:ascii="Arial" w:eastAsia="Times New Roman" w:hAnsi="Arial" w:cs="Arial"/>
+          <w:b/>
+          <w:bCs/>
+          <w:kern w:val="0"/>
+          <w:sz w:val="24"/>
+          <w:szCs w:val="24"/>
+          <w:lang w:eastAsia="en-GB"/>
+          <w14:ligatures w14:val="none"/>
+        </w:rPr>
+        <w:t>+15</w:t>
+      </w:r>
+    </w:p>
+    <w:p>
+      <w:pPr>
+        <w:numPr>
+          <w:ilvl w:val="0"/>
+          <w:numId w:val="4"/>
+        </w:numPr>
+        <w:spacing w:after="100" w:afterAutospacing="1" w:line="240" w:lineRule="auto"/>
+        <w:rPr>
+          <w:rFonts w:ascii="Arial" w:eastAsia="Times New Roman" w:hAnsi="Arial" w:cs="Arial"/>
+          <w:kern w:val="0"/>
+          <w:sz w:val="24"/>
+          <w:szCs w:val="24"/>
+          <w:lang w:eastAsia="en-GB"/>
+          <w14:ligatures w14:val="none"/>
+        </w:rPr>
+      </w:pPr>
+      <w:r>
+        <w:rPr>
+          <w:rFonts w:ascii="Arial" w:eastAsia="Times New Roman" w:hAnsi="Arial" w:cs="Arial"/>
+          <w:kern w:val="0"/>
+          <w:sz w:val="24"/>
+          <w:szCs w:val="24"/>
+          <w:lang w:eastAsia="en-GB"/>
+          <w14:ligatures w14:val="none"/>
+        </w:rPr>
+        <w:t xml:space="preserve">Edit Approved: </w:t>
+      </w:r>
+      <w:r>
+        <w:rPr>
+          <w:rFonts w:ascii="Arial" w:eastAsia="Times New Roman" w:hAnsi="Arial" w:cs="Arial"/>
+          <w:b/>
+          <w:bCs/>
+          <w:kern w:val="0"/>
+          <w:sz w:val="24"/>
+          <w:szCs w:val="24"/>
+          <w:lang w:eastAsia="en-GB"/>
+          <w14:ligatures w14:val="none"/>
+        </w:rPr>
+        <w:t>+10</w:t>
+      </w:r>
+    </w:p>
+    <w:p>
+      <w:pPr>
+        <w:spacing w:after="0" w:line="240" w:lineRule="auto"/>
+        <w:rPr>
+          <w:rFonts w:ascii="Arial" w:eastAsia="Times New Roman" w:hAnsi="Arial" w:cs="Arial"/>
+          <w:kern w:val="0"/>
+          <w:sz w:val="24"/>
+          <w:szCs w:val="24"/>
+          <w:lang w:eastAsia="en-GB"/>
+          <w14:ligatures w14:val="none"/>
+        </w:rPr>
+      </w:pPr>
+      <w:r>
+        <w:rPr>
+          <w:rFonts w:ascii="Times New Roman" w:eastAsia="Times New Roman" w:hAnsi="Times New Roman" w:cs="Times New Roman"/>
+          <w:kern w:val="0"/>
+          <w:sz w:val="24"/>
+          <w:szCs w:val="24"/>
+          <w:lang w:eastAsia="en-GB"/>
+          <w14:ligatures w14:val="none"/>
+        </w:rPr>
+        <w:pict w14:anchorId="2A768414">
+          <v:rect id="_x0000_i1030" style="width:0;height:1.5pt" o:hralign="center" o:hrstd="t" o:hr="t" fillcolor="#a0a0a0" stroked="f"/>
+        </w:pict>
+      </w:r>
+    </w:p>
+    <w:p>
+      <w:pPr>
+        <w:spacing w:after="100" w:afterAutospacing="1" w:line="240" w:lineRule="auto"/>
+        <w:outlineLvl w:val="1"/>
+        <w:rPr>
+          <w:rFonts w:ascii="Arial" w:eastAsia="Times New Roman" w:hAnsi="Arial" w:cs="Arial"/>
+          <w:b/>
+          <w:bCs/>
+          <w:kern w:val="0"/>
+          <w:sz w:val="36"/>
+          <w:szCs w:val="36"/>
+          <w:lang w:eastAsia="en-GB"/>
+          <w14:ligatures w14:val="none"/>
+        </w:rPr>
+      </w:pPr>
+      <w:r>
+        <w:rPr>
+          <w:rFonts w:ascii="Arial" w:eastAsia="Times New Roman" w:hAnsi="Arial" w:cs="Arial"/>
+          <w:b/>
+          <w:bCs/>
+          <w:kern w:val="0"/>
+          <w:sz w:val="36"/>
+          <w:szCs w:val="36"/>
+          <w:lang w:eastAsia="en-GB"/>
+          <w14:ligatures w14:val="none"/>
+        </w:rPr>
+        <w:t>3. Community Sections</w:t>
+      </w:r>
+    </w:p>
+    <w:p>
+      <w:pPr>
+        <w:spacing w:after="100" w:afterAutospacing="1" w:line="240" w:lineRule="auto"/>
+        <w:rPr>
+          <w:rFonts w:ascii="Arial" w:eastAsia="Times New Roman" w:hAnsi="Arial" w:cs="Arial"/>
+          <w:kern w:val="0"/>
+          <w:sz w:val="24"/>
+          <w:szCs w:val="24"/>
+          <w:lang w:eastAsia="en-GB"/>
+          <w14:ligatures w14:val="none"/>
+        </w:rPr>
+      </w:pPr>
+      <w:r>
+        <w:rPr>
+          <w:rFonts w:ascii="Arial" w:eastAsia="Times New Roman" w:hAnsi="Arial" w:cs="Arial"/>
+          <w:kern w:val="0"/>
+          <w:sz w:val="24"/>
+          <w:szCs w:val="24"/>
+          <w:lang w:eastAsia="en-GB"/>
+          <w14:ligatures w14:val="none"/>
+        </w:rPr>
+        <w:t>Two distinct interaction modules are located beneath the main article.</w:t>
+      </w:r>
+    </w:p>
+    <w:p>
+      <w:pPr>
+        <w:spacing w:after="100" w:afterAutospacing="1" w:line="240" w:lineRule="auto"/>
+        <w:outlineLvl w:val="3"/>
+        <w:rPr>
+          <w:rFonts w:ascii="Arial" w:eastAsia="Times New Roman" w:hAnsi="Arial" w:cs="Arial"/>
+          <w:b/>
+          <w:bCs/>
+          <w:kern w:val="0"/>
+          <w:sz w:val="24"/>
+          <w:szCs w:val="24"/>
+          <w:lang w:eastAsia="en-GB"/>
+          <w14:ligatures w14:val="none"/>
+        </w:rPr>
+      </w:pPr>
+      <w:r>
+        <w:rPr>
+          <w:rFonts w:ascii="Arial" w:eastAsia="Times New Roman" w:hAnsi="Arial" w:cs="Arial"/>
+          <w:b/>
+          <w:bCs/>
+          <w:kern w:val="0"/>
+          <w:sz w:val="24"/>
+          <w:szCs w:val="24"/>
+          <w:lang w:eastAsia="en-GB"/>
+          <w14:ligatures w14:val="none"/>
+        </w:rPr>
+        <w:t xml:space="preserve">I. </w:t>
+      </w:r>
+      <w:r>
+        <w:rPr>
+          <w:rFonts w:ascii="Arial" w:eastAsia="Times New Roman" w:hAnsi="Arial" w:cs="Vrinda"/>
+          <w:b/>
+          <w:bCs/>
+          <w:kern w:val="0"/>
+          <w:sz w:val="24"/>
+          <w:szCs w:val="24"/>
+          <w:cs/>
+          <w:lang w:eastAsia="en-GB" w:bidi="bn-IN"/>
+          <w14:ligatures w14:val="none"/>
+        </w:rPr>
+        <w:t>তথ্য যোগ করুন (</w:t>
+      </w:r>
+      <w:r>
+        <w:rPr>
+          <w:rFonts w:ascii="Arial" w:eastAsia="Times New Roman" w:hAnsi="Arial" w:cs="Arial"/>
+          <w:b/>
+          <w:bCs/>
+          <w:kern w:val="0"/>
+          <w:sz w:val="24"/>
+          <w:szCs w:val="24"/>
+          <w:lang w:eastAsia="en-GB"/>
+          <w14:ligatures w14:val="none"/>
+        </w:rPr>
+        <w:t>Add Information)</w:t>
+      </w:r>
+    </w:p>
+    <w:p>
+      <w:pPr>
+        <w:numPr>
+          <w:ilvl w:val="0"/>
+          <w:numId w:val="5"/>
+        </w:numPr>
+        <w:spacing w:after="100" w:afterAutospacing="1" w:line="240" w:lineRule="auto"/>
+        <w:rPr>
+          <w:rFonts w:ascii="Arial" w:eastAsia="Times New Roman" w:hAnsi="Arial" w:cs="Arial"/>
+          <w:kern w:val="0"/>
+          <w:sz w:val="24"/>
+          <w:szCs w:val="24"/>
+          <w:lang w:eastAsia="en-GB"/>
+          <w14:ligatures w14:val="none"/>
+        </w:rPr>
+      </w:pPr>
+      <w:r>
+        <w:rPr>
+          <w:rFonts w:ascii="Arial" w:eastAsia="Times New Roman" w:hAnsi="Arial" w:cs="Arial"/>
+          <w:b/>
+          <w:bCs/>
+          <w:kern w:val="0"/>
+          <w:sz w:val="24"/>
+          <w:szCs w:val="24"/>
+          <w:lang w:eastAsia="en-GB"/>
+          <w14:ligatures w14:val="none"/>
+        </w:rPr>
+        <w:t>Purpose:</w:t>
+      </w:r>
+      <w:r>
+        <w:rPr>
+          <w:rFonts w:ascii="Arial" w:eastAsia="Times New Roman" w:hAnsi="Arial" w:cs="Arial"/>
+          <w:kern w:val="0"/>
+          <w:sz w:val="24"/>
+          <w:szCs w:val="24"/>
+          <w:lang w:eastAsia="en-GB"/>
+          <w14:ligatures w14:val="none"/>
+        </w:rPr>
+        <w:t xml:space="preserve"> Factual contributions (sources, evidence, corrections, dates).</w:t>
+      </w:r>
+    </w:p>
+    <w:p>
+      <w:pPr>
+        <w:numPr>
+          <w:ilvl w:val="0"/>
+          <w:numId w:val="5"/>
+        </w:numPr>
+        <w:spacing w:after="100" w:afterAutospacing="1" w:line="240" w:lineRule="auto"/>
+        <w:rPr>
+          <w:rFonts w:ascii="Arial" w:eastAsia="Times New Roman" w:hAnsi="Arial" w:cs="Arial"/>
+          <w:kern w:val="0"/>
+          <w:sz w:val="24"/>
+          <w:szCs w:val="24"/>
+          <w:lang w:eastAsia="en-GB"/>
+          <w14:ligatures w14:val="none"/>
+        </w:rPr>
+      </w:pPr>
+      <w:r>
+        <w:rPr>
+          <w:rFonts w:ascii="Arial" w:eastAsia="Times New Roman" w:hAnsi="Arial" w:cs="Arial"/>
+          <w:b/>
+          <w:bCs/>
+          <w:kern w:val="0"/>
+          <w:sz w:val="24"/>
+          <w:szCs w:val="24"/>
+          <w:lang w:eastAsia="en-GB"/>
+          <w14:ligatures w14:val="none"/>
+        </w:rPr>
+        <w:t>Workflow:</w:t>
+      </w:r>
+    </w:p>
+    <w:p>
+      <w:pPr>
+        <w:numPr>
+          <w:ilvl w:val="1"/>
+          <w:numId w:val="5"/>
+        </w:numPr>
+        <w:spacing w:after="100" w:afterAutospacing="1" w:line="240" w:lineRule="auto"/>
+        <w:rPr>
+          <w:rFonts w:ascii="Arial" w:eastAsia="Times New Roman" w:hAnsi="Arial" w:cs="Arial"/>
+          <w:kern w:val="0"/>
+          <w:sz w:val="24"/>
+          <w:szCs w:val="24"/>
+          <w:lang w:eastAsia="en-GB"/>
+          <w14:ligatures w14:val="none"/>
+        </w:rPr>
+      </w:pPr>
+      <w:r>
+        <w:rPr>
+          <w:rFonts w:ascii="Arial" w:eastAsia="Times New Roman" w:hAnsi="Arial" w:cs="Arial"/>
+          <w:b/>
+          <w:bCs/>
+          <w:kern w:val="0"/>
+          <w:sz w:val="24"/>
+          <w:szCs w:val="24"/>
+          <w:lang w:eastAsia="en-GB"/>
+          <w14:ligatures w14:val="none"/>
+        </w:rPr>
+        <w:t>Unverified:</w:t>
+      </w:r>
+      <w:r>
+        <w:rPr>
+          <w:rFonts w:ascii="Arial" w:eastAsia="Times New Roman" w:hAnsi="Arial" w:cs="Arial"/>
+          <w:kern w:val="0"/>
+          <w:sz w:val="24"/>
+          <w:szCs w:val="24"/>
+          <w:lang w:eastAsia="en-GB"/>
+          <w14:ligatures w14:val="none"/>
+        </w:rPr>
+        <w:t xml:space="preserve"> Visible immediately with a grey </w:t>
+      </w:r>
+      <w:r>
+        <w:rPr>
+          <w:rFonts w:ascii="Arial" w:eastAsia="Times New Roman" w:hAnsi="Arial" w:cs="Arial"/>
+          <w:b/>
+          <w:bCs/>
+          <w:kern w:val="0"/>
+          <w:sz w:val="24"/>
+          <w:szCs w:val="24"/>
+          <w:lang w:eastAsia="en-GB"/>
+          <w14:ligatures w14:val="none"/>
+        </w:rPr>
+        <w:t>"</w:t>
+      </w:r>
+      <w:r>
+        <w:rPr>
+          <w:rFonts w:ascii="Arial" w:eastAsia="Times New Roman" w:hAnsi="Arial" w:cs="Vrinda"/>
+          <w:b/>
+          <w:bCs/>
+          <w:kern w:val="0"/>
+          <w:sz w:val="24"/>
+          <w:szCs w:val="24"/>
+          <w:cs/>
+          <w:lang w:eastAsia="en-GB" w:bidi="bn-IN"/>
+          <w14:ligatures w14:val="none"/>
+        </w:rPr>
+        <w:t>অযাচাইকৃত"</w:t>
+      </w:r>
+      <w:r>
+        <w:rPr>
+          <w:rFonts w:ascii="Arial" w:eastAsia="Times New Roman" w:hAnsi="Arial" w:cs="Arial"/>
+          <w:kern w:val="0"/>
+          <w:sz w:val="24"/>
+          <w:szCs w:val="24"/>
+          <w:lang w:eastAsia="en-GB"/>
+          <w14:ligatures w14:val="none"/>
+        </w:rPr>
+        <w:t xml:space="preserve"> badge.</w:t>
+      </w:r>
+    </w:p>
+    <w:p>
+      <w:pPr>
+        <w:numPr>
+          <w:ilvl w:val="1"/>
+          <w:numId w:val="5"/>
+        </w:numPr>
+        <w:spacing w:after="100" w:afterAutospacing="1" w:line="240" w:lineRule="auto"/>
+        <w:rPr>
+          <w:rFonts w:ascii="Arial" w:eastAsia="Times New Roman" w:hAnsi="Arial" w:cs="Arial"/>
+          <w:kern w:val="0"/>
+          <w:sz w:val="24"/>
+          <w:szCs w:val="24"/>
+          <w:lang w:eastAsia="en-GB"/>
+          <w14:ligatures w14:val="none"/>
+        </w:rPr>
+      </w:pPr>
+      <w:r>
+        <w:rPr>
+          <w:rFonts w:ascii="Arial" w:eastAsia="Times New Roman" w:hAnsi="Arial" w:cs="Arial"/>
+          <w:b/>
+          <w:bCs/>
+          <w:kern w:val="0"/>
+          <w:sz w:val="24"/>
+          <w:szCs w:val="24"/>
+          <w:lang w:eastAsia="en-GB"/>
+          <w14:ligatures w14:val="none"/>
+        </w:rPr>
+        <w:t>Verified:</w:t>
+      </w:r>
+      <w:r>
+        <w:rPr>
+          <w:rFonts w:ascii="Arial" w:eastAsia="Times New Roman" w:hAnsi="Arial" w:cs="Arial"/>
+          <w:kern w:val="0"/>
+          <w:sz w:val="24"/>
+          <w:szCs w:val="24"/>
+          <w:lang w:eastAsia="en-GB"/>
+          <w14:ligatures w14:val="none"/>
+        </w:rPr>
+        <w:t xml:space="preserve"> Changes to green </w:t>
+      </w:r>
+      <w:r>
+        <w:rPr>
+          <w:rFonts w:ascii="Arial" w:eastAsia="Times New Roman" w:hAnsi="Arial" w:cs="Arial"/>
+          <w:b/>
+          <w:bCs/>
+          <w:kern w:val="0"/>
+          <w:sz w:val="24"/>
+          <w:szCs w:val="24"/>
+          <w:lang w:eastAsia="en-GB"/>
+          <w14:ligatures w14:val="none"/>
+        </w:rPr>
+        <w:t>"</w:t>
+      </w:r>
+      <w:r>
+        <w:rPr>
+          <w:rFonts w:ascii="Arial" w:eastAsia="Times New Roman" w:hAnsi="Arial" w:cs="Vrinda"/>
+          <w:b/>
+          <w:bCs/>
+          <w:kern w:val="0"/>
+          <w:sz w:val="24"/>
+          <w:szCs w:val="24"/>
+          <w:cs/>
+          <w:lang w:eastAsia="en-GB" w:bidi="bn-IN"/>
+          <w14:ligatures w14:val="none"/>
+        </w:rPr>
+        <w:t>যাচাইকৃত"</w:t>
+      </w:r>
+      <w:r>
+        <w:rPr>
+          <w:rFonts w:ascii="Arial" w:eastAsia="Times New Roman" w:hAnsi="Arial" w:cs="Arial"/>
+          <w:kern w:val="0"/>
+          <w:sz w:val="24"/>
+          <w:szCs w:val="24"/>
+          <w:lang w:eastAsia="en-GB"/>
+          <w14:ligatures w14:val="none"/>
+        </w:rPr>
+        <w:t xml:space="preserve"> badge upon approval.</w:t>
+      </w:r>
+    </w:p>
+    <w:p>
+      <w:pPr>
+        <w:numPr>
+          <w:ilvl w:val="1"/>
+          <w:numId w:val="5"/>
+        </w:numPr>
+        <w:spacing w:after="100" w:afterAutospacing="1" w:line="240" w:lineRule="auto"/>
+        <w:rPr>
+          <w:rFonts w:ascii="Arial" w:eastAsia="Times New Roman" w:hAnsi="Arial" w:cs="Arial"/>
+          <w:kern w:val="0"/>
+          <w:sz w:val="24"/>
+          <w:szCs w:val="24"/>
+          <w:lang w:eastAsia="en-GB"/>
+          <w14:ligatures w14:val="none"/>
+        </w:rPr>
+      </w:pPr>
+      <w:r>
+        <w:rPr>
+          <w:rFonts w:ascii="Arial" w:eastAsia="Times New Roman" w:hAnsi="Arial" w:cs="Arial"/>
+          <w:b/>
+          <w:bCs/>
+          <w:kern w:val="0"/>
+          <w:sz w:val="24"/>
+          <w:szCs w:val="24"/>
+          <w:lang w:eastAsia="en-GB"/>
+          <w14:ligatures w14:val="none"/>
+        </w:rPr>
+        <w:t>Rejected:</w:t>
+      </w:r>
+      <w:r>
+        <w:rPr>
+          <w:rFonts w:ascii="Arial" w:eastAsia="Times New Roman" w:hAnsi="Arial" w:cs="Arial"/>
+          <w:kern w:val="0"/>
+          <w:sz w:val="24"/>
+          <w:szCs w:val="24"/>
+          <w:lang w:eastAsia="en-GB"/>
+          <w14:ligatures w14:val="none"/>
+        </w:rPr>
+        <w:t xml:space="preserve"> Hidden from public; visible only to the submitter.</w:t>
+      </w:r>
+    </w:p>
+    <w:p>
+      <w:pPr>
+        <w:numPr>
+          <w:ilvl w:val="1"/>
+          <w:numId w:val="5"/>
+        </w:numPr>
+        <w:spacing w:after="100" w:afterAutospacing="1" w:line="240" w:lineRule="auto"/>
+        <w:rPr>
+          <w:rFonts w:ascii="Arial" w:eastAsia="Times New Roman" w:hAnsi="Arial" w:cs="Arial"/>
+          <w:kern w:val="0"/>
+          <w:sz w:val="24"/>
+          <w:szCs w:val="24"/>
+          <w:lang w:eastAsia="en-GB"/>
+          <w14:ligatures w14:val="none"/>
+        </w:rPr>
+      </w:pPr>
+      <w:r>
+        <w:rPr>
+          <w:rFonts w:ascii="Arial" w:eastAsia="Times New Roman" w:hAnsi="Arial" w:cs="Arial"/>
+          <w:b/>
+          <w:bCs/>
+          <w:kern w:val="0"/>
+          <w:sz w:val="24"/>
+          <w:szCs w:val="24"/>
+          <w:lang w:eastAsia="en-GB"/>
+          <w14:ligatures w14:val="none"/>
+        </w:rPr>
+        <w:t>Merged:</w:t>
+      </w:r>
+      <w:r>
+        <w:rPr>
+          <w:rFonts w:ascii="Arial" w:eastAsia="Times New Roman" w:hAnsi="Arial" w:cs="Arial"/>
+          <w:kern w:val="0"/>
+          <w:sz w:val="24"/>
+          <w:szCs w:val="24"/>
+          <w:lang w:eastAsia="en-GB"/>
+          <w14:ligatures w14:val="none"/>
+        </w:rPr>
+        <w:t xml:space="preserve"> Content is integrated into the main article text.</w:t>
+      </w:r>
+    </w:p>
+    <w:p>
+      <w:pPr>
+        <w:numPr>
+          <w:ilvl w:val="0"/>
+          <w:numId w:val="5"/>
+        </w:numPr>
+        <w:spacing w:after="100" w:afterAutospacing="1" w:line="240" w:lineRule="auto"/>
+        <w:rPr>
+          <w:rFonts w:ascii="Arial" w:eastAsia="Times New Roman" w:hAnsi="Arial" w:cs="Arial"/>
+          <w:kern w:val="0"/>
+          <w:sz w:val="24"/>
+          <w:szCs w:val="24"/>
+          <w:lang w:eastAsia="en-GB"/>
+          <w14:ligatures w14:val="none"/>
+        </w:rPr>
+      </w:pPr>
+      <w:r>
+        <w:rPr>
+          <w:rFonts w:ascii="Arial" w:eastAsia="Times New Roman" w:hAnsi="Arial" w:cs="Arial"/>
+          <w:b/>
+          <w:bCs/>
+          <w:kern w:val="0"/>
+          <w:sz w:val="24"/>
+          <w:szCs w:val="24"/>
+          <w:lang w:eastAsia="en-GB"/>
+          <w14:ligatures w14:val="none"/>
+        </w:rPr>
+        <w:t>Types:</w:t>
+      </w:r>
+      <w:r>
+        <w:rPr>
+          <w:rFonts w:ascii="Arial" w:eastAsia="Times New Roman" w:hAnsi="Arial" w:cs="Arial"/>
+          <w:kern w:val="0"/>
+          <w:sz w:val="24"/>
+          <w:szCs w:val="24"/>
+          <w:lang w:eastAsia="en-GB"/>
+          <w14:ligatures w14:val="none"/>
+        </w:rPr>
+        <w:t xml:space="preserve"> Corrections, additional info, source links, photos, translations.</w:t>
+      </w:r>
+    </w:p>
+    <w:p>
+      <w:pPr>
+        <w:spacing w:after="100" w:afterAutospacing="1" w:line="240" w:lineRule="auto"/>
+        <w:outlineLvl w:val="3"/>
+        <w:rPr>
+          <w:rFonts w:ascii="Arial" w:eastAsia="Times New Roman" w:hAnsi="Arial" w:cs="Arial"/>
+          <w:b/>
+          <w:bCs/>
+          <w:kern w:val="0"/>
+          <w:sz w:val="24"/>
+          <w:szCs w:val="24"/>
+          <w:lang w:eastAsia="en-GB"/>
+          <w14:ligatures w14:val="none"/>
+        </w:rPr>
+      </w:pPr>
+      <w:r>
+        <w:rPr>
+          <w:rFonts w:ascii="Arial" w:eastAsia="Times New Roman" w:hAnsi="Arial" w:cs="Arial"/>
+          <w:b/>
+          <w:bCs/>
+          <w:kern w:val="0"/>
+          <w:sz w:val="24"/>
+          <w:szCs w:val="24"/>
+          <w:lang w:eastAsia="en-GB"/>
+          <w14:ligatures w14:val="none"/>
+        </w:rPr>
+        <w:t xml:space="preserve">II. </w:t>
+      </w:r>
+      <w:r>
+        <w:rPr>
+          <w:rFonts w:ascii="Arial" w:eastAsia="Times New Roman" w:hAnsi="Arial" w:cs="Vrinda"/>
+          <w:b/>
+          <w:bCs/>
+          <w:kern w:val="0"/>
+          <w:sz w:val="24"/>
+          <w:szCs w:val="24"/>
+          <w:cs/>
+          <w:lang w:eastAsia="en-GB" w:bidi="bn-IN"/>
+          <w14:ligatures w14:val="none"/>
+        </w:rPr>
+        <w:t>মন্তব্য (</w:t>
+      </w:r>
+      <w:r>
+        <w:rPr>
+          <w:rFonts w:ascii="Arial" w:eastAsia="Times New Roman" w:hAnsi="Arial" w:cs="Arial"/>
+          <w:b/>
+          <w:bCs/>
+          <w:kern w:val="0"/>
+          <w:sz w:val="24"/>
+          <w:szCs w:val="24"/>
+          <w:lang w:eastAsia="en-GB"/>
+          <w14:ligatures w14:val="none"/>
+        </w:rPr>
+        <w:t>Comments)</w:t>
+      </w:r>
+    </w:p>
+    <w:p>
+      <w:pPr>
+        <w:numPr>
+          <w:ilvl w:val="0"/>
+          <w:numId w:val="6"/>
+        </w:numPr>
+        <w:spacing w:after="100" w:afterAutospacing="1" w:line="240" w:lineRule="auto"/>
+        <w:rPr>
+          <w:rFonts w:ascii="Arial" w:eastAsia="Times New Roman" w:hAnsi="Arial" w:cs="Arial"/>
+          <w:kern w:val="0"/>
+          <w:sz w:val="24"/>
+          <w:szCs w:val="24"/>
+          <w:lang w:eastAsia="en-GB"/>
+          <w14:ligatures w14:val="none"/>
+        </w:rPr>
+      </w:pPr>
+      <w:r>
+        <w:rPr>
+          <w:rFonts w:ascii="Arial" w:eastAsia="Times New Roman" w:hAnsi="Arial" w:cs="Arial"/>
+          <w:b/>
+          <w:bCs/>
+          <w:kern w:val="0"/>
+          <w:sz w:val="24"/>
+          <w:szCs w:val="24"/>
+          <w:lang w:eastAsia="en-GB"/>
+          <w14:ligatures w14:val="none"/>
+        </w:rPr>
+        <w:t>Purpose:</w:t>
+      </w:r>
+      <w:r>
+        <w:rPr>
+          <w:rFonts w:ascii="Arial" w:eastAsia="Times New Roman" w:hAnsi="Arial" w:cs="Arial"/>
+          <w:kern w:val="0"/>
+          <w:sz w:val="24"/>
+          <w:szCs w:val="24"/>
+          <w:lang w:eastAsia="en-GB"/>
+          <w14:ligatures w14:val="none"/>
+        </w:rPr>
+        <w:t xml:space="preserve"> Opinions, reactions, and threaded discussions.</w:t>
+      </w:r>
+    </w:p>
+    <w:p>
+      <w:pPr>
+        <w:numPr>
+          <w:ilvl w:val="0"/>
+          <w:numId w:val="6"/>
+        </w:numPr>
+        <w:spacing w:after="100" w:afterAutospacing="1" w:line="240" w:lineRule="auto"/>
+        <w:rPr>
+          <w:rFonts w:ascii="Arial" w:eastAsia="Times New Roman" w:hAnsi="Arial" w:cs="Arial"/>
+          <w:kern w:val="0"/>
+          <w:sz w:val="24"/>
+          <w:szCs w:val="24"/>
+          <w:lang w:eastAsia="en-GB"/>
+          <w14:ligatures w14:val="none"/>
+        </w:rPr>
+      </w:pPr>
+      <w:r>
+        <w:rPr>
+          <w:rFonts w:ascii="Arial" w:eastAsia="Times New Roman" w:hAnsi="Arial" w:cs="Arial"/>
+          <w:b/>
+          <w:bCs/>
+          <w:kern w:val="0"/>
+          <w:sz w:val="24"/>
+          <w:szCs w:val="24"/>
+          <w:lang w:eastAsia="en-GB"/>
+          <w14:ligatures w14:val="none"/>
+        </w:rPr>
+        <w:t>Workflow:</w:t>
+      </w:r>
+      <w:r>
+        <w:rPr>
+          <w:rFonts w:ascii="Arial" w:eastAsia="Times New Roman" w:hAnsi="Arial" w:cs="Arial"/>
+          <w:kern w:val="0"/>
+          <w:sz w:val="24"/>
+          <w:szCs w:val="24"/>
+          <w:lang w:eastAsia="en-GB"/>
+          <w14:ligatures w14:val="none"/>
+        </w:rPr>
+        <w:t xml:space="preserve"> No verification required; visible immediately.</w:t>
+      </w:r>
+    </w:p>
+    <w:p>
+      <w:pPr>
+        <w:numPr>
+          <w:ilvl w:val="0"/>
+          <w:numId w:val="6"/>
+        </w:numPr>
+        <w:spacing w:after="100" w:afterAutospacing="1" w:line="240" w:lineRule="auto"/>
+        <w:rPr>
+          <w:rFonts w:ascii="Arial" w:eastAsia="Times New Roman" w:hAnsi="Arial" w:cs="Arial"/>
+          <w:kern w:val="0"/>
+          <w:sz w:val="24"/>
+          <w:szCs w:val="24"/>
+          <w:lang w:eastAsia="en-GB"/>
+          <w14:ligatures w14:val="none"/>
+        </w:rPr>
+      </w:pPr>
+      <w:r>
+        <w:rPr>
+          <w:rFonts w:ascii="Arial" w:eastAsia="Times New Roman" w:hAnsi="Arial" w:cs="Arial"/>
+          <w:b/>
+          <w:bCs/>
+          <w:kern w:val="0"/>
+          <w:sz w:val="24"/>
+          <w:szCs w:val="24"/>
+          <w:lang w:eastAsia="en-GB"/>
+          <w14:ligatures w14:val="none"/>
+        </w:rPr>
+        <w:t>UI:</w:t>
+      </w:r>
+      <w:r>
+        <w:rPr>
+          <w:rFonts w:ascii="Arial" w:eastAsia="Times New Roman" w:hAnsi="Arial" w:cs="Arial"/>
+          <w:kern w:val="0"/>
+          <w:sz w:val="24"/>
+          <w:szCs w:val="24"/>
+          <w:lang w:eastAsia="en-GB"/>
+          <w14:ligatures w14:val="none"/>
+        </w:rPr>
+        <w:t xml:space="preserve"> Threaded replies; ability to collapse/hide.</w:t>
+      </w:r>
+    </w:p>
+    <w:p>
+      <w:pPr>
+        <w:spacing w:after="0" w:line="240" w:lineRule="auto"/>
+        <w:rPr>
+          <w:rFonts w:ascii="Arial" w:eastAsia="Times New Roman" w:hAnsi="Arial" w:cs="Arial"/>
+          <w:kern w:val="0"/>
+          <w:sz w:val="24"/>
+          <w:szCs w:val="24"/>
+          <w:lang w:eastAsia="en-GB"/>
+          <w14:ligatures w14:val="none"/>
+        </w:rPr>
+      </w:pPr>
+      <w:r>
+        <w:rPr>
+          <w:rFonts w:ascii="Times New Roman" w:eastAsia="Times New Roman" w:hAnsi="Times New Roman" w:cs="Times New Roman"/>
+          <w:kern w:val="0"/>
+          <w:sz w:val="24"/>
+          <w:szCs w:val="24"/>
+          <w:lang w:eastAsia="en-GB"/>
+          <w14:ligatures w14:val="none"/>
+        </w:rPr>
+        <w:pict w14:anchorId="1FB5CCF5">
+          <v:rect id="_x0000_i1031" style="width:0;height:1.5pt" o:hralign="center" o:hrstd="t" o:hr="t" fillcolor="#a0a0a0" stroked="f"/>
+        </w:pict>
+      </w:r>
+    </w:p>
+    <w:p>
+      <w:pPr>
+        <w:spacing w:after="100" w:afterAutospacing="1" w:line="240" w:lineRule="auto"/>
+        <w:outlineLvl w:val="1"/>
+        <w:rPr>
+          <w:rFonts w:ascii="Arial" w:eastAsia="Times New Roman" w:hAnsi="Arial" w:cs="Arial"/>
+          <w:b/>
+          <w:bCs/>
+          <w:kern w:val="0"/>
+          <w:sz w:val="36"/>
+          <w:szCs w:val="36"/>
+          <w:lang w:eastAsia="en-GB"/>
+          <w14:ligatures w14:val="none"/>
+        </w:rPr>
+      </w:pPr>
+      <w:r>
+        <w:rPr>
+          <w:rFonts w:ascii="Arial" w:eastAsia="Times New Roman" w:hAnsi="Arial" w:cs="Arial"/>
+          <w:b/>
+          <w:bCs/>
+          <w:kern w:val="0"/>
+          <w:sz w:val="36"/>
+          <w:szCs w:val="36"/>
+          <w:lang w:eastAsia="en-GB"/>
+          <w14:ligatures w14:val="none"/>
+        </w:rPr>
+        <w:t>4. Technical Specifications</w:t>
+      </w:r>
+    </w:p>
+    <w:p>
+      <w:pPr>
+        <w:spacing w:after="100" w:afterAutospacing="1" w:line="240" w:lineRule="auto"/>
+        <w:outlineLvl w:val="3"/>
+        <w:rPr>
+          <w:rFonts w:ascii="Arial" w:eastAsia="Times New Roman" w:hAnsi="Arial" w:cs="Arial"/>
+          <w:b/>
+          <w:bCs/>
+          <w:kern w:val="0"/>
+          <w:sz w:val="24"/>
+          <w:szCs w:val="24"/>
+          <w:lang w:eastAsia="en-GB"/>
+          <w14:ligatures w14:val="none"/>
+        </w:rPr>
+      </w:pPr>
+      <w:r>
+        <w:rPr>
+          <w:rFonts w:ascii="Arial" w:eastAsia="Times New Roman" w:hAnsi="Arial" w:cs="Arial"/>
+          <w:b/>
+          <w:bCs/>
+          <w:kern w:val="0"/>
+          <w:sz w:val="24"/>
+          <w:szCs w:val="24"/>
+          <w:lang w:eastAsia="en-GB"/>
+          <w14:ligatures w14:val="none"/>
+        </w:rPr>
+        <w:t>Edit History &amp; Audit</w:t>
+      </w:r>
+    </w:p>
+    <w:p>
+      <w:pPr>
+        <w:numPr>
+          <w:ilvl w:val="0"/>
+          <w:numId w:val="7"/>
+        </w:numPr>
+        <w:spacing w:after="100" w:afterAutospacing="1" w:line="240" w:lineRule="auto"/>
+        <w:rPr>
+          <w:rFonts w:ascii="Arial" w:eastAsia="Times New Roman" w:hAnsi="Arial" w:cs="Arial"/>
+          <w:kern w:val="0"/>
+          <w:sz w:val="24"/>
+          <w:szCs w:val="24"/>
+          <w:lang w:eastAsia="en-GB"/>
+          <w14:ligatures w14:val="none"/>
+        </w:rPr>
+      </w:pPr>
+      <w:r>
+        <w:rPr>
+          <w:rFonts w:ascii="Arial" w:eastAsia="Times New Roman" w:hAnsi="Arial" w:cs="Arial"/>
+          <w:kern w:val="0"/>
+          <w:sz w:val="24"/>
+          <w:szCs w:val="24"/>
+          <w:lang w:eastAsia="en-GB"/>
+          <w14:ligatures w14:val="none"/>
+        </w:rPr>
+        <w:t xml:space="preserve">Every change is tracked: </w:t>
+      </w:r>
+      <w:r>
+        <w:rPr>
+          <w:rFonts w:ascii="Arial" w:eastAsia="Times New Roman" w:hAnsi="Arial" w:cs="Arial"/>
+          <w:b/>
+          <w:bCs/>
+          <w:kern w:val="0"/>
+          <w:sz w:val="24"/>
+          <w:szCs w:val="24"/>
+          <w:lang w:eastAsia="en-GB"/>
+          <w14:ligatures w14:val="none"/>
+        </w:rPr>
+        <w:t>User, Timestamp, Field, Old Value, New Value</w:t>
+      </w:r>
+      <w:r>
+        <w:rPr>
+          <w:rFonts w:ascii="Arial" w:eastAsia="Times New Roman" w:hAnsi="Arial" w:cs="Arial"/>
+          <w:kern w:val="0"/>
+          <w:sz w:val="24"/>
+          <w:szCs w:val="24"/>
+          <w:lang w:eastAsia="en-GB"/>
+          <w14:ligatures w14:val="none"/>
+        </w:rPr>
+        <w:t>.</w:t>
+      </w:r>
+    </w:p>
+    <w:p>
+      <w:pPr>
+        <w:numPr>
+          <w:ilvl w:val="0"/>
+          <w:numId w:val="7"/>
+        </w:numPr>
+        <w:spacing w:after="100" w:afterAutospacing="1" w:line="240" w:lineRule="auto"/>
+        <w:rPr>
+          <w:rFonts w:ascii="Arial" w:eastAsia="Times New Roman" w:hAnsi="Arial" w:cs="Arial"/>
+          <w:kern w:val="0"/>
+          <w:sz w:val="24"/>
+          <w:szCs w:val="24"/>
+          <w:lang w:eastAsia="en-GB"/>
+          <w14:ligatures w14:val="none"/>
+        </w:rPr>
+      </w:pPr>
+      <w:r>
+        <w:rPr>
+          <w:rFonts w:ascii="Arial" w:eastAsia="Times New Roman" w:hAnsi="Arial" w:cs="Arial"/>
+          <w:kern w:val="0"/>
+          <w:sz w:val="24"/>
+          <w:szCs w:val="24"/>
+          <w:lang w:eastAsia="en-GB"/>
+          <w14:ligatures w14:val="none"/>
+        </w:rPr>
+        <w:t>Owner and Admin edits bypass the approval queue (Auto-approved).</w:t>
+      </w:r>
+    </w:p>
+    <w:p>
+      <w:pPr>
+        <w:numPr>
+          <w:ilvl w:val="0"/>
+          <w:numId w:val="7"/>
+        </w:numPr>
+        <w:spacing w:after="100" w:afterAutospacing="1" w:line="240" w:lineRule="auto"/>
+        <w:rPr>
+          <w:rFonts w:ascii="Arial" w:eastAsia="Times New Roman" w:hAnsi="Arial" w:cs="Arial"/>
+          <w:kern w:val="0"/>
+          <w:sz w:val="24"/>
+          <w:szCs w:val="24"/>
+          <w:lang w:eastAsia="en-GB"/>
+          <w14:ligatures w14:val="none"/>
+        </w:rPr>
+      </w:pPr>
+      <w:r>
+        <w:rPr>
+          <w:rFonts w:ascii="Arial" w:eastAsia="Times New Roman" w:hAnsi="Arial" w:cs="Arial"/>
+          <w:kern w:val="0"/>
+          <w:sz w:val="24"/>
+          <w:szCs w:val="24"/>
+          <w:lang w:eastAsia="en-GB"/>
+          <w14:ligatures w14:val="none"/>
+        </w:rPr>
+        <w:t>All other edits trigger the approval workflow.</w:t>
+      </w:r>
+    </w:p>
+    <w:p>
+      <w:pPr>
+        <w:spacing w:after="100" w:afterAutospacing="1" w:line="240" w:lineRule="auto"/>
+        <w:outlineLvl w:val="3"/>
+        <w:rPr>
+          <w:rFonts w:ascii="Arial" w:eastAsia="Times New Roman" w:hAnsi="Arial" w:cs="Arial"/>
+          <w:b/>
+          <w:bCs/>
+          <w:kern w:val="0"/>
+          <w:sz w:val="24"/>
+          <w:szCs w:val="24"/>
+          <w:lang w:eastAsia="en-GB"/>
+          <w14:ligatures w14:val="none"/>
+        </w:rPr>
+      </w:pPr>
+      <w:r>
+        <w:rPr>
+          <w:rFonts w:ascii="Arial" w:eastAsia="Times New Roman" w:hAnsi="Arial" w:cs="Arial"/>
+          <w:b/>
+          <w:bCs/>
+          <w:kern w:val="0"/>
+          <w:sz w:val="24"/>
+          <w:szCs w:val="24"/>
+          <w:lang w:eastAsia="en-GB"/>
+          <w14:ligatures w14:val="none"/>
+        </w:rPr>
+        <w:t>Implementation Phases</w:t>
+      </w:r>
+    </w:p>
+    <w:p>
+      <w:pPr>
+        <w:numPr>
+          <w:ilvl w:val="0"/>
+          <w:numId w:val="8"/>
+        </w:numPr>
+        <w:spacing w:after="100" w:afterAutospacing="1" w:line="240" w:lineRule="auto"/>
+        <w:rPr>
+          <w:rFonts w:ascii="Arial" w:eastAsia="Times New Roman" w:hAnsi="Arial" w:cs="Arial"/>
+          <w:kern w:val="0"/>
+          <w:sz w:val="24"/>
+          <w:szCs w:val="24"/>
+          <w:lang w:eastAsia="en-GB"/>
+          <w14:ligatures w14:val="none"/>
+        </w:rPr>
+      </w:pPr>
+      <w:r>
+        <w:rPr>
+          <w:rFonts w:ascii="Arial" w:eastAsia="Times New Roman" w:hAnsi="Arial" w:cs="Arial"/>
+          <w:b/>
+          <w:bCs/>
+          <w:kern w:val="0"/>
+          <w:sz w:val="24"/>
+          <w:szCs w:val="24"/>
+          <w:lang w:eastAsia="en-GB"/>
+          <w14:ligatures w14:val="none"/>
+        </w:rPr>
+        <w:t>Phase 1:</w:t>
+      </w:r>
+      <w:r>
+        <w:rPr>
+          <w:rFonts w:ascii="Arial" w:eastAsia="Times New Roman" w:hAnsi="Arial" w:cs="Arial"/>
+          <w:kern w:val="0"/>
+          <w:sz w:val="24"/>
+          <w:szCs w:val="24"/>
+          <w:lang w:eastAsia="en-GB"/>
+          <w14:ligatures w14:val="none"/>
+        </w:rPr>
+        <w:t xml:space="preserve"> Build core article view with the "Extortion" form template and CSS. Extend to all 13 form types after testing.</w:t>
+      </w:r>
+    </w:p>
+    <w:p>
+      <w:pPr>
+        <w:numPr>
+          <w:ilvl w:val="0"/>
+          <w:numId w:val="8"/>
+        </w:numPr>
+        <w:spacing w:after="100" w:afterAutospacing="1" w:line="240" w:lineRule="auto"/>
+        <w:rPr>
+          <w:rFonts w:ascii="Arial" w:eastAsia="Times New Roman" w:hAnsi="Arial" w:cs="Arial"/>
+          <w:kern w:val="0"/>
+          <w:sz w:val="24"/>
+          <w:szCs w:val="24"/>
+          <w:lang w:eastAsia="en-GB"/>
+          <w14:ligatures w14:val="none"/>
+        </w:rPr>
+      </w:pPr>
+      <w:r>
+        <w:rPr>
+          <w:rFonts w:ascii="Arial" w:eastAsia="Times New Roman" w:hAnsi="Arial" w:cs="Arial"/>
+          <w:b/>
+          <w:bCs/>
+          <w:kern w:val="0"/>
+          <w:sz w:val="24"/>
+          <w:szCs w:val="24"/>
+          <w:lang w:eastAsia="en-GB"/>
+          <w14:ligatures w14:val="none"/>
+        </w:rPr>
+        <w:t>Phase 2:</w:t>
+      </w:r>
+      <w:r>
+        <w:rPr>
+          <w:rFonts w:ascii="Arial" w:eastAsia="Times New Roman" w:hAnsi="Arial" w:cs="Arial"/>
+          <w:kern w:val="0"/>
+          <w:sz w:val="24"/>
+          <w:szCs w:val="24"/>
+          <w:lang w:eastAsia="en-GB"/>
+          <w14:ligatures w14:val="none"/>
+        </w:rPr>
+        <w:t xml:space="preserve"> Implement community additions, comments, and the reputation system.</w:t>
+      </w:r>
+    </w:p>
+    <w:p>
+      <w:pPr>
+        <w:spacing w:after="100" w:afterAutospacing="1" w:line="240" w:lineRule="auto"/>
+        <w:outlineLvl w:val="3"/>
+        <w:rPr>
+          <w:rFonts w:ascii="Arial" w:eastAsia="Times New Roman" w:hAnsi="Arial" w:cs="Arial"/>
+          <w:b/>
+          <w:bCs/>
+          <w:kern w:val="0"/>
+          <w:sz w:val="24"/>
+          <w:szCs w:val="24"/>
+          <w:lang w:eastAsia="en-GB"/>
+          <w14:ligatures w14:val="none"/>
+        </w:rPr>
+      </w:pPr>
+      <w:r>
+        <w:rPr>
+          <w:rFonts w:ascii="Arial" w:eastAsia="Times New Roman" w:hAnsi="Arial" w:cs="Arial"/>
+          <w:b/>
+          <w:bCs/>
+          <w:kern w:val="0"/>
+          <w:sz w:val="24"/>
+          <w:szCs w:val="24"/>
+          <w:lang w:eastAsia="en-GB"/>
+          <w14:ligatures w14:val="none"/>
+        </w:rPr>
+        <w:t>Database Schema Requirements</w:t>
+      </w:r>
+    </w:p>
+    <w:p>
+      <w:pPr>
+        <w:numPr>
+          <w:ilvl w:val="0"/>
+          <w:numId w:val="9"/>
+        </w:numPr>
+        <w:spacing w:after="100" w:afterAutospacing="1" w:line="240" w:lineRule="auto"/>
+        <w:rPr>
+          <w:rFonts w:ascii="Arial" w:eastAsia="Times New Roman" w:hAnsi="Arial" w:cs="Arial"/>
+          <w:kern w:val="0"/>
+          <w:sz w:val="24"/>
+          <w:szCs w:val="24"/>
+          <w:lang w:eastAsia="en-GB"/>
+          <w14:ligatures w14:val="none"/>
+        </w:rPr>
+      </w:pPr>
+      <w:r>
+        <w:rPr>
+          <w:rFonts w:ascii="Arial" w:eastAsia="Times New Roman" w:hAnsi="Arial" w:cs="Arial"/>
+          <w:kern w:val="0"/>
+          <w:sz w:val="20"/>
+          <w:szCs w:val="20"/>
+          <w:lang w:eastAsia="en-GB"/>
+          <w14:ligatures w14:val="none"/>
+        </w:rPr>
+        <w:t>[newshub].[article_edit_history]</w:t>
+      </w:r>
+      <w:r>
+        <w:rPr>
+          <w:rFonts w:ascii="Arial" w:eastAsia="Times New Roman" w:hAnsi="Arial" w:cs="Arial"/>
+          <w:kern w:val="0"/>
+          <w:sz w:val="24"/>
+          <w:szCs w:val="24"/>
+          <w:lang w:eastAsia="en-GB"/>
+          <w14:ligatures w14:val="none"/>
+        </w:rPr>
+        <w:t>: Audit trail for all changes.</w:t>
+      </w:r>
+    </w:p>
+    <w:p>
+      <w:pPr>
+        <w:numPr>
+          <w:ilvl w:val="0"/>
+          <w:numId w:val="9"/>
+        </w:numPr>
+        <w:spacing w:after="100" w:afterAutospacing="1" w:line="240" w:lineRule="auto"/>
+        <w:rPr>
+          <w:rFonts w:ascii="Arial" w:eastAsia="Times New Roman" w:hAnsi="Arial" w:cs="Arial"/>
+          <w:kern w:val="0"/>
+          <w:sz w:val="24"/>
+          <w:szCs w:val="24"/>
+          <w:lang w:eastAsia="en-GB"/>
+          <w14:ligatures w14:val="none"/>
+        </w:rPr>
+      </w:pPr>
+      <w:r>
+        <w:rPr>
+          <w:rFonts w:ascii="Arial" w:eastAsia="Times New Roman" w:hAnsi="Arial" w:cs="Arial"/>
+          <w:kern w:val="0"/>
+          <w:sz w:val="20"/>
+          <w:szCs w:val="20"/>
+          <w:lang w:eastAsia="en-GB"/>
+          <w14:ligatures w14:val="none"/>
+        </w:rPr>
+        <w:t>[newshub].[article_community_addition]</w:t>
+      </w:r>
+      <w:r>
+        <w:rPr>
+          <w:rFonts w:ascii="Arial" w:eastAsia="Times New Roman" w:hAnsi="Arial" w:cs="Arial"/>
+          <w:kern w:val="0"/>
+          <w:sz w:val="24"/>
+          <w:szCs w:val="24"/>
+          <w:lang w:eastAsia="en-GB"/>
+          <w14:ligatures w14:val="none"/>
+        </w:rPr>
+        <w:t>: Storage for information contributions.</w:t>
+      </w:r>
+    </w:p>
+    <w:p>
+      <w:pPr>
+        <w:numPr>
+          <w:ilvl w:val="0"/>
+          <w:numId w:val="9"/>
+        </w:numPr>
+        <w:spacing w:after="100" w:afterAutospacing="1" w:line="240" w:lineRule="auto"/>
+        <w:rPr>
+          <w:rFonts w:ascii="Arial" w:eastAsia="Times New Roman" w:hAnsi="Arial" w:cs="Arial"/>
+          <w:kern w:val="0"/>
+          <w:sz w:val="24"/>
+          <w:szCs w:val="24"/>
+          <w:lang w:eastAsia="en-GB"/>
+          <w14:ligatures w14:val="none"/>
+        </w:rPr>
+      </w:pPr>
+      <w:r>
+        <w:rPr>
+          <w:rFonts w:ascii="Arial" w:eastAsia="Times New Roman" w:hAnsi="Arial" w:cs="Arial"/>
+          <w:kern w:val="0"/>
+          <w:sz w:val="20"/>
+          <w:szCs w:val="20"/>
+          <w:lang w:eastAsia="en-GB"/>
+          <w14:ligatures w14:val="none"/>
+        </w:rPr>
+        <w:t>[account].[user_reputation]</w:t>
+      </w:r>
+      <w:r>
+        <w:rPr>
+          <w:rFonts w:ascii="Arial" w:eastAsia="Times New Roman" w:hAnsi="Arial" w:cs="Arial"/>
+          <w:kern w:val="0"/>
+          <w:sz w:val="24"/>
+          <w:szCs w:val="24"/>
+          <w:lang w:eastAsia="en-GB"/>
+          <w14:ligatures w14:val="none"/>
+        </w:rPr>
+        <w:t>: Per-user point tracking.</w:t>
+      </w:r>
+    </w:p>
+    <w:p>
+      <w:pPr>
+        <w:numPr>
+          <w:ilvl w:val="0"/>
+          <w:numId w:val="9"/>
+        </w:numPr>
+        <w:spacing w:after="100" w:afterAutospacing="1" w:line="240" w:lineRule="auto"/>
+        <w:rPr>
+          <w:rFonts w:ascii="Arial" w:eastAsia="Times New Roman" w:hAnsi="Arial" w:cs="Arial"/>
+          <w:kern w:val="0"/>
+          <w:sz w:val="24"/>
+          <w:szCs w:val="24"/>
+          <w:lang w:eastAsia="en-GB"/>
+          <w14:ligatures w14:val="none"/>
+        </w:rPr>
+      </w:pPr>
+      <w:r>
+        <w:rPr>
+          <w:rFonts w:ascii="Arial" w:eastAsia="Times New Roman" w:hAnsi="Arial" w:cs="Arial"/>
+          <w:kern w:val="0"/>
+          <w:sz w:val="20"/>
+          <w:szCs w:val="20"/>
+          <w:lang w:eastAsia="en-GB"/>
+          <w14:ligatures w14:val="none"/>
+        </w:rPr>
+        <w:t>[account].[ref_privilege_level]</w:t>
+      </w:r>
+      <w:r>
+        <w:rPr>
+          <w:rFonts w:ascii="Arial" w:eastAsia="Times New Roman" w:hAnsi="Arial" w:cs="Arial"/>
+          <w:kern w:val="0"/>
+          <w:sz w:val="24"/>
+          <w:szCs w:val="24"/>
+          <w:lang w:eastAsia="en-GB"/>
+          <w14:ligatures w14:val="none"/>
+        </w:rPr>
+        <w:t>: Threshold and level definitions.</w:t>
+      </w:r>
+    </w:p>
+    <w:p>
+      <w:pPr>
+        <w:numPr>
+          <w:ilvl w:val="0"/>
+          <w:numId w:val="9"/>
+        </w:numPr>
+        <w:spacing w:after="100" w:afterAutospacing="1" w:line="240" w:lineRule="auto"/>
+        <w:rPr>
+          <w:rFonts w:ascii="Arial" w:eastAsia="Times New Roman" w:hAnsi="Arial" w:cs="Arial"/>
+          <w:kern w:val="0"/>
+          <w:sz w:val="24"/>
+          <w:szCs w:val="24"/>
+          <w:lang w:eastAsia="en-GB"/>
+          <w14:ligatures w14:val="none"/>
+        </w:rPr>
+      </w:pPr>
+      <w:r>
+        <w:rPr>
+          <w:rFonts w:ascii="Arial" w:eastAsia="Times New Roman" w:hAnsi="Arial" w:cs="Arial"/>
+          <w:kern w:val="0"/>
+          <w:sz w:val="20"/>
+          <w:szCs w:val="20"/>
+          <w:lang w:eastAsia="en-GB"/>
+          <w14:ligatures w14:val="none"/>
+        </w:rPr>
+        <w:lastRenderedPageBreak/>
+        <w:t>[newshub].[article_comment]</w:t>
+      </w:r>
+      <w:r>
+        <w:rPr>
+          <w:rFonts w:ascii="Arial" w:eastAsia="Times New Roman" w:hAnsi="Arial" w:cs="Arial"/>
+          <w:kern w:val="0"/>
+          <w:sz w:val="24"/>
+          <w:szCs w:val="24"/>
+          <w:lang w:eastAsia="en-GB"/>
+          <w14:ligatures w14:val="none"/>
+        </w:rPr>
+        <w:t>: Threaded discussion data.</w:t>
+      </w:r>
+    </w:p>
+    <w:p>
+      <w:pPr>
+        <w:spacing w:after="0" w:line="240" w:lineRule="auto"/>
+        <w:rPr>
+          <w:rFonts w:ascii="Arial" w:eastAsia="Times New Roman" w:hAnsi="Arial" w:cs="Arial"/>
+          <w:kern w:val="0"/>
+          <w:sz w:val="24"/>
+          <w:szCs w:val="24"/>
+          <w:lang w:eastAsia="en-GB"/>
+          <w14:ligatures w14:val="none"/>
+        </w:rPr>
+      </w:pPr>
+      <w:r>
+        <w:rPr>
+          <w:rFonts w:ascii="Times New Roman" w:eastAsia="Times New Roman" w:hAnsi="Times New Roman" w:cs="Times New Roman"/>
+          <w:kern w:val="0"/>
+          <w:sz w:val="24"/>
+          <w:szCs w:val="24"/>
+          <w:lang w:eastAsia="en-GB"/>
+          <w14:ligatures w14:val="none"/>
+        </w:rPr>
+        <w:pict w14:anchorId="1C8496BE">
+          <v:rect id="_x0000_i1032" style="width:0;height:1.5pt" o:hralign="center" o:hrstd="t" o:hr="t" fillcolor="#a0a0a0" stroked="f"/>
+        </w:pict>
+      </w:r>
+    </w:p>
+    <w:p>
+      <w:pPr>
+        <w:spacing w:after="100" w:afterAutospacing="1" w:line="240" w:lineRule="auto"/>
+        <w:rPr>
+          <w:rFonts w:ascii="Arial" w:eastAsia="Times New Roman" w:hAnsi="Arial" w:cs="Arial"/>
+          <w:kern w:val="0"/>
+          <w:sz w:val="24"/>
+          <w:szCs w:val="24"/>
+          <w:lang w:eastAsia="en-GB"/>
+          <w14:ligatures w14:val="none"/>
+        </w:rPr>
+      </w:pPr>
+      <w:r>
+        <w:rPr>
+          <w:rFonts w:ascii="Arial" w:eastAsia="Times New Roman" w:hAnsi="Arial" w:cs="Arial"/>
+          <w:b/>
+          <w:bCs/>
+          <w:kern w:val="0"/>
+          <w:sz w:val="24"/>
+          <w:szCs w:val="24"/>
+          <w:lang w:eastAsia="en-GB"/>
+          <w14:ligatures w14:val="none"/>
+        </w:rPr>
+        <w:t>Would you like me to generate the SQL schema scripts for these new tables based on these requirements?</w:t>
+      </w:r>
+    </w:p>
+    <w:p/>
     <w:sectPr>
       <w:pgSz w:w="11906" w:h="16838"/>
       <w:pgMar w:top="1440" w:right="1440" w:bottom="1440" w:left="1440" w:header="708" w:footer="708" w:gutter="0"/>
@@ -4153,6 +8256,751 @@
 <file path=word/numbering.xml><?xml version="1.0" encoding="utf-8"?>
 <w:numbering xmlns:wpc="http://schemas.microsoft.com/office/word/2010/wordprocessingCanvas" xmlns:cx="http://schemas.microsoft.com/office/drawing/2014/chartex" xmlns:cx1="http://schemas.microsoft.com/office/drawing/2015/9/8/chartex" xmlns:cx2="http://schemas.microsoft.com/office/drawing/2015/10/21/chartex" xmlns:cx3="http://schemas.microsoft.com/office/drawing/2016/5/9/chartex" xmlns:cx4="http://schemas.microsoft.com/office/drawing/2016/5/10/chartex" xmlns:cx5="http://schemas.microsoft.com/office/drawing/2016/5/11/chartex" xmlns:cx6="http://schemas.microsoft.com/office/drawing/2016/5/12/chartex" xmlns:cx7="http://schemas.microsoft.com/office/drawing/2016/5/13/chartex" xmlns:cx8="http://schemas.microsoft.com/office/drawing/2016/5/14/chartex" xmlns:mc="http://schemas.openxmlformats.org/markup-compatibility/2006" xmlns:aink="http://schemas.microsoft.com/office/drawing/2016/ink" xmlns:am3d="http://schemas.microsoft.com/office/drawing/2017/model3d" xmlns:o="urn:schemas-microsoft-com:office:office" xmlns:oel="http://schemas.microsoft.com/office/2019/extlst" xmlns:r="http://schemas.openxmlformats.org/officeDocument/2006/relationships" xmlns:m="http://schemas.openxmlformats.org/officeDocument/2006/math" xmlns:v="urn:schemas-microsoft-com:vml" xmlns:wp14="http://schemas.microsoft.com/office/word/2010/wordprocessingDrawing" xmlns:wp="http://schemas.openxmlformats.org/drawingml/2006/wordprocessingDrawing" xmlns:w10="urn:schemas-microsoft-com:office:word" xmlns:w="http://schemas.openxmlformats.org/wordprocessingml/2006/main" xmlns:w14="http://schemas.microsoft.com/office/word/2010/wordml" xmlns:w15="http://schemas.microsoft.com/office/word/2012/wordml" xmlns:w16cex="http://schemas.microsoft.com/office/word/2018/wordml/cex" xmlns:w16cid="http://schemas.microsoft.com/office/word/2016/wordml/cid" xmlns:w16="http://schemas.microsoft.com/office/word/2018/wordml" xmlns:w16du="http://schemas.microsoft.com/office/word/2023/wordml/word16du" xmlns:w16sdtdh="http://schemas.microsoft.com/office/word/2020/wordml/sdtdatahash" xmlns:w16sdtfl="http://schemas.microsoft.com/office/word/2024/wordml/sdtformatlock" xmlns:w16se="http://schemas.microsoft.com/office/word/2015/wordml/symex" xmlns:wpg="http://schemas.microsoft.com/office/word/2010/wordprocessingGroup" xmlns:wpi="http://schemas.microsoft.com/office/word/2010/wordprocessingInk" xmlns:wne="http://schemas.microsoft.com/office/word/2006/wordml" xmlns:wps="http://schemas.microsoft.com/office/word/2010/wordprocessingShape" mc:Ignorable="w14 w15 w16se w16cid w16 w16cex w16sdtdh w16sdtfl w16du wp14">
   <w:abstractNum w:abstractNumId="0" w15:restartNumberingAfterBreak="0">
+    <w:nsid w:val="27F51D73"/>
+    <w:multiLevelType w:val="multilevel"/>
+    <w:tmpl w:val="D47C3F8A"/>
+    <w:lvl w:ilvl="0">
+      <w:start w:val="1"/>
+      <w:numFmt w:val="bullet"/>
+      <w:lvlText w:val=""/>
+      <w:lvlJc w:val="left"/>
+      <w:pPr>
+        <w:tabs>
+          <w:tab w:val="num" w:pos="720"/>
+        </w:tabs>
+        <w:ind w:left="720" w:hanging="360"/>
+      </w:pPr>
+      <w:rPr>
+        <w:rFonts w:ascii="Symbol" w:hAnsi="Symbol" w:hint="default"/>
+        <w:sz w:val="20"/>
+      </w:rPr>
+    </w:lvl>
+    <w:lvl w:ilvl="1" w:tentative="1">
+      <w:start w:val="1"/>
+      <w:numFmt w:val="bullet"/>
+      <w:lvlText w:val="o"/>
+      <w:lvlJc w:val="left"/>
+      <w:pPr>
+        <w:tabs>
+          <w:tab w:val="num" w:pos="1440"/>
+        </w:tabs>
+        <w:ind w:left="1440" w:hanging="360"/>
+      </w:pPr>
+      <w:rPr>
+        <w:rFonts w:ascii="Courier New" w:hAnsi="Courier New" w:hint="default"/>
+        <w:sz w:val="20"/>
+      </w:rPr>
+    </w:lvl>
+    <w:lvl w:ilvl="2" w:tentative="1">
+      <w:start w:val="1"/>
+      <w:numFmt w:val="bullet"/>
+      <w:lvlText w:val=""/>
+      <w:lvlJc w:val="left"/>
+      <w:pPr>
+        <w:tabs>
+          <w:tab w:val="num" w:pos="2160"/>
+        </w:tabs>
+        <w:ind w:left="2160" w:hanging="360"/>
+      </w:pPr>
+      <w:rPr>
+        <w:rFonts w:ascii="Wingdings" w:hAnsi="Wingdings" w:hint="default"/>
+        <w:sz w:val="20"/>
+      </w:rPr>
+    </w:lvl>
+    <w:lvl w:ilvl="3" w:tentative="1">
+      <w:start w:val="1"/>
+      <w:numFmt w:val="bullet"/>
+      <w:lvlText w:val=""/>
+      <w:lvlJc w:val="left"/>
+      <w:pPr>
+        <w:tabs>
+          <w:tab w:val="num" w:pos="2880"/>
+        </w:tabs>
+        <w:ind w:left="2880" w:hanging="360"/>
+      </w:pPr>
+      <w:rPr>
+        <w:rFonts w:ascii="Wingdings" w:hAnsi="Wingdings" w:hint="default"/>
+        <w:sz w:val="20"/>
+      </w:rPr>
+    </w:lvl>
+    <w:lvl w:ilvl="4" w:tentative="1">
+      <w:start w:val="1"/>
+      <w:numFmt w:val="bullet"/>
+      <w:lvlText w:val=""/>
+      <w:lvlJc w:val="left"/>
+      <w:pPr>
+        <w:tabs>
+          <w:tab w:val="num" w:pos="3600"/>
+        </w:tabs>
+        <w:ind w:left="3600" w:hanging="360"/>
+      </w:pPr>
+      <w:rPr>
+        <w:rFonts w:ascii="Wingdings" w:hAnsi="Wingdings" w:hint="default"/>
+        <w:sz w:val="20"/>
+      </w:rPr>
+    </w:lvl>
+    <w:lvl w:ilvl="5" w:tentative="1">
+      <w:start w:val="1"/>
+      <w:numFmt w:val="bullet"/>
+      <w:lvlText w:val=""/>
+      <w:lvlJc w:val="left"/>
+      <w:pPr>
+        <w:tabs>
+          <w:tab w:val="num" w:pos="4320"/>
+        </w:tabs>
+        <w:ind w:left="4320" w:hanging="360"/>
+      </w:pPr>
+      <w:rPr>
+        <w:rFonts w:ascii="Wingdings" w:hAnsi="Wingdings" w:hint="default"/>
+        <w:sz w:val="20"/>
+      </w:rPr>
+    </w:lvl>
+    <w:lvl w:ilvl="6" w:tentative="1">
+      <w:start w:val="1"/>
+      <w:numFmt w:val="bullet"/>
+      <w:lvlText w:val=""/>
+      <w:lvlJc w:val="left"/>
+      <w:pPr>
+        <w:tabs>
+          <w:tab w:val="num" w:pos="5040"/>
+        </w:tabs>
+        <w:ind w:left="5040" w:hanging="360"/>
+      </w:pPr>
+      <w:rPr>
+        <w:rFonts w:ascii="Wingdings" w:hAnsi="Wingdings" w:hint="default"/>
+        <w:sz w:val="20"/>
+      </w:rPr>
+    </w:lvl>
+    <w:lvl w:ilvl="7" w:tentative="1">
+      <w:start w:val="1"/>
+      <w:numFmt w:val="bullet"/>
+      <w:lvlText w:val=""/>
+      <w:lvlJc w:val="left"/>
+      <w:pPr>
+        <w:tabs>
+          <w:tab w:val="num" w:pos="5760"/>
+        </w:tabs>
+        <w:ind w:left="5760" w:hanging="360"/>
+      </w:pPr>
+      <w:rPr>
+        <w:rFonts w:ascii="Wingdings" w:hAnsi="Wingdings" w:hint="default"/>
+        <w:sz w:val="20"/>
+      </w:rPr>
+    </w:lvl>
+    <w:lvl w:ilvl="8" w:tentative="1">
+      <w:start w:val="1"/>
+      <w:numFmt w:val="bullet"/>
+      <w:lvlText w:val=""/>
+      <w:lvlJc w:val="left"/>
+      <w:pPr>
+        <w:tabs>
+          <w:tab w:val="num" w:pos="6480"/>
+        </w:tabs>
+        <w:ind w:left="6480" w:hanging="360"/>
+      </w:pPr>
+      <w:rPr>
+        <w:rFonts w:ascii="Wingdings" w:hAnsi="Wingdings" w:hint="default"/>
+        <w:sz w:val="20"/>
+      </w:rPr>
+    </w:lvl>
+  </w:abstractNum>
+  <w:abstractNum w:abstractNumId="1" w15:restartNumberingAfterBreak="0">
+    <w:nsid w:val="29393861"/>
+    <w:multiLevelType w:val="multilevel"/>
+    <w:tmpl w:val="2572FC20"/>
+    <w:lvl w:ilvl="0">
+      <w:start w:val="1"/>
+      <w:numFmt w:val="bullet"/>
+      <w:lvlText w:val=""/>
+      <w:lvlJc w:val="left"/>
+      <w:pPr>
+        <w:tabs>
+          <w:tab w:val="num" w:pos="720"/>
+        </w:tabs>
+        <w:ind w:left="720" w:hanging="360"/>
+      </w:pPr>
+      <w:rPr>
+        <w:rFonts w:ascii="Symbol" w:hAnsi="Symbol" w:hint="default"/>
+        <w:sz w:val="20"/>
+      </w:rPr>
+    </w:lvl>
+    <w:lvl w:ilvl="1" w:tentative="1">
+      <w:start w:val="1"/>
+      <w:numFmt w:val="bullet"/>
+      <w:lvlText w:val="o"/>
+      <w:lvlJc w:val="left"/>
+      <w:pPr>
+        <w:tabs>
+          <w:tab w:val="num" w:pos="1440"/>
+        </w:tabs>
+        <w:ind w:left="1440" w:hanging="360"/>
+      </w:pPr>
+      <w:rPr>
+        <w:rFonts w:ascii="Courier New" w:hAnsi="Courier New" w:hint="default"/>
+        <w:sz w:val="20"/>
+      </w:rPr>
+    </w:lvl>
+    <w:lvl w:ilvl="2" w:tentative="1">
+      <w:start w:val="1"/>
+      <w:numFmt w:val="bullet"/>
+      <w:lvlText w:val=""/>
+      <w:lvlJc w:val="left"/>
+      <w:pPr>
+        <w:tabs>
+          <w:tab w:val="num" w:pos="2160"/>
+        </w:tabs>
+        <w:ind w:left="2160" w:hanging="360"/>
+      </w:pPr>
+      <w:rPr>
+        <w:rFonts w:ascii="Wingdings" w:hAnsi="Wingdings" w:hint="default"/>
+        <w:sz w:val="20"/>
+      </w:rPr>
+    </w:lvl>
+    <w:lvl w:ilvl="3" w:tentative="1">
+      <w:start w:val="1"/>
+      <w:numFmt w:val="bullet"/>
+      <w:lvlText w:val=""/>
+      <w:lvlJc w:val="left"/>
+      <w:pPr>
+        <w:tabs>
+          <w:tab w:val="num" w:pos="2880"/>
+        </w:tabs>
+        <w:ind w:left="2880" w:hanging="360"/>
+      </w:pPr>
+      <w:rPr>
+        <w:rFonts w:ascii="Wingdings" w:hAnsi="Wingdings" w:hint="default"/>
+        <w:sz w:val="20"/>
+      </w:rPr>
+    </w:lvl>
+    <w:lvl w:ilvl="4" w:tentative="1">
+      <w:start w:val="1"/>
+      <w:numFmt w:val="bullet"/>
+      <w:lvlText w:val=""/>
+      <w:lvlJc w:val="left"/>
+      <w:pPr>
+        <w:tabs>
+          <w:tab w:val="num" w:pos="3600"/>
+        </w:tabs>
+        <w:ind w:left="3600" w:hanging="360"/>
+      </w:pPr>
+      <w:rPr>
+        <w:rFonts w:ascii="Wingdings" w:hAnsi="Wingdings" w:hint="default"/>
+        <w:sz w:val="20"/>
+      </w:rPr>
+    </w:lvl>
+    <w:lvl w:ilvl="5" w:tentative="1">
+      <w:start w:val="1"/>
+      <w:numFmt w:val="bullet"/>
+      <w:lvlText w:val=""/>
+      <w:lvlJc w:val="left"/>
+      <w:pPr>
+        <w:tabs>
+          <w:tab w:val="num" w:pos="4320"/>
+        </w:tabs>
+        <w:ind w:left="4320" w:hanging="360"/>
+      </w:pPr>
+      <w:rPr>
+        <w:rFonts w:ascii="Wingdings" w:hAnsi="Wingdings" w:hint="default"/>
+        <w:sz w:val="20"/>
+      </w:rPr>
+    </w:lvl>
+    <w:lvl w:ilvl="6" w:tentative="1">
+      <w:start w:val="1"/>
+      <w:numFmt w:val="bullet"/>
+      <w:lvlText w:val=""/>
+      <w:lvlJc w:val="left"/>
+      <w:pPr>
+        <w:tabs>
+          <w:tab w:val="num" w:pos="5040"/>
+        </w:tabs>
+        <w:ind w:left="5040" w:hanging="360"/>
+      </w:pPr>
+      <w:rPr>
+        <w:rFonts w:ascii="Wingdings" w:hAnsi="Wingdings" w:hint="default"/>
+        <w:sz w:val="20"/>
+      </w:rPr>
+    </w:lvl>
+    <w:lvl w:ilvl="7" w:tentative="1">
+      <w:start w:val="1"/>
+      <w:numFmt w:val="bullet"/>
+      <w:lvlText w:val=""/>
+      <w:lvlJc w:val="left"/>
+      <w:pPr>
+        <w:tabs>
+          <w:tab w:val="num" w:pos="5760"/>
+        </w:tabs>
+        <w:ind w:left="5760" w:hanging="360"/>
+      </w:pPr>
+      <w:rPr>
+        <w:rFonts w:ascii="Wingdings" w:hAnsi="Wingdings" w:hint="default"/>
+        <w:sz w:val="20"/>
+      </w:rPr>
+    </w:lvl>
+    <w:lvl w:ilvl="8" w:tentative="1">
+      <w:start w:val="1"/>
+      <w:numFmt w:val="bullet"/>
+      <w:lvlText w:val=""/>
+      <w:lvlJc w:val="left"/>
+      <w:pPr>
+        <w:tabs>
+          <w:tab w:val="num" w:pos="6480"/>
+        </w:tabs>
+        <w:ind w:left="6480" w:hanging="360"/>
+      </w:pPr>
+      <w:rPr>
+        <w:rFonts w:ascii="Wingdings" w:hAnsi="Wingdings" w:hint="default"/>
+        <w:sz w:val="20"/>
+      </w:rPr>
+    </w:lvl>
+  </w:abstractNum>
+  <w:abstractNum w:abstractNumId="2" w15:restartNumberingAfterBreak="0">
+    <w:nsid w:val="2DCE03DD"/>
+    <w:multiLevelType w:val="multilevel"/>
+    <w:tmpl w:val="A3EE783E"/>
+    <w:lvl w:ilvl="0">
+      <w:start w:val="1"/>
+      <w:numFmt w:val="bullet"/>
+      <w:lvlText w:val=""/>
+      <w:lvlJc w:val="left"/>
+      <w:pPr>
+        <w:tabs>
+          <w:tab w:val="num" w:pos="720"/>
+        </w:tabs>
+        <w:ind w:left="720" w:hanging="360"/>
+      </w:pPr>
+      <w:rPr>
+        <w:rFonts w:ascii="Symbol" w:hAnsi="Symbol" w:hint="default"/>
+        <w:sz w:val="20"/>
+      </w:rPr>
+    </w:lvl>
+    <w:lvl w:ilvl="1">
+      <w:start w:val="1"/>
+      <w:numFmt w:val="bullet"/>
+      <w:lvlText w:val="o"/>
+      <w:lvlJc w:val="left"/>
+      <w:pPr>
+        <w:tabs>
+          <w:tab w:val="num" w:pos="1440"/>
+        </w:tabs>
+        <w:ind w:left="1440" w:hanging="360"/>
+      </w:pPr>
+      <w:rPr>
+        <w:rFonts w:ascii="Courier New" w:hAnsi="Courier New" w:hint="default"/>
+        <w:sz w:val="20"/>
+      </w:rPr>
+    </w:lvl>
+    <w:lvl w:ilvl="2" w:tentative="1">
+      <w:start w:val="1"/>
+      <w:numFmt w:val="bullet"/>
+      <w:lvlText w:val=""/>
+      <w:lvlJc w:val="left"/>
+      <w:pPr>
+        <w:tabs>
+          <w:tab w:val="num" w:pos="2160"/>
+        </w:tabs>
+        <w:ind w:left="2160" w:hanging="360"/>
+      </w:pPr>
+      <w:rPr>
+        <w:rFonts w:ascii="Wingdings" w:hAnsi="Wingdings" w:hint="default"/>
+        <w:sz w:val="20"/>
+      </w:rPr>
+    </w:lvl>
+    <w:lvl w:ilvl="3" w:tentative="1">
+      <w:start w:val="1"/>
+      <w:numFmt w:val="bullet"/>
+      <w:lvlText w:val=""/>
+      <w:lvlJc w:val="left"/>
+      <w:pPr>
+        <w:tabs>
+          <w:tab w:val="num" w:pos="2880"/>
+        </w:tabs>
+        <w:ind w:left="2880" w:hanging="360"/>
+      </w:pPr>
+      <w:rPr>
+        <w:rFonts w:ascii="Wingdings" w:hAnsi="Wingdings" w:hint="default"/>
+        <w:sz w:val="20"/>
+      </w:rPr>
+    </w:lvl>
+    <w:lvl w:ilvl="4" w:tentative="1">
+      <w:start w:val="1"/>
+      <w:numFmt w:val="bullet"/>
+      <w:lvlText w:val=""/>
+      <w:lvlJc w:val="left"/>
+      <w:pPr>
+        <w:tabs>
+          <w:tab w:val="num" w:pos="3600"/>
+        </w:tabs>
+        <w:ind w:left="3600" w:hanging="360"/>
+      </w:pPr>
+      <w:rPr>
+        <w:rFonts w:ascii="Wingdings" w:hAnsi="Wingdings" w:hint="default"/>
+        <w:sz w:val="20"/>
+      </w:rPr>
+    </w:lvl>
+    <w:lvl w:ilvl="5" w:tentative="1">
+      <w:start w:val="1"/>
+      <w:numFmt w:val="bullet"/>
+      <w:lvlText w:val=""/>
+      <w:lvlJc w:val="left"/>
+      <w:pPr>
+        <w:tabs>
+          <w:tab w:val="num" w:pos="4320"/>
+        </w:tabs>
+        <w:ind w:left="4320" w:hanging="360"/>
+      </w:pPr>
+      <w:rPr>
+        <w:rFonts w:ascii="Wingdings" w:hAnsi="Wingdings" w:hint="default"/>
+        <w:sz w:val="20"/>
+      </w:rPr>
+    </w:lvl>
+    <w:lvl w:ilvl="6" w:tentative="1">
+      <w:start w:val="1"/>
+      <w:numFmt w:val="bullet"/>
+      <w:lvlText w:val=""/>
+      <w:lvlJc w:val="left"/>
+      <w:pPr>
+        <w:tabs>
+          <w:tab w:val="num" w:pos="5040"/>
+        </w:tabs>
+        <w:ind w:left="5040" w:hanging="360"/>
+      </w:pPr>
+      <w:rPr>
+        <w:rFonts w:ascii="Wingdings" w:hAnsi="Wingdings" w:hint="default"/>
+        <w:sz w:val="20"/>
+      </w:rPr>
+    </w:lvl>
+    <w:lvl w:ilvl="7" w:tentative="1">
+      <w:start w:val="1"/>
+      <w:numFmt w:val="bullet"/>
+      <w:lvlText w:val=""/>
+      <w:lvlJc w:val="left"/>
+      <w:pPr>
+        <w:tabs>
+          <w:tab w:val="num" w:pos="5760"/>
+        </w:tabs>
+        <w:ind w:left="5760" w:hanging="360"/>
+      </w:pPr>
+      <w:rPr>
+        <w:rFonts w:ascii="Wingdings" w:hAnsi="Wingdings" w:hint="default"/>
+        <w:sz w:val="20"/>
+      </w:rPr>
+    </w:lvl>
+    <w:lvl w:ilvl="8" w:tentative="1">
+      <w:start w:val="1"/>
+      <w:numFmt w:val="bullet"/>
+      <w:lvlText w:val=""/>
+      <w:lvlJc w:val="left"/>
+      <w:pPr>
+        <w:tabs>
+          <w:tab w:val="num" w:pos="6480"/>
+        </w:tabs>
+        <w:ind w:left="6480" w:hanging="360"/>
+      </w:pPr>
+      <w:rPr>
+        <w:rFonts w:ascii="Wingdings" w:hAnsi="Wingdings" w:hint="default"/>
+        <w:sz w:val="20"/>
+      </w:rPr>
+    </w:lvl>
+  </w:abstractNum>
+  <w:abstractNum w:abstractNumId="3" w15:restartNumberingAfterBreak="0">
+    <w:nsid w:val="3F404864"/>
+    <w:multiLevelType w:val="multilevel"/>
+    <w:tmpl w:val="AB6E3F8A"/>
+    <w:lvl w:ilvl="0">
+      <w:start w:val="1"/>
+      <w:numFmt w:val="bullet"/>
+      <w:lvlText w:val=""/>
+      <w:lvlJc w:val="left"/>
+      <w:pPr>
+        <w:tabs>
+          <w:tab w:val="num" w:pos="720"/>
+        </w:tabs>
+        <w:ind w:left="720" w:hanging="360"/>
+      </w:pPr>
+      <w:rPr>
+        <w:rFonts w:ascii="Symbol" w:hAnsi="Symbol" w:hint="default"/>
+        <w:sz w:val="20"/>
+      </w:rPr>
+    </w:lvl>
+    <w:lvl w:ilvl="1" w:tentative="1">
+      <w:start w:val="1"/>
+      <w:numFmt w:val="bullet"/>
+      <w:lvlText w:val="o"/>
+      <w:lvlJc w:val="left"/>
+      <w:pPr>
+        <w:tabs>
+          <w:tab w:val="num" w:pos="1440"/>
+        </w:tabs>
+        <w:ind w:left="1440" w:hanging="360"/>
+      </w:pPr>
+      <w:rPr>
+        <w:rFonts w:ascii="Courier New" w:hAnsi="Courier New" w:hint="default"/>
+        <w:sz w:val="20"/>
+      </w:rPr>
+    </w:lvl>
+    <w:lvl w:ilvl="2" w:tentative="1">
+      <w:start w:val="1"/>
+      <w:numFmt w:val="bullet"/>
+      <w:lvlText w:val=""/>
+      <w:lvlJc w:val="left"/>
+      <w:pPr>
+        <w:tabs>
+          <w:tab w:val="num" w:pos="2160"/>
+        </w:tabs>
+        <w:ind w:left="2160" w:hanging="360"/>
+      </w:pPr>
+      <w:rPr>
+        <w:rFonts w:ascii="Wingdings" w:hAnsi="Wingdings" w:hint="default"/>
+        <w:sz w:val="20"/>
+      </w:rPr>
+    </w:lvl>
+    <w:lvl w:ilvl="3" w:tentative="1">
+      <w:start w:val="1"/>
+      <w:numFmt w:val="bullet"/>
+      <w:lvlText w:val=""/>
+      <w:lvlJc w:val="left"/>
+      <w:pPr>
+        <w:tabs>
+          <w:tab w:val="num" w:pos="2880"/>
+        </w:tabs>
+        <w:ind w:left="2880" w:hanging="360"/>
+      </w:pPr>
+      <w:rPr>
+        <w:rFonts w:ascii="Wingdings" w:hAnsi="Wingdings" w:hint="default"/>
+        <w:sz w:val="20"/>
+      </w:rPr>
+    </w:lvl>
+    <w:lvl w:ilvl="4" w:tentative="1">
+      <w:start w:val="1"/>
+      <w:numFmt w:val="bullet"/>
+      <w:lvlText w:val=""/>
+      <w:lvlJc w:val="left"/>
+      <w:pPr>
+        <w:tabs>
+          <w:tab w:val="num" w:pos="3600"/>
+        </w:tabs>
+        <w:ind w:left="3600" w:hanging="360"/>
+      </w:pPr>
+      <w:rPr>
+        <w:rFonts w:ascii="Wingdings" w:hAnsi="Wingdings" w:hint="default"/>
+        <w:sz w:val="20"/>
+      </w:rPr>
+    </w:lvl>
+    <w:lvl w:ilvl="5" w:tentative="1">
+      <w:start w:val="1"/>
+      <w:numFmt w:val="bullet"/>
+      <w:lvlText w:val=""/>
+      <w:lvlJc w:val="left"/>
+      <w:pPr>
+        <w:tabs>
+          <w:tab w:val="num" w:pos="4320"/>
+        </w:tabs>
+        <w:ind w:left="4320" w:hanging="360"/>
+      </w:pPr>
+      <w:rPr>
+        <w:rFonts w:ascii="Wingdings" w:hAnsi="Wingdings" w:hint="default"/>
+        <w:sz w:val="20"/>
+      </w:rPr>
+    </w:lvl>
+    <w:lvl w:ilvl="6" w:tentative="1">
+      <w:start w:val="1"/>
+      <w:numFmt w:val="bullet"/>
+      <w:lvlText w:val=""/>
+      <w:lvlJc w:val="left"/>
+      <w:pPr>
+        <w:tabs>
+          <w:tab w:val="num" w:pos="5040"/>
+        </w:tabs>
+        <w:ind w:left="5040" w:hanging="360"/>
+      </w:pPr>
+      <w:rPr>
+        <w:rFonts w:ascii="Wingdings" w:hAnsi="Wingdings" w:hint="default"/>
+        <w:sz w:val="20"/>
+      </w:rPr>
+    </w:lvl>
+    <w:lvl w:ilvl="7" w:tentative="1">
+      <w:start w:val="1"/>
+      <w:numFmt w:val="bullet"/>
+      <w:lvlText w:val=""/>
+      <w:lvlJc w:val="left"/>
+      <w:pPr>
+        <w:tabs>
+          <w:tab w:val="num" w:pos="5760"/>
+        </w:tabs>
+        <w:ind w:left="5760" w:hanging="360"/>
+      </w:pPr>
+      <w:rPr>
+        <w:rFonts w:ascii="Wingdings" w:hAnsi="Wingdings" w:hint="default"/>
+        <w:sz w:val="20"/>
+      </w:rPr>
+    </w:lvl>
+    <w:lvl w:ilvl="8" w:tentative="1">
+      <w:start w:val="1"/>
+      <w:numFmt w:val="bullet"/>
+      <w:lvlText w:val=""/>
+      <w:lvlJc w:val="left"/>
+      <w:pPr>
+        <w:tabs>
+          <w:tab w:val="num" w:pos="6480"/>
+        </w:tabs>
+        <w:ind w:left="6480" w:hanging="360"/>
+      </w:pPr>
+      <w:rPr>
+        <w:rFonts w:ascii="Wingdings" w:hAnsi="Wingdings" w:hint="default"/>
+        <w:sz w:val="20"/>
+      </w:rPr>
+    </w:lvl>
+  </w:abstractNum>
+  <w:abstractNum w:abstractNumId="4" w15:restartNumberingAfterBreak="0">
+    <w:nsid w:val="42D77B96"/>
+    <w:multiLevelType w:val="multilevel"/>
+    <w:tmpl w:val="0C5EB03E"/>
+    <w:lvl w:ilvl="0">
+      <w:start w:val="1"/>
+      <w:numFmt w:val="bullet"/>
+      <w:lvlText w:val=""/>
+      <w:lvlJc w:val="left"/>
+      <w:pPr>
+        <w:tabs>
+          <w:tab w:val="num" w:pos="720"/>
+        </w:tabs>
+        <w:ind w:left="720" w:hanging="360"/>
+      </w:pPr>
+      <w:rPr>
+        <w:rFonts w:ascii="Symbol" w:hAnsi="Symbol" w:hint="default"/>
+        <w:sz w:val="20"/>
+      </w:rPr>
+    </w:lvl>
+    <w:lvl w:ilvl="1" w:tentative="1">
+      <w:start w:val="1"/>
+      <w:numFmt w:val="bullet"/>
+      <w:lvlText w:val="o"/>
+      <w:lvlJc w:val="left"/>
+      <w:pPr>
+        <w:tabs>
+          <w:tab w:val="num" w:pos="1440"/>
+        </w:tabs>
+        <w:ind w:left="1440" w:hanging="360"/>
+      </w:pPr>
+      <w:rPr>
+        <w:rFonts w:ascii="Courier New" w:hAnsi="Courier New" w:hint="default"/>
+        <w:sz w:val="20"/>
+      </w:rPr>
+    </w:lvl>
+    <w:lvl w:ilvl="2" w:tentative="1">
+      <w:start w:val="1"/>
+      <w:numFmt w:val="bullet"/>
+      <w:lvlText w:val=""/>
+      <w:lvlJc w:val="left"/>
+      <w:pPr>
+        <w:tabs>
+          <w:tab w:val="num" w:pos="2160"/>
+        </w:tabs>
+        <w:ind w:left="2160" w:hanging="360"/>
+      </w:pPr>
+      <w:rPr>
+        <w:rFonts w:ascii="Wingdings" w:hAnsi="Wingdings" w:hint="default"/>
+        <w:sz w:val="20"/>
+      </w:rPr>
+    </w:lvl>
+    <w:lvl w:ilvl="3" w:tentative="1">
+      <w:start w:val="1"/>
+      <w:numFmt w:val="bullet"/>
+      <w:lvlText w:val=""/>
+      <w:lvlJc w:val="left"/>
+      <w:pPr>
+        <w:tabs>
+          <w:tab w:val="num" w:pos="2880"/>
+        </w:tabs>
+        <w:ind w:left="2880" w:hanging="360"/>
+      </w:pPr>
+      <w:rPr>
+        <w:rFonts w:ascii="Wingdings" w:hAnsi="Wingdings" w:hint="default"/>
+        <w:sz w:val="20"/>
+      </w:rPr>
+    </w:lvl>
+    <w:lvl w:ilvl="4" w:tentative="1">
+      <w:start w:val="1"/>
+      <w:numFmt w:val="bullet"/>
+      <w:lvlText w:val=""/>
+      <w:lvlJc w:val="left"/>
+      <w:pPr>
+        <w:tabs>
+          <w:tab w:val="num" w:pos="3600"/>
+        </w:tabs>
+        <w:ind w:left="3600" w:hanging="360"/>
+      </w:pPr>
+      <w:rPr>
+        <w:rFonts w:ascii="Wingdings" w:hAnsi="Wingdings" w:hint="default"/>
+        <w:sz w:val="20"/>
+      </w:rPr>
+    </w:lvl>
+    <w:lvl w:ilvl="5" w:tentative="1">
+      <w:start w:val="1"/>
+      <w:numFmt w:val="bullet"/>
+      <w:lvlText w:val=""/>
+      <w:lvlJc w:val="left"/>
+      <w:pPr>
+        <w:tabs>
+          <w:tab w:val="num" w:pos="4320"/>
+        </w:tabs>
+        <w:ind w:left="4320" w:hanging="360"/>
+      </w:pPr>
+      <w:rPr>
+        <w:rFonts w:ascii="Wingdings" w:hAnsi="Wingdings" w:hint="default"/>
+        <w:sz w:val="20"/>
+      </w:rPr>
+    </w:lvl>
+    <w:lvl w:ilvl="6" w:tentative="1">
+      <w:start w:val="1"/>
+      <w:numFmt w:val="bullet"/>
+      <w:lvlText w:val=""/>
+      <w:lvlJc w:val="left"/>
+      <w:pPr>
+        <w:tabs>
+          <w:tab w:val="num" w:pos="5040"/>
+        </w:tabs>
+        <w:ind w:left="5040" w:hanging="360"/>
+      </w:pPr>
+      <w:rPr>
+        <w:rFonts w:ascii="Wingdings" w:hAnsi="Wingdings" w:hint="default"/>
+        <w:sz w:val="20"/>
+      </w:rPr>
+    </w:lvl>
+    <w:lvl w:ilvl="7" w:tentative="1">
+      <w:start w:val="1"/>
+      <w:numFmt w:val="bullet"/>
+      <w:lvlText w:val=""/>
+      <w:lvlJc w:val="left"/>
+      <w:pPr>
+        <w:tabs>
+          <w:tab w:val="num" w:pos="5760"/>
+        </w:tabs>
+        <w:ind w:left="5760" w:hanging="360"/>
+      </w:pPr>
+      <w:rPr>
+        <w:rFonts w:ascii="Wingdings" w:hAnsi="Wingdings" w:hint="default"/>
+        <w:sz w:val="20"/>
+      </w:rPr>
+    </w:lvl>
+    <w:lvl w:ilvl="8" w:tentative="1">
+      <w:start w:val="1"/>
+      <w:numFmt w:val="bullet"/>
+      <w:lvlText w:val=""/>
+      <w:lvlJc w:val="left"/>
+      <w:pPr>
+        <w:tabs>
+          <w:tab w:val="num" w:pos="6480"/>
+        </w:tabs>
+        <w:ind w:left="6480" w:hanging="360"/>
+      </w:pPr>
+      <w:rPr>
+        <w:rFonts w:ascii="Wingdings" w:hAnsi="Wingdings" w:hint="default"/>
+        <w:sz w:val="20"/>
+      </w:rPr>
+    </w:lvl>
+  </w:abstractNum>
+  <w:abstractNum w:abstractNumId="5" w15:restartNumberingAfterBreak="0">
     <w:nsid w:val="43252144"/>
     <w:multiLevelType w:val="multilevel"/>
     <w:tmpl w:val="D3A274B0"/>
@@ -4265,8 +9113,479 @@
       </w:pPr>
     </w:lvl>
   </w:abstractNum>
+  <w:abstractNum w:abstractNumId="6" w15:restartNumberingAfterBreak="0">
+    <w:nsid w:val="6B0C09B6"/>
+    <w:multiLevelType w:val="multilevel"/>
+    <w:tmpl w:val="55D08404"/>
+    <w:lvl w:ilvl="0">
+      <w:start w:val="1"/>
+      <w:numFmt w:val="bullet"/>
+      <w:lvlText w:val=""/>
+      <w:lvlJc w:val="left"/>
+      <w:pPr>
+        <w:tabs>
+          <w:tab w:val="num" w:pos="720"/>
+        </w:tabs>
+        <w:ind w:left="720" w:hanging="360"/>
+      </w:pPr>
+      <w:rPr>
+        <w:rFonts w:ascii="Symbol" w:hAnsi="Symbol" w:hint="default"/>
+        <w:sz w:val="20"/>
+      </w:rPr>
+    </w:lvl>
+    <w:lvl w:ilvl="1">
+      <w:start w:val="1"/>
+      <w:numFmt w:val="bullet"/>
+      <w:lvlText w:val="o"/>
+      <w:lvlJc w:val="left"/>
+      <w:pPr>
+        <w:tabs>
+          <w:tab w:val="num" w:pos="1440"/>
+        </w:tabs>
+        <w:ind w:left="1440" w:hanging="360"/>
+      </w:pPr>
+      <w:rPr>
+        <w:rFonts w:ascii="Courier New" w:hAnsi="Courier New" w:hint="default"/>
+        <w:sz w:val="20"/>
+      </w:rPr>
+    </w:lvl>
+    <w:lvl w:ilvl="2" w:tentative="1">
+      <w:start w:val="1"/>
+      <w:numFmt w:val="bullet"/>
+      <w:lvlText w:val=""/>
+      <w:lvlJc w:val="left"/>
+      <w:pPr>
+        <w:tabs>
+          <w:tab w:val="num" w:pos="2160"/>
+        </w:tabs>
+        <w:ind w:left="2160" w:hanging="360"/>
+      </w:pPr>
+      <w:rPr>
+        <w:rFonts w:ascii="Wingdings" w:hAnsi="Wingdings" w:hint="default"/>
+        <w:sz w:val="20"/>
+      </w:rPr>
+    </w:lvl>
+    <w:lvl w:ilvl="3" w:tentative="1">
+      <w:start w:val="1"/>
+      <w:numFmt w:val="bullet"/>
+      <w:lvlText w:val=""/>
+      <w:lvlJc w:val="left"/>
+      <w:pPr>
+        <w:tabs>
+          <w:tab w:val="num" w:pos="2880"/>
+        </w:tabs>
+        <w:ind w:left="2880" w:hanging="360"/>
+      </w:pPr>
+      <w:rPr>
+        <w:rFonts w:ascii="Wingdings" w:hAnsi="Wingdings" w:hint="default"/>
+        <w:sz w:val="20"/>
+      </w:rPr>
+    </w:lvl>
+    <w:lvl w:ilvl="4" w:tentative="1">
+      <w:start w:val="1"/>
+      <w:numFmt w:val="bullet"/>
+      <w:lvlText w:val=""/>
+      <w:lvlJc w:val="left"/>
+      <w:pPr>
+        <w:tabs>
+          <w:tab w:val="num" w:pos="3600"/>
+        </w:tabs>
+        <w:ind w:left="3600" w:hanging="360"/>
+      </w:pPr>
+      <w:rPr>
+        <w:rFonts w:ascii="Wingdings" w:hAnsi="Wingdings" w:hint="default"/>
+        <w:sz w:val="20"/>
+      </w:rPr>
+    </w:lvl>
+    <w:lvl w:ilvl="5" w:tentative="1">
+      <w:start w:val="1"/>
+      <w:numFmt w:val="bullet"/>
+      <w:lvlText w:val=""/>
+      <w:lvlJc w:val="left"/>
+      <w:pPr>
+        <w:tabs>
+          <w:tab w:val="num" w:pos="4320"/>
+        </w:tabs>
+        <w:ind w:left="4320" w:hanging="360"/>
+      </w:pPr>
+      <w:rPr>
+        <w:rFonts w:ascii="Wingdings" w:hAnsi="Wingdings" w:hint="default"/>
+        <w:sz w:val="20"/>
+      </w:rPr>
+    </w:lvl>
+    <w:lvl w:ilvl="6" w:tentative="1">
+      <w:start w:val="1"/>
+      <w:numFmt w:val="bullet"/>
+      <w:lvlText w:val=""/>
+      <w:lvlJc w:val="left"/>
+      <w:pPr>
+        <w:tabs>
+          <w:tab w:val="num" w:pos="5040"/>
+        </w:tabs>
+        <w:ind w:left="5040" w:hanging="360"/>
+      </w:pPr>
+      <w:rPr>
+        <w:rFonts w:ascii="Wingdings" w:hAnsi="Wingdings" w:hint="default"/>
+        <w:sz w:val="20"/>
+      </w:rPr>
+    </w:lvl>
+    <w:lvl w:ilvl="7" w:tentative="1">
+      <w:start w:val="1"/>
+      <w:numFmt w:val="bullet"/>
+      <w:lvlText w:val=""/>
+      <w:lvlJc w:val="left"/>
+      <w:pPr>
+        <w:tabs>
+          <w:tab w:val="num" w:pos="5760"/>
+        </w:tabs>
+        <w:ind w:left="5760" w:hanging="360"/>
+      </w:pPr>
+      <w:rPr>
+        <w:rFonts w:ascii="Wingdings" w:hAnsi="Wingdings" w:hint="default"/>
+        <w:sz w:val="20"/>
+      </w:rPr>
+    </w:lvl>
+    <w:lvl w:ilvl="8" w:tentative="1">
+      <w:start w:val="1"/>
+      <w:numFmt w:val="bullet"/>
+      <w:lvlText w:val=""/>
+      <w:lvlJc w:val="left"/>
+      <w:pPr>
+        <w:tabs>
+          <w:tab w:val="num" w:pos="6480"/>
+        </w:tabs>
+        <w:ind w:left="6480" w:hanging="360"/>
+      </w:pPr>
+      <w:rPr>
+        <w:rFonts w:ascii="Wingdings" w:hAnsi="Wingdings" w:hint="default"/>
+        <w:sz w:val="20"/>
+      </w:rPr>
+    </w:lvl>
+  </w:abstractNum>
+  <w:abstractNum w:abstractNumId="7" w15:restartNumberingAfterBreak="0">
+    <w:nsid w:val="6FFA15A5"/>
+    <w:multiLevelType w:val="multilevel"/>
+    <w:tmpl w:val="2884C726"/>
+    <w:lvl w:ilvl="0">
+      <w:start w:val="1"/>
+      <w:numFmt w:val="bullet"/>
+      <w:lvlText w:val=""/>
+      <w:lvlJc w:val="left"/>
+      <w:pPr>
+        <w:tabs>
+          <w:tab w:val="num" w:pos="720"/>
+        </w:tabs>
+        <w:ind w:left="720" w:hanging="360"/>
+      </w:pPr>
+      <w:rPr>
+        <w:rFonts w:ascii="Symbol" w:hAnsi="Symbol" w:hint="default"/>
+        <w:sz w:val="20"/>
+      </w:rPr>
+    </w:lvl>
+    <w:lvl w:ilvl="1" w:tentative="1">
+      <w:start w:val="1"/>
+      <w:numFmt w:val="bullet"/>
+      <w:lvlText w:val="o"/>
+      <w:lvlJc w:val="left"/>
+      <w:pPr>
+        <w:tabs>
+          <w:tab w:val="num" w:pos="1440"/>
+        </w:tabs>
+        <w:ind w:left="1440" w:hanging="360"/>
+      </w:pPr>
+      <w:rPr>
+        <w:rFonts w:ascii="Courier New" w:hAnsi="Courier New" w:hint="default"/>
+        <w:sz w:val="20"/>
+      </w:rPr>
+    </w:lvl>
+    <w:lvl w:ilvl="2" w:tentative="1">
+      <w:start w:val="1"/>
+      <w:numFmt w:val="bullet"/>
+      <w:lvlText w:val=""/>
+      <w:lvlJc w:val="left"/>
+      <w:pPr>
+        <w:tabs>
+          <w:tab w:val="num" w:pos="2160"/>
+        </w:tabs>
+        <w:ind w:left="2160" w:hanging="360"/>
+      </w:pPr>
+      <w:rPr>
+        <w:rFonts w:ascii="Wingdings" w:hAnsi="Wingdings" w:hint="default"/>
+        <w:sz w:val="20"/>
+      </w:rPr>
+    </w:lvl>
+    <w:lvl w:ilvl="3" w:tentative="1">
+      <w:start w:val="1"/>
+      <w:numFmt w:val="bullet"/>
+      <w:lvlText w:val=""/>
+      <w:lvlJc w:val="left"/>
+      <w:pPr>
+        <w:tabs>
+          <w:tab w:val="num" w:pos="2880"/>
+        </w:tabs>
+        <w:ind w:left="2880" w:hanging="360"/>
+      </w:pPr>
+      <w:rPr>
+        <w:rFonts w:ascii="Wingdings" w:hAnsi="Wingdings" w:hint="default"/>
+        <w:sz w:val="20"/>
+      </w:rPr>
+    </w:lvl>
+    <w:lvl w:ilvl="4" w:tentative="1">
+      <w:start w:val="1"/>
+      <w:numFmt w:val="bullet"/>
+      <w:lvlText w:val=""/>
+      <w:lvlJc w:val="left"/>
+      <w:pPr>
+        <w:tabs>
+          <w:tab w:val="num" w:pos="3600"/>
+        </w:tabs>
+        <w:ind w:left="3600" w:hanging="360"/>
+      </w:pPr>
+      <w:rPr>
+        <w:rFonts w:ascii="Wingdings" w:hAnsi="Wingdings" w:hint="default"/>
+        <w:sz w:val="20"/>
+      </w:rPr>
+    </w:lvl>
+    <w:lvl w:ilvl="5" w:tentative="1">
+      <w:start w:val="1"/>
+      <w:numFmt w:val="bullet"/>
+      <w:lvlText w:val=""/>
+      <w:lvlJc w:val="left"/>
+      <w:pPr>
+        <w:tabs>
+          <w:tab w:val="num" w:pos="4320"/>
+        </w:tabs>
+        <w:ind w:left="4320" w:hanging="360"/>
+      </w:pPr>
+      <w:rPr>
+        <w:rFonts w:ascii="Wingdings" w:hAnsi="Wingdings" w:hint="default"/>
+        <w:sz w:val="20"/>
+      </w:rPr>
+    </w:lvl>
+    <w:lvl w:ilvl="6" w:tentative="1">
+      <w:start w:val="1"/>
+      <w:numFmt w:val="bullet"/>
+      <w:lvlText w:val=""/>
+      <w:lvlJc w:val="left"/>
+      <w:pPr>
+        <w:tabs>
+          <w:tab w:val="num" w:pos="5040"/>
+        </w:tabs>
+        <w:ind w:left="5040" w:hanging="360"/>
+      </w:pPr>
+      <w:rPr>
+        <w:rFonts w:ascii="Wingdings" w:hAnsi="Wingdings" w:hint="default"/>
+        <w:sz w:val="20"/>
+      </w:rPr>
+    </w:lvl>
+    <w:lvl w:ilvl="7" w:tentative="1">
+      <w:start w:val="1"/>
+      <w:numFmt w:val="bullet"/>
+      <w:lvlText w:val=""/>
+      <w:lvlJc w:val="left"/>
+      <w:pPr>
+        <w:tabs>
+          <w:tab w:val="num" w:pos="5760"/>
+        </w:tabs>
+        <w:ind w:left="5760" w:hanging="360"/>
+      </w:pPr>
+      <w:rPr>
+        <w:rFonts w:ascii="Wingdings" w:hAnsi="Wingdings" w:hint="default"/>
+        <w:sz w:val="20"/>
+      </w:rPr>
+    </w:lvl>
+    <w:lvl w:ilvl="8" w:tentative="1">
+      <w:start w:val="1"/>
+      <w:numFmt w:val="bullet"/>
+      <w:lvlText w:val=""/>
+      <w:lvlJc w:val="left"/>
+      <w:pPr>
+        <w:tabs>
+          <w:tab w:val="num" w:pos="6480"/>
+        </w:tabs>
+        <w:ind w:left="6480" w:hanging="360"/>
+      </w:pPr>
+      <w:rPr>
+        <w:rFonts w:ascii="Wingdings" w:hAnsi="Wingdings" w:hint="default"/>
+        <w:sz w:val="20"/>
+      </w:rPr>
+    </w:lvl>
+  </w:abstractNum>
+  <w:abstractNum w:abstractNumId="8" w15:restartNumberingAfterBreak="0">
+    <w:nsid w:val="777A4A28"/>
+    <w:multiLevelType w:val="multilevel"/>
+    <w:tmpl w:val="51161810"/>
+    <w:lvl w:ilvl="0">
+      <w:start w:val="1"/>
+      <w:numFmt w:val="bullet"/>
+      <w:lvlText w:val=""/>
+      <w:lvlJc w:val="left"/>
+      <w:pPr>
+        <w:tabs>
+          <w:tab w:val="num" w:pos="720"/>
+        </w:tabs>
+        <w:ind w:left="720" w:hanging="360"/>
+      </w:pPr>
+      <w:rPr>
+        <w:rFonts w:ascii="Symbol" w:hAnsi="Symbol" w:hint="default"/>
+        <w:sz w:val="20"/>
+      </w:rPr>
+    </w:lvl>
+    <w:lvl w:ilvl="1" w:tentative="1">
+      <w:start w:val="1"/>
+      <w:numFmt w:val="bullet"/>
+      <w:lvlText w:val="o"/>
+      <w:lvlJc w:val="left"/>
+      <w:pPr>
+        <w:tabs>
+          <w:tab w:val="num" w:pos="1440"/>
+        </w:tabs>
+        <w:ind w:left="1440" w:hanging="360"/>
+      </w:pPr>
+      <w:rPr>
+        <w:rFonts w:ascii="Courier New" w:hAnsi="Courier New" w:hint="default"/>
+        <w:sz w:val="20"/>
+      </w:rPr>
+    </w:lvl>
+    <w:lvl w:ilvl="2" w:tentative="1">
+      <w:start w:val="1"/>
+      <w:numFmt w:val="bullet"/>
+      <w:lvlText w:val=""/>
+      <w:lvlJc w:val="left"/>
+      <w:pPr>
+        <w:tabs>
+          <w:tab w:val="num" w:pos="2160"/>
+        </w:tabs>
+        <w:ind w:left="2160" w:hanging="360"/>
+      </w:pPr>
+      <w:rPr>
+        <w:rFonts w:ascii="Wingdings" w:hAnsi="Wingdings" w:hint="default"/>
+        <w:sz w:val="20"/>
+      </w:rPr>
+    </w:lvl>
+    <w:lvl w:ilvl="3" w:tentative="1">
+      <w:start w:val="1"/>
+      <w:numFmt w:val="bullet"/>
+      <w:lvlText w:val=""/>
+      <w:lvlJc w:val="left"/>
+      <w:pPr>
+        <w:tabs>
+          <w:tab w:val="num" w:pos="2880"/>
+        </w:tabs>
+        <w:ind w:left="2880" w:hanging="360"/>
+      </w:pPr>
+      <w:rPr>
+        <w:rFonts w:ascii="Wingdings" w:hAnsi="Wingdings" w:hint="default"/>
+        <w:sz w:val="20"/>
+      </w:rPr>
+    </w:lvl>
+    <w:lvl w:ilvl="4" w:tentative="1">
+      <w:start w:val="1"/>
+      <w:numFmt w:val="bullet"/>
+      <w:lvlText w:val=""/>
+      <w:lvlJc w:val="left"/>
+      <w:pPr>
+        <w:tabs>
+          <w:tab w:val="num" w:pos="3600"/>
+        </w:tabs>
+        <w:ind w:left="3600" w:hanging="360"/>
+      </w:pPr>
+      <w:rPr>
+        <w:rFonts w:ascii="Wingdings" w:hAnsi="Wingdings" w:hint="default"/>
+        <w:sz w:val="20"/>
+      </w:rPr>
+    </w:lvl>
+    <w:lvl w:ilvl="5" w:tentative="1">
+      <w:start w:val="1"/>
+      <w:numFmt w:val="bullet"/>
+      <w:lvlText w:val=""/>
+      <w:lvlJc w:val="left"/>
+      <w:pPr>
+        <w:tabs>
+          <w:tab w:val="num" w:pos="4320"/>
+        </w:tabs>
+        <w:ind w:left="4320" w:hanging="360"/>
+      </w:pPr>
+      <w:rPr>
+        <w:rFonts w:ascii="Wingdings" w:hAnsi="Wingdings" w:hint="default"/>
+        <w:sz w:val="20"/>
+      </w:rPr>
+    </w:lvl>
+    <w:lvl w:ilvl="6" w:tentative="1">
+      <w:start w:val="1"/>
+      <w:numFmt w:val="bullet"/>
+      <w:lvlText w:val=""/>
+      <w:lvlJc w:val="left"/>
+      <w:pPr>
+        <w:tabs>
+          <w:tab w:val="num" w:pos="5040"/>
+        </w:tabs>
+        <w:ind w:left="5040" w:hanging="360"/>
+      </w:pPr>
+      <w:rPr>
+        <w:rFonts w:ascii="Wingdings" w:hAnsi="Wingdings" w:hint="default"/>
+        <w:sz w:val="20"/>
+      </w:rPr>
+    </w:lvl>
+    <w:lvl w:ilvl="7" w:tentative="1">
+      <w:start w:val="1"/>
+      <w:numFmt w:val="bullet"/>
+      <w:lvlText w:val=""/>
+      <w:lvlJc w:val="left"/>
+      <w:pPr>
+        <w:tabs>
+          <w:tab w:val="num" w:pos="5760"/>
+        </w:tabs>
+        <w:ind w:left="5760" w:hanging="360"/>
+      </w:pPr>
+      <w:rPr>
+        <w:rFonts w:ascii="Wingdings" w:hAnsi="Wingdings" w:hint="default"/>
+        <w:sz w:val="20"/>
+      </w:rPr>
+    </w:lvl>
+    <w:lvl w:ilvl="8" w:tentative="1">
+      <w:start w:val="1"/>
+      <w:numFmt w:val="bullet"/>
+      <w:lvlText w:val=""/>
+      <w:lvlJc w:val="left"/>
+      <w:pPr>
+        <w:tabs>
+          <w:tab w:val="num" w:pos="6480"/>
+        </w:tabs>
+        <w:ind w:left="6480" w:hanging="360"/>
+      </w:pPr>
+      <w:rPr>
+        <w:rFonts w:ascii="Wingdings" w:hAnsi="Wingdings" w:hint="default"/>
+        <w:sz w:val="20"/>
+      </w:rPr>
+    </w:lvl>
+  </w:abstractNum>
   <w:num w:numId="1" w16cid:durableId="230429432">
+    <w:abstractNumId w:val="5"/>
+  </w:num>
+  <w:num w:numId="2" w16cid:durableId="299893790">
     <w:abstractNumId w:val="0"/>
+  </w:num>
+  <w:num w:numId="3" w16cid:durableId="575282305">
+    <w:abstractNumId w:val="2"/>
+  </w:num>
+  <w:num w:numId="4" w16cid:durableId="1858619529">
+    <w:abstractNumId w:val="1"/>
+  </w:num>
+  <w:num w:numId="5" w16cid:durableId="143133819">
+    <w:abstractNumId w:val="6"/>
+  </w:num>
+  <w:num w:numId="6" w16cid:durableId="1337879116">
+    <w:abstractNumId w:val="8"/>
+  </w:num>
+  <w:num w:numId="7" w16cid:durableId="1947347558">
+    <w:abstractNumId w:val="4"/>
+  </w:num>
+  <w:num w:numId="8" w16cid:durableId="255133698">
+    <w:abstractNumId w:val="3"/>
+  </w:num>
+  <w:num w:numId="9" w16cid:durableId="1480340517">
+    <w:abstractNumId w:val="7"/>
   </w:num>
 </w:numbering>
 </file>
@@ -5382,6 +10701,17 @@
       <w14:ligatures w14:val="none"/>
     </w:rPr>
   </w:style>
+  <w:style w:type="character" w:styleId="Strong">
+    <w:name w:val="Strong"/>
+    <w:basedOn w:val="DefaultParagraphFont"/>
+    <w:uiPriority w:val="22"/>
+    <w:qFormat/>
+    <w:rsid w:val="001813CC"/>
+    <w:rPr>
+      <w:b/>
+      <w:bCs/>
+    </w:rPr>
+  </w:style>
 </w:styles>
 </file>
 
